--- a/01_《三人行》全24集全流程标杆成品库/06_核心场景一景一档/场景01_赵左右家501室及福慧家园五楼水泥楼梯间（玄关·餐厅·厨房·少年卧室·父母主卧）.docx
+++ b/01_《三人行》全24集全流程标杆成品库/06_核心场景一景一档/场景01_赵左右家501室及福慧家园五楼水泥楼梯间（玄关·餐厅·厨房·少年卧室·父母主卧）.docx
@@ -1396,3556 +1396,6 @@
         <w:t>EP21小雪在楼道说漏嘴菠萝汁被赵左右摔门，后扮快递员送达费秦门票；EP22上演全剧高潮“五口之家团圆饺子宴”，刘美奕道出“家是避风港，不是凯旋门”；EP23在82%时空修正下父母忘掉赵爷爷与荀哥；EP24在卧室电脑查知华彩艺考落榜与高考570分，赵东来勾选服从调剂使儿子考入北京云都大学计算机系。</w:t>
       </w:r>
     </w:p>
-    <w:p>
-      <w:pPr>
-        <w:spacing w:before="160" w:after="80" w:line="384" w:lineRule="auto"/>
-        <w:jc w:val="left"/>
-      </w:pPr>
-      <w:r>
-        <w:rPr>
-          <w:rFonts w:ascii="Arial" w:hAnsi="Arial" w:eastAsia="黑体"/>
-          <w:b/>
-          <w:color w:val="141414"/>
-          <w:sz w:val="22"/>
-        </w:rPr>
-        <w:t>（附）本场景全剧登场场次、人物走位调度与场内对白逐集纪实（100%对齐定稿文学剧本）</w:t>
-      </w:r>
-    </w:p>
-    <w:p>
-      <w:pPr>
-        <w:spacing w:before="40" w:after="80" w:line="384" w:lineRule="auto"/>
-        <w:ind w:firstLine="400"/>
-        <w:jc w:val="left"/>
-      </w:pPr>
-      <w:r>
-        <w:rPr>
-          <w:rFonts w:ascii="Times New Roman" w:hAnsi="Times New Roman" w:eastAsia="宋体"/>
-          <w:b w:val="0"/>
-          <w:color w:val="141414"/>
-          <w:sz w:val="20"/>
-        </w:rPr>
-        <w:t>◆ EP01《夺回人生》：【1-31　内　老居民楼水泥楼梯间·赵左右家门外 — 夜】：空间调度与动作详情：狭窄的水泥楼梯间里刷着半高的灰绿色油漆墙裙，配有红色圆管铁扶手。赵左右顺着楼梯往上走，迎面撞见一名搬家工人正抱着大纸箱从楼上匆匆往下搬，他连忙侧身贴着栏杆让路，好奇地回头看了一眼，继续走上楼台。 来到自家贴着红春联的墨绿色防盗铁门前，赵左右脚步一顿——只见门外右侧的地面上，静静放着一只包装极其精致的透明蓝盒太空宇航员生日蛋糕，盒面上印着「HAPPY BIRTHDAY」。赵左右疑惑地眨了眨眼，俯身将那只蓝色蛋糕盒抱进怀里，推门进屋。 切至：　【1-32　内　赵左右家·玄关与餐厨区 — 夜】：出场角色：刘美奕、赵左右、赵东来（画外）、赵东来；空间调度与动作详情：暖黄色的灯光洒满温馨的老式三居室，餐厅高低柜上的生态鱼缸咕嘟咕嘟冒着气泡。赵左右抱着透明蓝色蛋糕盒推门走进玄关，系着碎花围裙的母亲刘美奕正站在厨房镶花玻璃推拉门旁忙活。 赵左右挠了挠头，语气里带着几分少年的急切。 厨房里的刘美奕低头瞧见墙角堆着的一大麻袋土豆，伸手一摸顿时火冒三丈，冲着外屋大喊。 身穿灰绿色细格纹衬衫的父亲赵东来笑呵呵地走到厨房门口。刘美奕抓起两个已经冻硬发芽的土豆举到他面前。 看着爸妈日常拌嘴，站在门厅里的赵左右举了举怀里那只精致的透明蓝色太空蛋糕盒。；场内关键对白：刘美奕：“回来了。” ／ 赵左右：“妈，隔壁张叔一家是搬家了吗？” ／ 刘美奕：“谁知道呢，连夜跟逃难似的，说搬就搬。这新来的邻居老头也挺奇怪的，要给钱买咱家的旧被子。” ／ 赵左右：“我寻思送他一床得了，谁会买二手被子啊。” ／ 赵东来（画外）：“你妈也是，好歹卖个十块二十块的。”　【1-33　内　赵左右家·赵左右房间 — 夜】：出场角色：赵左右；空间调度与动作详情：贴满热血动漫海报的小卧室里亮着暖黄的台灯。那只透明蓝盒太空生日蛋糕被放在床前的矮柜上。赵左右坐在单人木床沿上，把沉甸甸的黑色双肩书包放到膝头，刺啦一声拉开拉链——里面竟然被塞得满满当当。 他先从书包里掏出一本厚厚的《Harry Potter》英文原版书，书页间掉出一张手写贺卡。卡片上用马克笔龙飞凤舞地写着祝福，偏偏把「Surprise!」少写了一个字母拼成了「Suprise!」。赵左右看着那行熟悉的错别字，原本郁结了一下午的心头阴霾瞬间一扫而空，扑哧一声笑了出来。 他放下贺卡，又从书包深处捧出一本装订得整整齐齐的厚笔记本。封面上用工整隽秀的字迹写着：《答案略集锦（赠：赵左右）》，翻开内页，全是一道道被省略了标准答案的数学难题详细推导步骤与红笔批注。赵左右脸上的嬉笑渐渐收住，眼底涌起满满的感动。 他摩挲着两位死党悄悄塞进书包的礼物，嘴角高高扬起，对着空气不服气地大声宣布。 话音落下，他的目光忽然转到床前矮柜上那只精致的透明蓝盒太空生日蛋糕上，神情慢慢安静下来，若有所思地喃喃自语。；场内关键对白：赵左右：“怪不得书包那么沉。瞒了我一天。” ／ 赵左右：“Surprise还拼错了，倒也算是你罗爱文的防伪标记。” ／ 赵左右：“《答案略集锦》。陈明，还是你懂我。” ／ 赵左右：“苟未来，谁说我兄弟们会忘了我的！” ／ 赵左右：“那这蛋糕……如果不是陈明和罗爱文送的，那会不会是……”　【1-35　内　赵左右家·餐厅 — 夜】：出场角色：刘美奕、赵左右、赵东来；空间调度与动作详情：赵家餐厅里关了大灯，餐桌正中的生日蛋糕上插着「16」字样的数字蜡烛，跳跃的烛火映亮了一家三口的脸庞。见儿子望着烛火出神，母亲刘美奕温柔地开口询问。 刘美奕整理了一下衣领，语气温婉。 16岁的赵左右双手合十闭上眼睛，对着摇曳的生日烛光认真许愿。 切至：；场内关键对白：刘美奕：“怎么了儿子？想什么呢？” ／ 赵左右：“没啥。就突然想到，今天班里来了个新同学，人挺仗义的，就是古里古怪的，一直嚷嚷着让我必须报文科。” ／ 赵东来：“依你爸来看啊，你得学理科。我单位那几个同事说了，互联网那是未来的大趋势，纸媒什么这传统媒体，已经开始走下坡路了。” ／ 刘美奕：“哪天再聊这个话题啊，今天儿子生日。儿子，许个愿，吹蜡烛。” ／ 赵左右：“那就爸给我买个新手机，然后妈多给点零花钱。但是最重要的，还是家人朋友身体健康。特别是苟哥的胃。”　【1-38　内/外　2008冬夜多空间群像（漫画屋房间·罗爱文家·办公室·赵家主卧·家属院） — 夜/晨】：出场角色：荀未来（内心独白）、赵东来＆刘美奕（闪回）、荀未来（画外音）、戴主任、赵东来、刘美奕；空间调度与动作详情：开始音乐蒙太奇： 漫画屋狭小的房间里，荀未来摩挲着身份证，在心底向16岁的自己低声告解。 赵家生日餐桌前，父母笑着祝福儿子，少年赵左右开心地向爸妈道谢。 漫画屋洗手间镜子前，荀未来看着镜中41岁的自己，身后衣架上挂着那件蓝白相间的长林八中校服；欧式豪宅餐厅里，身穿黑白条纹毛衣的罗爱文正陪着家人吃饭。 荀未来回到小木桌前，在暖黄的台灯下翻开书本静静独处。；场内关键对白：荀未来（内心独白）：“小赵，原谅我。我知道学纸媒，你可能真的会穷二十五年。但我只能顾着先改善自己当下的生活。我们是一个人，这样……不算自私吧。” ／ 赵东来＆刘美奕（闪回）：“心想事成。” ／ 荀未来（画外音）：“来到2008年，像一次毫无准备的长途旅行。这里有我熟悉的人——却唯独没那么熟悉自己。” ／ 荀未来（画外音）：“第一夜，思绪乱飞。改命，我怎么敢的？我从来都不敢。所以我必须敢。” ／ 戴主任：“怪不得早上一直护着这破杂志，不肯让我没收。青春，真好。”　【1-42　外　家属院·三个雪人院落 — 日】：空间调度与动作详情：清晨的阳光洒在老式家属院的积雪小路上。戴着黑色礼帽与墨镜的神秘老人收起手机，双手背在身后，步履沉缓地从院落中央那三个并排而立的雪人身旁走过，径直迈入赵左右家所在的单元楼门洞。 切至：　【1-43　内　老居民楼·水泥楼梯间 — 日】：空间调度与动作详情：狭窄的老式水泥楼梯间内，神秘老人扶着红色的金属圆管栏杆，一步一步沉稳地拾级而上，走过转角平台，停在赵左右家隔壁那扇贴着春联的墨绿色防盗铁门前，掏出钥匙打开房门走了进去。 切至：　【1-44　内　神秘老人房间（赵左右家隔壁） — 日】：出场角色：赵了（神秘老人）；空间调度与动作详情：清晨的高色温阳光从左侧装有浅绿防盗栏的双扇木窗斜射进屋内，窗台上摆着绿植盆栽与白搪瓷缸，旧木桌上立着一盏橙黄色圆球灯罩复古台灯。房间右侧靠墙的单人木床上，整整齐齐叠放着那床刚从赵左右家买来的红绿灰格纹旧棉被。 神秘老人推门走进房间，在床尾与木桌之间站定。他抬起双手，先摘下头顶的黑色窄檐礼帽，随后缓缓摘下脸上的深色墨镜——露出一头向后梳拢的银白短发、刻满岁月沟壑的66岁苍老面容，以及左额角那道清晰的陈年旧伤疤。 老人缓缓坐到那床叠着赵家旧被子的单人床沿上，翻开手中的老式黑色翻盖手机。小小的液晶屏幕上，清晰显示着刚才在八中铁围栏外偷拍到的荀未来与少年赵左右的照片。 晨光映在老人深不见底的眼眸中。他死死盯着屏幕上的41岁自己，苍老低沉的声音在寂静的房间里一字一顿地响起。 *开始片尾音乐：；场内关键对白：赵了（神秘老人）：“苟未来。”</w:t>
-      </w:r>
-    </w:p>
-    <w:p>
-      <w:pPr>
-        <w:spacing w:before="40" w:after="80" w:line="384" w:lineRule="auto"/>
-        <w:ind w:firstLine="400"/>
-        <w:jc w:val="left"/>
-      </w:pPr>
-      <w:r>
-        <w:rPr>
-          <w:rFonts w:ascii="Times New Roman" w:hAnsi="Times New Roman" w:eastAsia="宋体"/>
-          <w:b w:val="0"/>
-          <w:color w:val="141414"/>
-          <w:sz w:val="20"/>
-        </w:rPr>
-        <w:t>◆ EP02《第三个雪人》：【2-1　内　赵左右家·赵左右卧室与客厅（闪回） — 夜/日】：出场角色：赵左右（内心独白）、刘美奕、赵了；空间调度与动作详情：2008年1月20日夜。万籁俱寂的卧室里，16岁的赵左右钻在被窝中，手里举着一只亮着冷白光束的手电筒，正屏息凝神地翻看一本《心惊跳》悬疑故事杂志。书页上的铅字在手电筒光圈下格外清晰。 【闪回·赵左右家客厅】白天温暖的赵家客厅里，鱼缸水波微漾，赵左右从小盖到大的那床绿白格纹旧棉被正叠放在桌旁。母亲刘美奕身穿米白色针织毛衣站在鱼缸前，对着头戴黑色礼帽、围着红黑格纹围巾上门的对门新邻居赵了不好意思地解释。 66岁的赵了目光温和地注视着那床熟悉的旧棉被，嘴角浮现出一丝怀念的笑意。 刘美奕怔了一下，随即热情客气地摆了摆手。 赵了走上前，双手珍重地抱起那床厚实的绿白格纹旧被子，低头将整张脸深深埋进被面嗅闻着久违的家的气息，随后缓缓抬起头，冲刘美奕露出一抹慈祥却令少年赵左右毛骨悚然的微笑。；场内关键对白：赵左右（内心独白）：“凶手会在下手之前采风，试探自己的猎物。” ／ 刘美奕：“这被子都用了十几年了，孩子嫌有霉味，我也怎么都洗不掉了。” ／ 赵了：“没关系，我最喜欢这种。开个价吧。” ／ 刘美奕：“那倒也不值什么钱，咱们以后都是邻居了，您需要的话，这被子就送给您了。” ／ 赵了：“谢谢。”　【2-2　内　赵左右家老居民楼·五楼楼道（噩梦） — 夜】：出场角色：赵了；空间调度与动作详情：夜深人静。身穿黑白横条纹睡衣的赵左右打着手电筒，轻轻推开501室的防盗门，蹑手蹑脚地溜进昏暗的五楼楼道。 赵左右猫着腰走到对门502室（赵了住处）的绿色防盗门前，把耳朵贴在门板上听了听。随后他从睡衣口袋里掏出银灰色诺基亚直板手机，按下录音键，小心翼翼地将手机从502室门底的缝隙塞了进去。 数秒后，赵左右将手机从门缝下抽回来，点开播放键贴在耳边细听——听筒里只有一片死寂的沙沙声。就在这时，502室门内突然传来一阵沉稳的皮鞋脚步声，一步步逼近门后！ 赵左右脸色骤变，慌忙收起手机转身想跑，头顶的楼道声控灯却在此时“啪”地熄灭。黑暗中，502室的铁门缓缓拉开，赵左右吓得瘫坐在501室门口。 声控灯再次亮起——头戴黑色礼帽、身穿黑色长大衣的66岁赵了如同恐怖片里的终极反派般高高伫立在赵左右面前，居高临下地俯视着他。；场内关键对白：赵了：“别怕，孩子，恐怖片里主角，都是这么作死的。”　【2-4　内　赵左右家老居民楼·五楼楼梯间与502室（闪回） — 日/夜】：出场角色：赵了、赵左右、赵左右（内心独白）；空间调度与动作详情：【闪回·前一日五楼楼道】16岁的赵左右背着双肩书包顺着水泥楼梯走上五楼，站在自家501室绿色防盗门前掏钥匙。对门502室的防盗门“吱呀”一声推开，满头银发、身穿黑色针织毛衣内搭白衬衫的66岁赵了探身站在门口，温和地叫住了他。 赵左右背对着赵了浑身紧绷，头也不敢回地支吾推脱，捏着钥匙的手紧张得直抖，连捅了几下都没能把钥匙插进501室的锁孔里。 身后的赵了气定神闲地吐出两个字。 赵左右拧钥匙的动作骤然停住，缓缓转过头去——只见502室门口的赵了正微笑着举起左手，手里赫然捏着两张崭新的红色百元大钞。 赵了拿着手机快步走开。赵左右一个人失魂落魄地坐在水泥楼梯台阶上，两手各捏着一张百元大钞捂住眼睛，心里泛起阵阵嘀咕与懊悔。；场内关键对白：赵了：“孩子，手机借我用用。” ／ 赵左右：“没……没带。” ／ 赵了：“我租。” ／ 赵左右（内心独白）：“凶手会在下手之前采风，试探自己的猎物……真不该借给他的。”　【2-18　内　赵左右家·客厅与餐厅 — 夜】：出场角色：赵左右、刘美奕、赵东来；空间调度与动作详情：夜晚的赵家灯火通明。父亲赵东来穿着黑色高领毛衣坐在客厅沙发上摆弄紫砂茶具，母亲刘美奕系着围裙在玻璃隔断后的厨房里忙碌。赵左右拿着《长林市第八中学文理分科意向表》和一支笔，小心翼翼地走到父亲身旁。 赵东来接过分科表扫了一眼——表格上“所选科类”一栏，“文科”已被赵左右打上了勾，下面工工整整写着一段选科理由。赵东来眉头微蹙，没有立刻签字。刘美奕端着一盘炒菜从厨房走出来摆上餐桌。 赵左右坐到餐桌前拿起筷子。客厅沙发上的赵东来盯着手里的分科表，沉下脸开了腔。 刘美奕解下围裙坐到餐桌旁，连忙打圆场。 赵东来丝毫不领情，把手里的分科表往茶几上一拍，冲着餐桌方向厉声训斥。；场内关键对白：赵左右：“爸，老师的意见反馈来了，说我文理成绩差不多，报文科可以，看家长意见。这儿，签字啊。” ／ 刘美奕：“来，你先吃着啊。” ／ 赵东来：“这到底是哪一步错了呀？你小学的时候成绩挺拔尖的，怎么现在你干什么事都混个中游啊？” ／ 赵左右：“我在八中都能混个中游，不是挺牛的吗？” ／ 赵东来：“瞧你那点能耐！你性子什么时候能要强一点啊？你争口气给我、给你妈看看！”　【2-28　外/内　赵左右家居民楼下三个雪人院落与五楼501门口（倒叙：1月21日夜） — 夜】：出场角色：赵了；空间调度与动作详情：1月21日深夜，鹅毛大雪纷纷扬扬。66岁的赵了蹲在赵家楼下的院落里，亲手将三个并排的雪人堆砌成型，并为雪人戴上手套与帽子。他站起身，慈祥而悲悯地注视着三个雪人。 五楼501室防盗门外，赵了将一只系着蓝色丝带、印着“HAPPY BIRTHDAY”的太空主题透明盒生日蛋糕轻轻放在地上。他站在门前，摘下头顶的黑色礼帽，对着紧闭的家门温柔微笑。 赵了重新戴好礼帽，转过身走向对门的502室，在跨进门内的瞬间低声轻叹。 切至：；场内关键对白：赵了：“小赵啊，我和荀未来，你只能选一条路。但无论你怎么选……” ／ 赵了：“生日快乐。” ／ 赵了：“二零零八年，久违了。”　【2-29　内　徐图图家·徐图图卧室与赵左右家·赵左右卧室（交叉剪辑） — 夜】：出场角色：徐图图（内心独白）、荀未来（画外音）、赵左右（内心独白）；空间调度与动作详情：2008年1月22日夜。红砖老式家属楼二楼户外铁楼梯平台（门牌1449）笼罩在静谧夜色中。卧室内，摘下圆框眼镜的徐图图与熟睡的母亲同睡在一张大床上，她躺在温暖的条纹被窝里，手里拿着白色红边的索爱Walkman滑盖手机。屏幕上显示着手机QQ好友列表，她点开“狂野阳光 (6/6)”分组，点选网名为“狂野阳光”的赵左右头像进入聊天窗口，在输入框里敲下一个“谢”字，看着闪烁的光标，嘴角浮现出一丝笃定的甜笑。 画面叠化出白天3202音乐教室黑板上“徐图图 1”的粉笔字迹，随后叠化至躺在自己卧室床上、双手枕在脑后凝视天花板的16岁赵左右。耳畔再次回响起白天荀未来的追问。 切至：；场内关键对白：徐图图（内心独白）：“是他，一定是他给我投了这一票。” ／ 荀未来（画外音）：“告诉我，你到底把票投给谁了？” ／ 赵左右（内心独白）：“王一漫。我投给了王一漫。”</w:t>
-      </w:r>
-    </w:p>
-    <w:p>
-      <w:pPr>
-        <w:spacing w:before="40" w:after="80" w:line="384" w:lineRule="auto"/>
-        <w:ind w:firstLine="400"/>
-        <w:jc w:val="left"/>
-      </w:pPr>
-      <w:r>
-        <w:rPr>
-          <w:rFonts w:ascii="Times New Roman" w:hAnsi="Times New Roman" w:eastAsia="宋体"/>
-          <w:b w:val="0"/>
-          <w:color w:val="141414"/>
-          <w:sz w:val="20"/>
-        </w:rPr>
-        <w:t>◆ EP03《少年的决定》：【3-2　内　徐图图家·徐图图卧室与501室赵左右卧室（交叉剪辑） — 夜】：出场角色：徐图图（QQ消息）、赵左右（QQ空间留言）、荀未来（QQ消息）、刘美奕（画外音）、赵左右；空间调度与动作详情：2008年1月24日夜。徐图图家卧室内暖黄色的台灯静静亮着，墙面贴着温馨的明信片与手绘贴纸。16岁的徐图图戴着黑色金属细圆框眼镜，身穿米白色粗棒针毛衣端坐在书桌前，正在操作一台黑色IBM笔记本电脑。 电脑屏幕上打开着“与 狂野阳光 聊天中”的QQ2008对话窗口。徐图图手指轻敲键盘输入拼音“yiqi”，选定“1:一起”，怀着隐秘的期待发出一条消息。 徐图图双手托腮盯着屏幕等了几秒，见对方的头像迟迟没有跳动，神色略显局促地抿了抿嘴角，又飞快敲击键盘补发了一条消息。 【交叉剪辑·福慧家园6栋501室赵左右卧室】与此同时，16岁的赵左右身穿长林八中深蓝白条纹校服外套、内搭浅灰色连帽卫衣坐在自己的台式电脑前。显示器上正打开着深蓝夜空背景的“王一漫的QQ空间”，相册栏里贴着王一漫围红围巾的雪地照与教堂风景照。 赵左右目不转睛地盯着王一漫的QQ空间主页，在留言板里一字一顿地敲下留言。；场内关键对白：徐图图（QQ消息）：“寒假快乐 OvO，下周二麻辣烫店有大胃王挑战赛，一起去吧！” ／ 徐图图（QQ消息）：“不想去的话也没关系&gt;&lt;！” ／ 赵左右（QQ空间留言）：“我又来踩了，求回踩” ／ 荀未来（QQ消息）：“钢笔还给王一漫了吗？” ／ 荀未来（QQ消息）：“让你去认识的人你去认识了吗？”　【3-3　内　老居民楼502室·赵了房间与501室赵左右卧室（交叉剪辑与三分屏） — 夜】：出场角色：系统电子女声（画外音）、赵了（代赵左右发QQ）、徐图图（QQ消息）、赵左右、赵左右（闪回）；空间调度与动作详情：一墙之隔的对门502室房间内没有开顶灯，四周幽暗静谧。66岁的赵了身穿黑白复古几何印花开衫端坐在书桌前，面前的一台银色三星（SAMSUNG R55）笔记本电脑散发着冷冽的蓝白光晕。 赵了的笔记本屏幕上完整投射着对门501室赵左右台式电脑的实时远程桌面，屏幕最上方悬浮着一条醒目的深蓝色系统状态栏——“黑鸽子 V2.1 入侵监控中 ｜ 远程控制：关闭”。 赵了注视着屏幕上徐图图发来的邀请以及赵左右留在输入框里的那句“要不下次吧（”，苍老的眼底浮起一抹温和而笃定的笑意。他移动鼠标点击顶栏按钮将“远程控制”切换为“开启”，修长的手指按动退格键，将“要不下次吧（”逐字删空，随后替16岁的自己飞快敲下一行字并点击发送。 【交叉剪辑·徐图图卧室】守在IBM笔记本电脑前的徐图图听到提示音，看到屏幕跳出“狂野阳光：好呀，几点？”，原本失落的眼睛瞬间亮起璀璨的光彩，惊喜地捂住嘴，随即十指如飞地秒回过去。 【切回502室赵了房间】看着屏幕上跳出的欢快颜文字，赵了嘴角含笑点了点头。为了不让16岁的自己察觉异样，赵了心思缜密地在远程控制的QQ输入框里重新敲回“要不下次ba”，保留着拼音输入法候选框“1:把 2:八 3:吧”的未完成状态，随后从容关闭远程控制。；场内关键对白：系统电子女声（画外音）：“黑鸽子为您持续远程监控中。” ／ 赵了（代赵左右发QQ）：“好呀，几点？” ／ 徐图图（QQ消息）：“晚上五点半、不见不散 (/≧∇≦)/” ／ 赵左右：“我刚发过去了吗？” ／ 赵左右（闪回）：“我喜欢徐图图！”　【3-4　内　赵左右家·父母主卧与主卧门外走廊（片名卡：少年的决定） — 日】：空间调度与动作详情：次日清晨（2008年1月25日，寒假前返校日），冬日晨光洒进501室。16岁的赵左右身穿八中深蓝白条纹校服外套，手里攥着一把银色小剪刀，趁父母在厨房忙碌，蹑手蹑脚地溜进父母主卧，从床头柜上飞快摸走一本《小知音》杂志。 赵左右溜到主卧门外的走廊木地板上蹲下身，翻开《小知音》内页，拿起小剪刀沿着中缝小心翼翼地裁剪下来。 被剪下的左侧书页上印着行星环绕的科幻插图与醒目的铅字标题——“宇宙边缘历险记 ●赵左右”，右侧书页则印着“课后巩固45分钟”。画面中央缓缓浮现出本集片名：“第 3 集 少年的决定”。 赵左右将剪下的《宇宙边缘历险记》内页如获至宝地折好揣进校服怀里，起身把缺了一页的《小知音》放回父母主卧床头柜原处。 切至：　【3-9　外/内　老式家属院“三个雪人”院落与五楼501室门口 — 夜】：出场角色：赵左右、赵东来；空间调度与动作详情：暮色四合，华灯初上。赵左右领着荀未来走进福慧家园老式家属院积雪的中心院落。院子中央并排伫立着三个可爱的雪人。 荀未来停下脚步，目光复杂地凝视着那三个雪人。一旁的赵左右得意地拍了拍胸脯。 两人走进6栋单元门爬上五楼。赵左右三步并作两步跑到501室防盗门前敲门喊“爸！”，回头却见身穿黑色满印白色猫咪图案毛衣的荀未来站在水泥楼梯半腰，脚步走得极慢，满脸近乡情怯的恍惚。 501室的绿色防盗门打开，身穿灰色圆领毛衣内搭白衬衫的父亲赵东来迎了出来。 赵东来客气地向荀未来点了点头，随即拉过赵左右小声叮嘱。；场内关键对白：赵左右：“厉害吧？我堆的！走吧。” ／ 赵左右：“咋了你今天？不舒服啊？平时走路我都跟不上你。” ／ 赵左右：“爸，荀未来，我跟你说过的。他在学校里帮了我个大忙，我请他来家里吃饭，让妈多备双筷子。” ／ 赵东来：“你好。——再有什么事啊，先给家里说一声……这个，家里有一个客人了。” ／ 赵左右：“没事。”　【3-10　内　赵左右家·餐厅（五人三代同堂家宴） — 夜】：出场角色：刘美奕、赵左右、赵了、赵东来、荀未来（内心独白）；空间调度与动作详情：餐厅暖黄的吊灯下，圆桌上摆满了热气腾腾的东北家常菜与鲜香海参。赵东来、身穿黑白横条纹高领毛衣的母亲刘美奕、脱去外套穿浅灰连帽卫衣的16岁赵左右、穿黑色猫咪毛衣的41岁荀未来，以及穿纯白高领毛衣的66岁赵了五人围桌而坐。 赵了苍老的眼眸微微颤动，缓步上前，声音温和而低沉。 赵东来热情地端起酒杯朝赵了示意。 众人举杯相碰。坐在餐桌一侧的荀未来死死盯着对面的66岁赵了，脑海中飞速运转。 赵了自然而然地拿起筷子，夹起一筷子好菜放进身旁16岁赵左右的碗里。；场内关键对白：刘美奕：“菜齐了！左右，叫过人了吗？这是咱的新邻居赵了爷爷。” ／ 赵左右：“赵爷爷好。” ／ 刘美奕：“赵爷爷帮了妈妈很大一个忙，而且呀，这些食材也是赵爷爷买的。” ／ 赵了：“您客气了，举手之劳。” ／ 赵东来：“不管怎么说，我们得表示一下感谢，来。”　【3-12　内　赵左右家·父母主卧室 — 夜】：出场角色：赵东来、刘美奕；空间调度与动作详情：同一夜，501室父母主卧内暖黄的床头灯亮着。赵东来身穿深灰色睡衣戴着眼镜靠床看书，刘美奕穿着浅色碎花睡衣坐在床头。 刘美奕整理了一下衣领，语气温婉。 刘美奕掀开被子躺下，突然想起了什么，转头对赵东来嘱咐道。 切至：；场内关键对白：赵东来：“前两天同事一块吃饭，他就坐的隔壁桌，应该是个大人物，消息渠道非常灵通。他也说了，互联网那是未来的大趋势。咱儿子报的是理科……” ／ 刘美奕：“人家说啥你听啥，你也不问问儿子怎么想的。” ／ 赵东来：“孩子他懂什么呀？咱们当父母的，替他把好关就行了，省得长歪了。” ／ 刘美奕：“我们影院放映事故那个事啊，多亏了赵先生帮我说情，要不然，我经理这个位子肯定是保不住了。我就是想感谢感谢人家。” ／ 赵东来：“你别图人啥。”</w:t>
-      </w:r>
-    </w:p>
-    <w:p>
-      <w:pPr>
-        <w:spacing w:before="40" w:after="80" w:line="384" w:lineRule="auto"/>
-        <w:ind w:firstLine="400"/>
-        <w:jc w:val="left"/>
-      </w:pPr>
-      <w:r>
-        <w:rPr>
-          <w:rFonts w:ascii="Times New Roman" w:hAnsi="Times New Roman" w:eastAsia="宋体"/>
-          <w:b w:val="0"/>
-          <w:color w:val="141414"/>
-          <w:sz w:val="20"/>
-        </w:rPr>
-        <w:t>◆ EP04《避风港争夺战》：【4-6　内　赵左右家（501室）·玄关与客厅 — 夜】：出场角色：赵左右、赵东来、刘美奕；空间调度与动作详情：夜幕降临，福慧家园6栋501室赵家客厅里没有开主吊灯，只有角落的落地台灯散发着昏黄低沉的光晕，玄关柜上的生态鱼缸水泵发出单调的嗡鸣声。 16岁的赵左右身穿灰蓝色拼深灰肩部立领羽绒服、背着黑色双肩书包推开防盗门走进玄关，一边低头换鞋一边往屋里张望。 赵左右的话音戛然而止，整个人僵在玄关口——只见客厅的墨绿色布艺沙发上，父亲赵东来正身穿深棕灰色高领毛衣面色铁青地端坐着。沙发前的木茶几上，赫然摊放着从赵东来书房抽屉里翻出来的那本盗版《小知音》杂志。 赵东来眼神冰冷地盯着站在玄关的儿子，手指重重敲击着茶几桌面，声音低沉得像暴风雨前的闷雷。 赵左右双手死死攥紧双肩包的肩带，心虚地低下头，声音细若蚊呐。；场内关键对白：赵左右：“爸妈还没回来啊？等一下……” ／ 赵东来：“你翻我抽屉！文理分科表，我签字的时候，咱们最后报的是什么呀？” ／ 赵左右：“报的……理科。” ／ 赵东来：“报的理科？！那老师打电话过来，怎么跟我说最后报的是文科呀？！啊？！” ／ 赵左右：“我……后来分科表被撕坏了，所以要重新写，重新写就是文科了！我还不能自己选了？！”　【4-7　外　福慧家园老式家属院·五楼窗下雪地 — 夜】：空间调度与动作详情：零下二十度的寒夜里北风呼啸，鹅毛大雪纷扬飘落。 16岁的赵左右连滚带爬地冲出单元门，跑到自家五楼窗户正下方的积雪堆旁，“扑通”一声双膝跪倒在冰冷刺骨的雪地里。 少年将羽绒服兜帽拉起，把头深深埋在臂弯里失声痛哭。他伸出冻得通红僵硬的双手，发疯似地在冻硬的雪层与冰碴间徒手扒拉着被父亲撕碎抛下的《小知音》残页。锋利的冰凌与纸缘划破了少年的指尖，殷红的鲜血一滴滴渗出，染红了手心里那几片残破的铅字纸屑。 切至：　【4-12　外/内　长林饭店豪华套房与501室赵家客厅（双空电话交叉剪辑） — 夜】：出场角色：赵了、刘美奕；空间调度与动作详情：长林市中心，高耸气派的星级酒店大楼在夜色中灯火通明，门头上方四个巨大的金色繁体字熠熠生辉——“長林飯店”。 【长林饭店·豪华套房 ↔ 501室赵家客厅】温暖奢华的欧式套房客厅内，水晶吊灯洒下柔和的香槟金色光芒。脱去棒球帽露出满头银发的66岁赵了身穿暗红色防风外套内搭纯白高领毛衣，正站在落地窗前手持电话，与501室客厅沙发上身穿藏青色开衫内搭浅灰高领毛衣、手握红色座机听筒的母亲刘美奕通电话——这正是刚才荀未来拨打母亲手机提示占线的真正原因。 501室客厅沙发上，刘美奕紧锁了一整晚的眉头终于舒展开来，握着红色座机听筒连声道谢。 听到“投资电影”四个字，501室里的刘美奕眼睛瞬间亮了起来，脸庞焕发出惊喜的光彩。 刘美奕握着红色话筒，语气里透出几分少女般的骄傲与热切。；场内关键对白：赵了：“孩子嘛，现在正在气头上，青春期都有逆反心理，可以理解。我想啊，带他出去玩几天，让他开心开心，也让赵爸爸冷静冷静，你看怎么样？” ／ 刘美奕：“赵先生，您我肯定是信得过的！你们就在长林饭店是吧？这两天左右吃住的花销，请您务必告诉我，我们来付！” ／ 赵了：“这当然了，赵妈妈您太客气了！您的厨艺那么好，以后我有时间到您家蹭饭就行。——对了，我最近啊，准备投资一部电影。” ／ 刘美奕：“真的吗？！叫什么名字啊？什么时候上映？” ／ 赵了：“还在前期筹备当中，慢工出细活嘛。”　【4-14　内　福慧家园6栋五楼·501与502室门外楼梯间 — 日】：出场角色：荀未来（自语）；空间调度与动作详情：2008年1月31日（周四）清晨。身穿卡其色厚羽绒服、戴着黑色毛线手套的41岁荀未来急匆匆爬上福慧家园6栋五楼的水泥楼梯间。 荀未来先凑到501室绿色防盗铁门前侧耳倾听，又转过身打量对门紧闭的502室房门，神色愈发凝重。 荀未来一咬牙，转身快步跑下楼梯。 切至：；场内关键对白：荀未来（自语）：“没去麻辣烫店，也不在他家……难道是未来的我，预判了我的预判？！这姜真是越老越辣！不行，不能让他趁虚而入改变了赵左右的想法！”　【4-18　内　福慧家园6栋五楼·501室门口玄关 — 夜】：空间调度与动作详情：五楼昏黄的楼道声控灯应声亮起。荀未来小心翼翼地搀扶着醉得脚步踉跄、满脸泪痕的父亲赵东来走上五楼楼梯，抬手敲响了501室的防盗门。 防盗门立刻从里面拉开，身穿米白色圆领排扣针织毛衣的母亲刘美奕正焦急地守在门后。一看到门外被小荀搀扶着的丈夫，刘美奕脸上的担忧瞬间化作深深的心疼，连忙伸手扶住赵东来的另一侧胳膊，朝荀未来感激地点了点头，将丈夫扶进屋里。 切至：　【4-19　内　长林饭店豪华套房与501室赵家餐厅（交叉剪辑） — 夜】：出场角色：赵了、刘美奕；空间调度与动作详情：【长林饭店·豪华套房】夜深人静，16岁的赵左右正四仰八叉地躺在宽大松软的酒店大床上呼呼大睡。身穿黑色皮夹克、白衬衫系黑领带的66岁赵了看了一眼熟睡的少年，轻手轻脚地走到套房门廊处，按下接听键将手机贴在耳边。 【501室赵家餐厅】身穿米白色圆领排扣毛衣的刘美奕站在餐桌旁，回头看了一眼客厅沙发上已经酒醒悔悟的赵东来，对着手机柔声恳求道。 【长林饭店·豪华套房】赵了靠在深色木门框旁，苍老的眼底浮起一抹欣慰与释然。 切至：；场内关键对白：赵了：“接个工作电话啊……哎，赵妈妈。” ／ 刘美奕：“赵先生，能麻烦您明早把左右送回来吗？他爸也不知道怎么的，突然就想通了，让父子俩当面说说话，这事儿就过去了。” ／ 赵了：“不是说好了让他多玩几天吗？……好，明白。”</w:t>
-      </w:r>
-    </w:p>
-    <w:p>
-      <w:pPr>
-        <w:spacing w:before="40" w:after="80" w:line="384" w:lineRule="auto"/>
-        <w:ind w:firstLine="400"/>
-        <w:jc w:val="left"/>
-      </w:pPr>
-      <w:r>
-        <w:rPr>
-          <w:rFonts w:ascii="Times New Roman" w:hAnsi="Times New Roman" w:eastAsia="宋体"/>
-          <w:b w:val="0"/>
-          <w:color w:val="141414"/>
-          <w:sz w:val="20"/>
-        </w:rPr>
-        <w:t>◆ EP05《回家》：【5-5　内　赵左右家楼道·501与502室门前 — 日】：出场角色：赵了、刘美奕；空间调度与动作详情：五楼狭窄的水泥楼道内，头戴八角鸭舌帽、身穿棕色长款翻领呢大衣的六十六岁赵了双手交叠在腹前，略带歉意地微躬着身子站在五零一室门前；身穿黑白宽条纹高领毛衣的母亲刘美奕倚在门框旁，神色温和。 刘美奕露出理解的微笑，轻轻摇了摇头宽慰这位热心的老邻居。 刘美奕感激地频频点头，礼貌地向赵了致意。 赵了温和地点头目送刘美奕关门，眼神里满是跨越半个世纪的眷恋与克制。 切至：；场内关键对白：赵了：“不好意思，我没能把小赵带回来。” ／ 刘美奕：“没关系，让他在漫画屋住几天也好。这个年纪嘛，正是交真朋友的时候。” ／ 赵了：“你放心，过年前，我一定再想办法劝他回家住。” ／ 刘美奕：“我自己找时间去漫画屋找他就行。真不好意思，我们家的事，让您费心了。”　【5-12　内　赵左右家楼道·501与502室门前 — 夜】：出场角色：开锁师傅、赵了、巡警、赵东来；空间调度与动作详情：五楼五零二室门前，身穿深绿色棉衣的开锁师傅转动工具咔哒一声打开房门，起身收拾好工具包下楼。巡警 220103 站在门旁温和地叮嘱赵了。 赵了连连点头道谢，与巡警挥手互致新年祝福。 巡警转身下楼，正好与一手拎着黑色公文包、一手插兜走上楼梯的赵东来擦肩而过。赵东来停步回头目送警察下楼的背影，满脸疑惑；站在五零二室门前的赵了立刻满脸堆笑地迎上前去。 赵东来喝得满面红光，带着笑意比划着手势，拍了拍胸脯炫耀。 赵了顺势竖起大拇指迎合，感慨起自己年轻时的风光。；场内关键对白：开锁师傅：“哎哟，开了。好了，我走了。” ／ 赵了：“哎，谢谢，谢谢。” ／ 巡警：“您以后啊，一定多留心点。万一遇到什么需要帮助的情况啊，就来派出所找我们。” ／ 赵了：“好，谢谢警察同志。” ／ 巡警：“那就不打扰了。祝您新年快乐。”</w:t>
-      </w:r>
-    </w:p>
-    <w:p>
-      <w:pPr>
-        <w:spacing w:before="40" w:after="80" w:line="384" w:lineRule="auto"/>
-        <w:ind w:firstLine="400"/>
-        <w:jc w:val="left"/>
-      </w:pPr>
-      <w:r>
-        <w:rPr>
-          <w:rFonts w:ascii="Times New Roman" w:hAnsi="Times New Roman" w:eastAsia="宋体"/>
-          <w:b w:val="0"/>
-          <w:color w:val="141414"/>
-          <w:sz w:val="20"/>
-        </w:rPr>
-        <w:t>◆ EP06《暖雪》：【6-5　内　赵左右家·卧室与客厅 — 日】：出场角色：赵左右、刘美奕、帖文播报、荀未来；空间调度与动作详情：五零一室赵左右卧室内，身穿黑白格纹衬衫的赵左右正坐在电脑前滑动鼠标浏览长林八中吧，一条标题为《【劲爆消息】跨年夜一起来看暖雪！！！》的热帖吸引了他的目光。 母亲刘美奕身穿棕褐色短款羽绒服敲门走进卧室，面带微笑地将修好的银灰色诺基亚直板手机轻轻放在书桌角上。 赵左右拿起修好的手机翻看，神色放松地抬起头看着母亲，笑眯眯地报出菜名。 刘美奕见儿子不再像从前那样随口敷衍，开心得眉开眼笑，伸手轻轻点了点儿子的额头并拍了拍他的肩膀打趣。 赵左右略显羞涩地摸了摸鼻子，挺起胸膛回答。；场内关键对白：赵左右：“暖雪？” ／ 刘美奕：“手机给你修好了啊。明天年夜饭想吃啥呀？” ／ 赵左右：“想吃锅包肉，再来个，炸茄盒。” ／ 刘美奕：“行啊赵左右，你这两天没白离家出走啊，跟变了个人似的。以前每次问你都是随便、随便，最难做的就是随便了。” ／ 赵左右：“妈，我又不是小孩了，总得有点主见啊。”　【6-12　内　赵左右家·餐厅与502室门前 — 夜】：出场角色：赵左右、刘美奕、赵东来、赵了；空间调度与动作详情：除夕之夜，五零一室餐厅桌上摆满了丰盛的年夜饭（包括锅包肉与炸茄盒）。身穿浅蓝色毛衣的赵左右与身穿灰色针织衫的赵东来围坐桌旁互相夹菜，系着粉色围裙的刘美奕端着一个装满热菜的双层不锈钢饭盒从厨房走出来。 赵东来端起酒杯乐呵呵地招呼儿子碰杯，刘美奕将不锈钢饭盒递给赵左右。 赵左右接过饭盒，疑惑地眨了眨眼。 赵左右双手托着不锈钢饭盒走到对门五零二室门前敲了敲门。身穿卡其色厚羽绒服、面容憔悴的六十六岁赵了微开房门。赵左右神色真诚地将饭盒递到身前。 赵了眼中闪过一丝意外与触动，低声询问。；场内关键对白：赵左右：“妈，你别忙活了快来吃啊。” ／ 刘美奕：“哎，马上啊。” ／ 赵东来：“陪我喝一个，陪我喝一个。” ／ 赵左右：“这个这个。” ／ 刘美奕：“儿子，过来来，把这个饭盒啊，给赵了爷爷送过去。”　【6-15　外/内　雪夜街道与王一漫家二楼卧室 — 夜】：出场角色：徐图图、赵左右、王一漫；空间调度与动作详情：雪夜街头，头戴白色毛绒耳罩、身穿浅蓝色羊羔毛大衣的徐图图怀抱绿色礼盒走到赵左右家楼下，仰望五楼亮灯的窗户，掏出索爱手机给“赵左右（狂野阳光）”发送短信（画外音）。 就在这时，身穿黑色牛角扣连帽大衣的赵左右一边接听荀未来的电话，一边从单元门冲出，匆匆跑过路口。 飞霞湾别墅餐厅内，座钟走过半点，舅舅转头向杨敏打听漫漫有没有对象，被王伟之正色打断：“哎，别瞎说啊，我们家漫漫不可能早恋！”杨敏挂念女儿，起身走上二楼推开王一漫卧室房门呼唤“漫漫，你好了吗”，却见房间空无一人，阳台栏杆上赫然系着打结垂向楼下的白色床单！ 雪夜街道上，身穿棕色牛角扣毛领大衣、系着红格围巾的王一漫正迎着寒风边跑边给荀未来打电话。 街角处，怀抱礼盒的徐图图目送赵左右跑向东湖公园方向的背影，疑惑地跟了上去。；场内关键对白：徐图图：“偷偷告诉你，一个小时后会有火流星出现，有暖雪奇观，你一定要准时出门来看！” ／ 赵左右：“好的，荀哥，我马上就到！” ／ 王一漫：“荀未来，我马上来了，你一定要等我！” ／ 徐图图：“他这是去哪儿啊？”　【6-17　内/外　除夕跨年群像空间与赵左右家卧室 — 深夜】：出场角色：赵左右；空间调度与动作详情：五零二室卧室内，六十六岁的赵了裹着厚羽绒服发烧卧床，拿出水银体温计查看，刻度已超过三十九度，无奈地叹气靠回床头。 飞霞湾王家别墅餐厅内，二楼阳台窗外依然垂挂着那条打结的白色床单；母亲杨敏严厉地指责着，王一漫低着头一动不动地坐在餐桌旁。 三条鱼漫画屋内，留着顺直短发的理科学霸陈明独自坐在书桌漫画堆前，挑灯埋头刷题写寒假作业。 家属院公告栏雪堆旁，四十一岁的荀未来蹲在雪地里，手握一罐绿皮哈尔滨啤酒仰头独饮，孤独地仰望着五楼五零一室的窗户。 五零一室赵左右卧室内，身穿黑白条纹长袖的十六岁赵左右静静坐在书桌前，凝视着玻璃缸里游动的金鱼。突然，窗外漆黑的夜空被一道璀璨夺目的金红色光芒撕裂——一颗巨大的火流星拖着长长的焰尾划破长空，将漫天飘落的白雪映照成梦幻般的暖金色，倒映在赵左右震颤的瞳孔中（画外音）。；场内关键对白：赵左右：“火流星，不可预测的轨迹……不可预测吗？”</w:t>
-      </w:r>
-    </w:p>
-    <w:p>
-      <w:pPr>
-        <w:spacing w:before="40" w:after="80" w:line="384" w:lineRule="auto"/>
-        <w:ind w:firstLine="400"/>
-        <w:jc w:val="left"/>
-      </w:pPr>
-      <w:r>
-        <w:rPr>
-          <w:rFonts w:ascii="Times New Roman" w:hAnsi="Times New Roman" w:eastAsia="宋体"/>
-          <w:b w:val="0"/>
-          <w:color w:val="141414"/>
-          <w:sz w:val="20"/>
-        </w:rPr>
-        <w:t>◆ EP07《舒图来了》：【7-6　内　赵左右家·玄关与客厅 — 日】：出场角色：赵左右、刘美奕、赵东来、舒图；空间调度与动作详情：大年初一清晨，五零一室卧室内，身穿黑白条纹长袖T恤的十六岁赵左右在书桌前伸了个懒腰，揉着眼睛走出卧室。玄关处，身穿黑色大衣、围着黑灰格围巾的母亲刘美奕正弯腰换鞋准备出门。 正在玄关穿鞋的刘美奕直起身子，笑着点了点儿子的鼻尖。 刘美奕直起身子朝儿子笑了笑，拉开门把手。 刘美奕推开门回过头，温柔地朝儿子挥了挥手。 刘美奕出门离去。紧接着，身穿灰色拼接毛衣与黑色连帽羽绒服的父亲赵东来也拎起拜年礼品袋走到玄关穿鞋。；场内关键对白：赵左右：“妈，大年初一那么早上班啊？” ／ 刘美奕：“你睡糊涂了吧，春节档就是妈妈的战场啊。对了，饿的话啊，自己找好吃的，我走了。” ／ 赵左右：“新年快乐。” ／ 刘美奕：“新年快乐。” ／ 赵左右：“爸，你也那么早啊？”　【7-11　内　赵左右家·客厅与门廊 — 夜】：出场角色：赵左右、荀未来（短信画外音）、赵左右（短信画外音）、舒图；空间调度与动作详情：五零一室客厅墙上的方形挂钟指向傍晚六点。十六岁的赵左右侧躺在绿色沙发上，捂着咕咕叫的肚子自言自语。 茶几上的诺基亚直板手机突然震动起来，赵左右伸手拿过手机查看，屏幕显示收到一条来自“荀未来（不和小白说话）”的短信。 赵左右侧躺在沙发上，双手拇指飞快地按键回复。 赵左右举着手机等待，几秒钟后，荀未来的新短信立刻弹了出来。 赵左右看着短信忍不住嘴角微扬，放下手机闭目养神。肚子里又传出一阵饥饿的抗议声，赵左右坐起身，目光投向餐桌上那个舒图白天送来的“幸福在一起”红色八角形礼盒。他起身走到餐桌前解开红色丝带，面露好奇地揭开礼盒盖子——只见礼盒里面赫然装满了大大小小、沉甸甸的灰色鹅卵石！；场内关键对白：赵左右：“爸不是说下馆子去吗？不会忘了吧？” ／ 荀未来（短信画外音）：“昨晚王一漫的事都是误会……别放弃，我回避！” ／ 赵左右（短信画外音）：“我没事，昨晚睡了一觉，好像想明白了。” ／ 荀未来（短信画外音）：“啥？想明白啥？不许想明白啊！是兄弟就来砍我！” ／ 赵左右：“这人也太过分了吧！”</w:t>
-      </w:r>
-    </w:p>
-    <w:p>
-      <w:pPr>
-        <w:spacing w:before="40" w:after="80" w:line="384" w:lineRule="auto"/>
-        <w:ind w:firstLine="400"/>
-        <w:jc w:val="left"/>
-      </w:pPr>
-      <w:r>
-        <w:rPr>
-          <w:rFonts w:ascii="Times New Roman" w:hAnsi="Times New Roman" w:eastAsia="宋体"/>
-          <w:b w:val="0"/>
-          <w:color w:val="141414"/>
-          <w:sz w:val="20"/>
-        </w:rPr>
-        <w:t>◆ EP08《时间的玩笑》：【8-4　内　502室赵了卧室·漫画屋里间与501室赵左右卧室（三代清晨交叉剪辑） — 晨】：出场角色：赵了（内心独白）、荀未来（内心独白）、赵左右、徐图图（短信画外音）；空间调度与动作详情：大年初二清晨，画面右下角浮现本集片名：第 8 集 时间的玩笑。 五零二室昏暗的卧室内，床头柜上散落着拆开的零食包装袋。六十六岁的赵了身穿黑色暗纹睡衣仰躺在格子棉被里，缓缓抬起右手摘下脸上的黑色睡眠眼罩，睁开浑浊而疲惫的双眼，望着天花板失神发呆。 镜头切至三条鱼漫画屋里间卧室，床头堆满了杂乱的旧漫画书。四十一岁的荀未来身穿白色长袖内衣侧卧在木板床上，眼下挂着浓重的黑眼圈，睁着空洞的双眼望着眼前的书堆彻夜未眠。 镜头切至五零一室阳光明媚的赵左右卧室。贴满动漫与篮球海报的房间里，身穿白色套头长袖衫的十六岁赵左右精神抖擞地从被窝里坐起身，张大嘴巴打了个酣畅淋漓的哈欠，舒展双臂伸了个大大的懒腰，挠了挠后脑勺。 赵左右随手拿起放在床头柜上的诺基亚直板手机，点开一条上午九点二十分刚收到的未读短信——发件人备注为“徐图图（一只坨坨）”。赵左右看着屏幕上的文字，嘴角不由自主地漾开明朗灿烂的笑容。；场内关键对白：赵了（内心独白）：“年轻的时候多好啊……想忘就能忘得掉。” ／ 荀未来（内心独白）：“小时候多好呀……困了就能睡得着。” ／ 赵左右：“今天初几来着？” ／ 徐图图（短信画外音）：“左右！学校旁边那家咖啡厅开业喽，中午一起去看看吗？”　【8-8　内　赵左右家·餐厅 — 日】：出场角色：赵东来、赵左右；空间调度与动作详情：五零一室赵左右家中，身穿棕白格纹长袖衬衫内搭米白高领衫的十六岁赵左右手里拿着一只黑白斑马纹陶瓷马克杯，掀开门帘从卧室走出来；身穿深灰色圆领毛衣内搭白衬衫的父亲赵东来正好端着两桶泡好的红烧牛肉方便面从厨房走出，放到餐桌上朝儿子招手。 赵左右走到餐边柜旁拿起红色保温水壶往马克杯里倒水，转过头对父亲说道。 赵东来拉开餐椅坐下，抬头好奇地问了一句。 赵左右端起马克杯喝了一口温水，如实回答。 赵东来一听去咖啡厅，立刻笑着拍了拍桌上的泡面桶，拿出精打细算的家长做派劝儿子先垫垫肚子。；场内关键对白：赵东来：“哎，吃面，嗯。” ／ 赵左右：“爸，你泡面干嘛呀？我一会儿要出门吃。” ／ 赵东来：“去哪儿啊？” ／ 赵左右：“我和同学都约好了，要去学校附近新开的咖啡厅。” ／ 赵东来：“哦。哎，那你先垫点，先垫点。到了之后点杯咖啡就得了，别浪费钱吃主食了。”　【8-15　内　赵左右家·玄关与赵左右卧室 — 日】：出场角色：刘美奕、赵左右、赵左右（内心独白）；空间调度与动作详情：五零一室入户门被轻轻推开，神情恍惚落寞的赵左右低着头走进玄关换鞋。身穿粉色针织开衫的母亲刘美奕笑盈盈地从客厅迎了出来，关切地打量着儿子。 赵左右一言不发地将手里拎着的八王寺汽水瓶放在玄关鱼缸柜上，像丢了魂似的径直走向自己的卧室。刘美奕在门帘旁停下脚步，担忧地望着儿子的背影唤了一声。 赵左右背对着母亲停顿了半秒，低声应了一句，推门走进卧室关上了房门。 卧室内，赵左右呆呆地坐在书桌前。片刻后，门外响起轻轻的敲门声，刘美奕推门走进来，缓步走到儿子身后，将温暖的手掌轻轻搭在赵左右的肩头，俯下身柔声询问。 赵左右深吸了一口气，缓缓抬起眼眸，原本迷茫涣散的目光渐渐聚焦，语气平静却透着一股前所未有的成长与认真。；场内关键对白：刘美奕：“回来了？听你爸说你去咖啡厅了，没吃饱吧？等一会儿咱们一起去吃自助餐啊。” ／ 刘美奕：“怎么了，儿子？” ／ 赵左右：“我没事。” ／ 刘美奕：“怎么了，儿子？” ／ 赵左右：“我真没事。就是突然间想清楚了很多事情，我需要点时间，再好好想想。”　【8-16　外/内　八中铁栅栏外雪街与八中后街砂锅麻辣烫店 — 日】：出场角色：徐图图（广播画外音）、舒图、麻辣烫舒老板、麻辣烫店员；空间调度与动作详情：四十一岁的舒图独自站在福慧家园楼下最后仰望了一眼五楼五零一室的窗户，随后转身沿着长林八中校外的黑色铁栅栏人行道缓步前行。漫天冬日街景中，她的脑海里忽然回荡起十六岁时自己在八中广播室里对着麦克风说过的那段话—— 【闪回·长林八中一楼广播室】十六岁的徐图图戴着黑框眼镜坐在调音台鹅颈麦克风前，对着全校师生畅想着未来。 回到八中铁栅栏外的雪地街口，四十一岁的舒图停下脚步，低头自嘲地轻笑叹气，随即眼神一定，转身朝八中后街走去。 八中后街“砂锅麻辣烫”店门外挂着红底白字招牌。舒图伸手掀开透明塑料门帘走进热气腾腾的店堂。正在后厨柜台前忙碌的舒老板转过头迎客，满面笑容地招呼她落座。 舒图微笑着点了点头，走到靠窗的木质卡座坐下。舒老板拿着塑封菜单走到桌旁递给舒图，双手交叠在围裙前热情地指向食材自选区介绍。；场内关键对白：徐图图（广播画外音）：“我跟你们说，学校旁边这家麻辣烫的藕，是从磁州运过来的，特别脆！假如很久以后的未来，我能通过时空旅行回到八中，我真的啥都不想干，就想再去这家店吃一次。” ／ 舒图：“最重要的大事儿，我怎么就给忘了呢。” ／ 麻辣烫舒老板：“哎，一位啊？随便坐，随便坐。” ／ 麻辣烫舒老板：“你看看吃点啥？自选也行啊，啥都有。那……那边一招呼就过来啊。” ／ 舒图：“还是要这个套餐吧。”</w:t>
-      </w:r>
-    </w:p>
-    <w:p>
-      <w:pPr>
-        <w:spacing w:before="40" w:after="80" w:line="384" w:lineRule="auto"/>
-        <w:ind w:firstLine="400"/>
-        <w:jc w:val="left"/>
-      </w:pPr>
-      <w:r>
-        <w:rPr>
-          <w:rFonts w:ascii="Times New Roman" w:hAnsi="Times New Roman" w:eastAsia="宋体"/>
-          <w:b w:val="0"/>
-          <w:color w:val="141414"/>
-          <w:sz w:val="20"/>
-        </w:rPr>
-        <w:t>◆ EP09《人生失控》：【9-8　内/外　教学楼走廊·学校食堂与赵左右家厨房（交叉剪辑） — 日/夜】：出场角色：女同学甲、女同学乙、刘美奕、赵左右、荀未来（内心独白）；空间调度与动作详情：教学楼走廊里，赵左右手里捧着《高考必备便携手册》穿行在课间熙熙攘攘的学生人流中，嘴里念念有词地背诵着历史考点。两名同班女同学并肩走在他身后，望着他的背影小声议论。 旁边的女同学乙目视前方，语气平淡地摇了摇头。 两人在走廊窗边停下脚步，女同学甲侧过头好奇地询问同伴。 女同学乙抱着数学课本，条理清晰地分析起名次跃升的残酷难度；女同学甲听后若有所思地点了点头。 暮色四合，冬日的夜幕笼罩了校园操场。空旷昏暗的学校食堂里只亮着一盏孤灯，十六岁的赵左右独自一人坐在长条餐桌旁，左手拿着筷子大口扒着餐盘里微凉的饭菜，右手握着笔在复习笔记本上飞快地演算记忆。；场内关键对白：女同学甲：“他好像变了一个人。” ／ 女同学乙：“左右他承受不住打击的。” ／ 女同学甲：“你觉得他考不进前五？” ／ 女同学乙：“他如果一直考二三十分，努力几天可能会及格。但他的成绩一直都是中等，想要从中等考到前五，光是努力几天肯定是不够的。你看理科班的陈明，他现在想要提高一分，都是很难的事，这种事情是需要日积月累的。” ／ 刘美奕：“儿子，怎么了？”　【9-12　外/内　福慧家园五楼楼道·502室与三条鱼漫画屋 — 夜】：出场角色：刘美奕、赵了、赵左右、荀未来；空间调度与动作详情：深夜，黑色路虎越野车（黑A·6T534）停在福慧家园居民楼下的雪地旁。头戴姜黄色毛线帽、身穿宝蓝色连帽羽绒服的六十六岁赵了推门下车，抬头仰望了一眼五楼亮灯的窗户，呼出一团白气走进单元门。 五楼狭窄的水泥楼道内，赵了走上台阶，抬手敲响了对门五零一室的防盗门。身穿灰色开衫毛衣的母亲刘美奕拉开房门，客气地打招呼。 赵了往屋里望了一眼，温和地询问十六岁赵左右的动向。 刘美奕摇了摇头，脸上带着几分欣慰向老邻居解释。 赵了眉头微不可察地一蹙——在他原本的记忆里，高一的自己从未主动留校上过晚自习。他不动声色地追问了一句。；场内关键对白：刘美奕：“来了。赵先生。” ／ 赵了：“孩子回来了吗？” ／ 刘美奕：“呃，还没呢。他晚上给我打电话说要参加晚自习，还没回来呢。” ／ 赵了：“小赵怎么突然晚自习了呢？” ／ 刘美奕：“这个我不知道。不过孩子爱学习总是好事嘛。”　【9-13　内/外　徐图图家卧室·赵左右家卧室与学校微机室（深夜交叉剪辑） — 深夜】：出场角色：徐图图、赵左右（内心独白）；空间调度与动作详情：万籁俱寂的深夜，五栋六零二室徐图图的卧室内，身穿淡紫色软毛绒睡衣的十六岁徐图图在被窝中缓缓睁开双眼，望着窗边随微风轻轻摇曳的星月串珠风铃与剪纸贴画，轻声呢喃。 与此同时，五零一室赵左右的卧室内，书桌上的台灯与电脑屏幕依然亮着。身穿黑色长袖卫衣的十六岁赵左右正趴在厚厚的复习书堆上熟睡，眉头在睡梦中紧紧蹙起，脑海里不断回响着四十一岁舒图在雪地长椅痛骂他的话，在梦中不甘地呓语。 突然，“啪嗒”一声闷响——赵左右放在书包边缘的那本黑色精装书《梦的解析》滑落下来，重重掉在木地板上！赵左右瞬间从睡梦中惊醒抬起头，低头看了一眼地板上的《梦的解析》，眼神骤然变得凌厉而决绝。 赵左右一把推开卧室窗户，踩上窗台，敏捷地翻窗跃入夜色之中！ 深夜十一点三十五分（墙上SANXIN石英挂钟指针定格），长林八中昏暗的办公机房窗户被从外面推开。身穿深绿夹克外套内搭棕色菱格毛衣的十六岁赵左右敏捷地翻窗跳进机房，反手关好窗户，轻车熟路地走到一台电脑前按下开机键。；场内关键对白：徐图图：“左右，你睡着了吗？” ／ 赵左右（内心独白）：“阿姨，不是这样的……不是，只要我想，只要我想……” ／ 赵左右（内心独白）：“我不会让爱我的人失望的！”</w:t>
-      </w:r>
-    </w:p>
-    <w:p>
-      <w:pPr>
-        <w:spacing w:before="40" w:after="80" w:line="384" w:lineRule="auto"/>
-        <w:ind w:firstLine="400"/>
-        <w:jc w:val="left"/>
-      </w:pPr>
-      <w:r>
-        <w:rPr>
-          <w:rFonts w:ascii="Times New Roman" w:hAnsi="Times New Roman" w:eastAsia="宋体"/>
-          <w:b w:val="0"/>
-          <w:color w:val="141414"/>
-          <w:sz w:val="20"/>
-        </w:rPr>
-        <w:t>◆ EP10《只要我想》：【10-3　内　长林八中·室内体育馆与后台楼梯间 — 日】：出场角色：体育老师、荀未来、赵左右；空间调度与动作详情：航拍镜头掠过冬日校园建筑，画面浮现本集片名：第 10 集 只要我想。 铺设着“Jr. NBA”木地板的室内体育馆排球场内，高一十班全体学生穿着蓝白运动校服列队集合。身穿黑灰拼色立领运动服、胸前挂着哨子的体育老师背着手站在排球网前训话，抬起右手比出“五”的手势；队伍里的荀未来左顾右盼，寻找着赵左右的身影。 体育老师吹响哨子一挥手，全班学生排成两列纵队顺着球馆边缘慢跑起来。体育老师背着手在场内踱步督促。 跑在队伍末尾的荀未来趁体育老师背过身去的视线死角，压低声音催促了自己一句，猫着腰一溜烟钻进了舞台红色幕布后方的“安全出口”门内！ 体育馆后台安静的楼梯间里，十六岁的赵左右正盘腿躲在一辆装满排球的蓝色帆布器材车里，怀里捧着历史复习资料争分夺秒地默背。荀未来推门走进来，一眼看见躲在器材车里的赵左右，立刻双手叉腰，用赵左右早上说过的官话阴阳怪气地拿捏他。；场内关键对白：体育老师：“今天我们的安排，是力量跟体能。大家先热个身啊，绕体育场五圈！全体都有，跑起来！” ／ 体育老师：“给我精神点，干嘛呢？” ／ 荀未来：“快点快点。” ／ 荀未来：“我看看这是谁带头翘课呀？哟，这不是我们赵班长吗？不是要以身作则吗？走，回去上体育课去。” ／ 赵左右：“我有点不舒服。”</w:t>
-      </w:r>
-    </w:p>
-    <w:p>
-      <w:pPr>
-        <w:spacing w:before="40" w:after="80" w:line="384" w:lineRule="auto"/>
-        <w:ind w:firstLine="400"/>
-        <w:jc w:val="left"/>
-      </w:pPr>
-      <w:r>
-        <w:rPr>
-          <w:rFonts w:ascii="Times New Roman" w:hAnsi="Times New Roman" w:eastAsia="宋体"/>
-          <w:b w:val="0"/>
-          <w:color w:val="141414"/>
-          <w:sz w:val="20"/>
-        </w:rPr>
-        <w:t>◆ EP11《YOU WIN》：【11-1　外/内　福慧家园五号楼下与502室赵了家（客餐厅与书房） — 夜】：出场角色：赵了、荀未来（画外音）、荀未来、赵左右（电话监听音）；空间调度与动作详情：寒风凛冽的雪夜，身穿棕红色连帽羽绒大衣的四十一岁荀未来蹬着一辆老式自行车拐进福慧家园五号楼门前，利落地跳下车支起脚撑，气冲冲地快步跑进单元门。 五楼五零二室餐桌旁，满头银发、戴着细黑框老花镜的六十六岁赵了正穿着黑色毛衣坐在灯下，眯着眼低头按着一部老式诺基亚直板手机。门外突然响起急促的敲门声，赵了头也不抬地冲门口问了一句。 门外传来荀未来没好气的声音。 赵了放下手机，慢步走到玄关拉开房门。荀未来推门闯进屋里，反手带上门，一边快步走向客厅，一边把双肩包和棕红色羽绒大衣脱下来狠狠摔在沙发上，穿着深蓝色运动夹克一屁股坐到餐椅上，气得直翻白眼。 赵了神色淡定地走回餐桌旁，拿起桌上的玻璃水壶往玻璃杯里倒了一杯凉白开递过去，慢条斯理地揶揄他。；场内关键对白：赵了：“谁呀？” ／ 荀未来（画外音）：“我！” ／ 荀未来：“气死了，真的是快气死了！说那个小屁孩是赵左右，简直就是侮辱我！” ／ 赵了：“你有招你上，啊？反正我认输。” ／ 荀未来：“凉水？！”　【11-4　外/内　福慧家园楼下路虎车内与501室赵左右卧室 — 深夜】：出场角色：荀未来、赵了、刘美奕、赵左右；空间调度与动作详情：深夜十二点半，福慧家园五号楼下的雪地旁，黑色路虎越野车仪表台上固定着那部正在运行“黑鸽子v2.1（监听录制中）”的诺基亚手机。主驾驶座上的六十六岁赵了困倦地打了个哈欠，副驾驶座上身穿八中校服夹克的四十一岁荀未来歪头靠着车窗，仰望着五楼亮灯的窗户抱怨。 赵了神色严肃地转过头，叮嘱身旁的荀未来。荀未来若有所思地点了点头。 恰在此时，仪表台上诺基亚手机的音频波形跳动起来——五零一室赵左右的卧室内，身穿淡蓝印花丝质睡衣的母亲刘美奕轻轻推门走到书桌旁，俯身关切地看着还在灯下演算集合数学题的儿子。 身穿黑色短袖T恤的十六岁赵左右紧盯着桌上的草稿纸，手里的笔不停地推导着公式，头也不抬地回答。 刘美奕心疼地轻轻抚摸了一下儿子的肩膀与后背，转身轻手轻脚地替他带上房门离开。赵左右停下笔，闭上双眼深吸了一口气，努力平复着内心的紧张与翻涌。；场内关键对白：荀未来：“这听半天也没听出个什么秘密来啊。他小小的年纪，也做不出多出格的事吧？” ／ 赵了：“你在他身边机会多，你盯紧点，想办法套套他的话。” ／ 刘美奕：“儿子，赶紧睡吧，都十二点半了。” ／ 赵左右：“明天就要开学考了，我最后查漏补缺一下，马上就好。”　【11-6　内/外　教学楼楼梯拐角·主任办公室与室外红砖连廊 — 日】：出场角色：尚雪、王一漫、戴娟、贴吧匿名帖（画外音）、贴吧跟帖（画外音）、徐图图、赵左右；空间调度与动作详情：教学楼偏僻的器材室走廊窗边，王一漫独自一人背靠着窗台站立，一边默默流着眼泪，一边大口大口机械地咬着手里的一只红苹果，试图用吞咽动作把委屈硬生生咽回肚子里。十六岁的徐图图正好从楼梯间拾级而上，听到隐约的抽泣声，看到王一漫的身影后体贴地停下脚步，悄悄躲在转角墙后没有上前打扰。 就在这时，头戴发夹的闺蜜尚雪快步走到王一漫身旁，伸手搭住她的肩膀哄劝。王一漫连忙擦了擦眼泪，勉强扯出一丝微笑。 王一漫双手紧握着被咬出缺口的红苹果，眼泪顺着脸颊滑落，却依然真诚而克制地替赵左右说话；墙角后的徐图图静静听着。 不料尚雪双手抱胸，撇着嘴满脸不屑地抛出了惊人揣测！墙角后的徐图图眼神猛地一惊。 王一漫皱起眉头，转过头严肃地制止尚雪胡乱猜疑。；场内关键对白：尚雪：“哎呀没事儿的漫漫，要不放学我陪你去东湖银泰，咱们去购物释放一下，怎么样？哎呀公主有泪不轻弹的，我看你这次应该不是怕你妈妈骂你，你是不服那姓赵的吧？” ／ 王一漫：“他已经很努力了，努力的人就应该有回报。” ／ 尚雪：“他努力个啥呀？他八成是作弊的！” ／ 王一漫：“尚雪，我知道你是想安慰我，但是没考好就是我的问题，还是不要乱说别人。” ／ 尚雪：“哎我这次可真没瞎说啊！那不是我新同桌吗，他住校的，他说他考试前一天晚上看到赵左右偷偷摸摸进了老师办公室！那你想啊，他在里面那么久，那卷子就在老师办公室放着，那他能干啥？偷题啊！指定是偷题了！”　【11-8　外/内　家属院雪地长椅与501室赵左右家（客厅与卧室） — 夜】：出场角色：赵了、赵左右、赵东来、赵东来（画外音）、徐图图（批注画外音）；空间调度与动作详情：寒夜漫漫，身穿红黑拼色三道杠羽绒服的十六岁赵左右背着书包独自走回福慧家园楼下，仰头望着五楼自家亮着温暖灯光的窗户，却不敢迈步上楼，长叹一口气走到院子里的积雪长椅上颓然坐下。 脚步声踏雪而来，头戴黑色棒球帽、身穿米黄色立领厚羽绒服的六十六岁赵了笑眯眯地走到长椅旁站定，温和地明知故问。 赵左右抬起头认出赵爷爷，眼神闪烁着垂下眼帘。 赵了拂开长椅上的浮雪，在十六岁的自己身旁坐下，慈祥地打趣道。 赵左右低着头闷闷地否认。；场内关键对白：赵了：“怎么不回家？” ／ 赵左右：“就想一个人待会儿。” ／ 赵了：“有秘密啦？” ／ 赵左右：“没有。” ／ 赵了：“和我说说呗。上次赵爷爷，不是也跟你说了心里话了吗？”</w:t>
-      </w:r>
-    </w:p>
-    <w:p>
-      <w:pPr>
-        <w:spacing w:before="40" w:after="80" w:line="384" w:lineRule="auto"/>
-        <w:ind w:firstLine="400"/>
-        <w:jc w:val="left"/>
-      </w:pPr>
-      <w:r>
-        <w:rPr>
-          <w:rFonts w:ascii="Times New Roman" w:hAnsi="Times New Roman" w:eastAsia="宋体"/>
-          <w:b w:val="0"/>
-          <w:color w:val="141414"/>
-          <w:sz w:val="20"/>
-        </w:rPr>
-        <w:t>◆ EP12《寻未来》：【12-1　内/外　手作编织店·黑色路虎车内与501室赵左右卧室 — 日】：出场角色：荀未来、赵了、赵左右（内心独白）、荀未来（画外音）、赵左右；空间调度与动作详情：白天的手作毛线编织店内，挂满五颜六色毛线球的货架前，头戴黑色棒球帽、身穿红色连帽羽绒夹克的六十六岁赵了正站在印有“F.R.I.E.N.D.S”字样的镜子旁，精心挑选了一袋红色毛线团与两本《钩针毛线编织1000》《帽子·围巾·手套编织精品》教程书结账走出店门。 街边停靠的黑色路虎越野车内，赵了将装有毛线和编织书的塑料袋随手放在后座上。副驾驶车门被拉开，刮掉了络腮胡、但依然顶着一头蓬松及肩长卷发并戴着一顶米灰拼色“CAPRICORN”棒球帽遮掩的四十一岁荀未来钻进车里。驾驶座上的赵了转头一看他这副落魄文艺青年的滑稽尊荣，没忍住“噗嗤”一声笑了出来。荀未来黑着脸瞪他。 赵了强忍着笑意系好安全带，侧过头打量着荀未来，慢条斯理地给出猜测。 荀未来无奈地叹了口气，环视了一圈宽敞豪华的路虎车厢，满脸不平衡地转头质问。 赵了双手搭在方向盘上，自信又得意地扬了扬下巴打趣他。；场内关键对白：荀未来：“别笑啊！你别笑！我就想知道，到底哪个关键节点又发生了变化，我为什么会变成这个样子？” ／ 赵了：“哎呀，我大胆猜测，这次开学考的事影响了小赵，选择了一条更穷的路。” ／ 荀未来：“不是，我变穷了，你怎么没有事啊？你还能开这么好的车？” ／ 赵了：“说明赵左右大器晚成呗！无论怎么潦倒，老了就有发财的本事和机遇。你呢，还没到触底反弹的年纪，先受着吧。” ／ 荀未来：“那这也太不公平了吧！为什么每次小赵不争气，受伤的总是我呢？就我现在这种状态，感觉活得还不如之前学计算机那会儿呢。——哎，小赵到最后到底干了什么呀？我为什么会落魄成这个样子？”</w:t>
-      </w:r>
-    </w:p>
-    <w:p>
-      <w:pPr>
-        <w:spacing w:before="40" w:after="80" w:line="384" w:lineRule="auto"/>
-        <w:ind w:firstLine="400"/>
-        <w:jc w:val="left"/>
-      </w:pPr>
-      <w:r>
-        <w:rPr>
-          <w:rFonts w:ascii="Times New Roman" w:hAnsi="Times New Roman" w:eastAsia="宋体"/>
-          <w:b w:val="0"/>
-          <w:color w:val="141414"/>
-          <w:sz w:val="20"/>
-        </w:rPr>
-        <w:t>◆ EP13《我与我的宣战》：【13-3　内　501室赵左右家·卫生间梦境与赵左右卧室 — 夜/晨】：出场角色：荀未来（梦境画外音）、荀未来（梦境）、赵左右、刘美奕（画外音）、赵左右（内心独白）；空间调度与动作详情：昏暗的五零一室卫生间内，画面浮现本集片名：第 13 集 我与我的宣战。 身穿黑白粗细横条纹长袖T恤的十六岁赵左右站在洗手台前，弯腰用冷水洗了把脸，抽出一张纸巾擦干水珠，缓缓抬起头看向面前的镜子—— 头顶的灯光突然滋啦闪烁了一下，只见洗漱镜中，原本属于十六岁少年的倒影竟在刹那间幻化成了身穿同款黑白条纹T恤、面容阴冷邪魅的四十一岁荀未来！镜中的荀未来冲着他勾起嘴角。 赵左右瞳孔骤缩，还没来得及后退，站在他身后的四十一岁荀未来突然伸出双臂，从背后死死勒住了十六岁赵左右的脖子！赵左右双手死命抠住对方的手臂痛苦挣扎，荀未来贴在他耳边面无表情地冷酷低语。 被勒得呼吸困难的赵左右满脸涨红，从喉咙里艰难地挤出五个字。；场内关键对白：荀未来（梦境画外音）：“怎么样？是不是觉得男人四十之后，才比较帅啊？” ／ 荀未来（梦境）：“别乱跑，乖乖地走，我给你选的路！” ／ 赵左右：“你是未来的我……” ／ 荀未来（梦境）：“既然你都已经发现了，是不是要对自己的未来负责，啊？” ／ 赵左右：“放开我……放开……”　【13-8　外/内　罗爱文家小区雪道与501室赵左右家餐厅 — 夜】：出场角色：荀未来、赵了、刘美奕、赵左右、王叔叔（电话音）；空间调度与动作详情：夜晚，在电车上被十六岁自己拿捏得死死的荀未来背着双肩包，垂头丧气地走在罗爱文家小区积雪的步行道上。路灯阴影下，头戴黑色棒球帽、围着灰黑格纹围巾的六十六岁赵了正双手捧着一杯插着吸管的塑料杯热奶茶站在路边。荀未来吓了一跳，抓紧背包带警惕地询问。 赵了美滋滋地吸了一口热奶茶，脸上挂着过来人的戏谑笑容。 荀未来傲娇地冷哼一声，仰头翻了个白眼。 赵了收起脸上的笑意，神色变得严峻起来，压低声音向荀未来通报监听警报。 荀未来想起刚才在电车上被“四十岁戒糖”和“转理科”拿捏的憋屈经过，表情凝重地点了点头。；场内关键对白：荀未来：“哎？你怎么知道我住在这啊？” ／ 赵了：“我那次漫画屋也拆了，也住罗爱文家。这次我以为你会投靠我。” ／ 荀未来：“呵呵，我就是打算回2033年，我也不可能投靠你。什么事？找我啥事？” ／ 赵了：“最近我一直在监听小赵，感觉他有点在试探你的身份。你是不是露出什么马脚了？” ／ 荀未来：“你这么一说，他好像最近一直在拿改理科的事情来要挟我，他就确信我一定会让着他。”</w:t>
-      </w:r>
-    </w:p>
-    <w:p>
-      <w:pPr>
-        <w:spacing w:before="40" w:after="80" w:line="384" w:lineRule="auto"/>
-        <w:ind w:firstLine="400"/>
-        <w:jc w:val="left"/>
-      </w:pPr>
-      <w:r>
-        <w:rPr>
-          <w:rFonts w:ascii="Times New Roman" w:hAnsi="Times New Roman" w:eastAsia="宋体"/>
-          <w:b w:val="0"/>
-          <w:color w:val="141414"/>
-          <w:sz w:val="20"/>
-        </w:rPr>
-        <w:t>◆ EP14《继承》：【14-3　内/外　502室赵了家·2058年人生无限有限公司与风雪电话亭 — 夜】：出场角色：赵了、赵左右、小雪（电话音）；空间调度与动作详情：夜晚的老居民楼五楼水泥楼梯间内，画面中央浮现本集片名：第 14 集 继承。 系着浅色格纹围巾、背着双肩包的十六岁赵左右一步步走上五楼台阶，正准备掏钥匙开五零一室的家门，对门五零二室的防盗门忽然打开，身穿灰色连帽卫衣的六十六岁赵了探出头来，笑眯眯地向他招手。 赵左右停下脚步，转过身礼貌地看向五零二室门口的老人。 赵了慈祥地笑了笑，指了指屋里发出邀请。 赵左右爽快地一口答应，迈步走向五零二室。；场内关键对白：赵了：“小赵啊，你过来一下。” ／ 赵左右：“怎么了赵爷爷？” ／ 赵了：“我买了新玩具，那说明书太复杂了，我看不懂，你过来帮我研究研究呗。” ／ 赵左右：“没问题。啥玩具啊？” ／ 赵了：“进来你就知道了。”　【14-4　外/内　长林八中校门口·校园通道·501室客厅与市医院病房 — 日/夜】：出场角色：电视台女记者、荀未来、赵左右、荀未来（电视画外音）、电视台女记者（电视画外音）、赵东来、刘美奕、赵左右（内心独白）、徐图图；空间调度与动作详情：白天的长林市第八中学校门口，一名手持“长林电视台”台标话筒的女记者正面对摄像机镜头进行外景专题播报。身穿棕褐色长款棉服、手里拿着一本《三人行》创刊号的四十一岁荀未来从校门内走出来，满脸堆笑地主动向摄像机镜头挥手打招呼。 荀未来热情地走到女记者身旁握了握手。 女记者微笑着将长林电视台话筒递到荀未来嘴边提问。 面对全市电视观众，四十一岁的荀未来突然收起笑容，装出一副问心有愧、诚恳万分的模样，抬起右手一字一顿地比划着，在电视镜头前把《三人行》创刊号的全部功劳与才华美名，一股脑儿全推给了十六岁的赵左右！ 几分钟后，校园教学楼前的通道上，身穿军绿色棉服的十六岁赵左右正抱着书本往教学楼走。女记者带着扛摄像机的摄影师一路小跑追了上来，把话筒直接递到了赵左右嘴边！；场内关键对白：电视台女记者：“长林八中杂志社编写的校园杂志《三人行》火了。今天我们就带着大家来了解一下这本杂志的幕后故事。哎？我身后呢，就是八中未来杂志社的社长，荀未来。” ／ 荀未来：“你好。” ／ 电视台女记者：“可以跟我们说说，当时是什么让你想到去编写这样一本杂志吗？” ／ 荀未来：“呃，虽然杂志上写的主编是我，但我问心有愧啊！因为其实所有的创意以及编写工作，都是我的同学赵左右——就是赵钱孙李的赵，左右就是上下左右的左右——赵左右同学完成的！他之所以这么做，是因为怕出了名影响学习。我记得他当时念了一句诗，特别地打动我，叫“事了拂衣去，深藏身与名”。” ／ 电视台女记者：“快！你就是《三人行》的幕后主编赵左右同学吧？可以跟我们说说你当初编写这本杂志的初衷吗？”</w:t>
-      </w:r>
-    </w:p>
-    <w:p>
-      <w:pPr>
-        <w:spacing w:before="40" w:after="80" w:line="384" w:lineRule="auto"/>
-        <w:ind w:firstLine="400"/>
-        <w:jc w:val="left"/>
-      </w:pPr>
-      <w:r>
-        <w:rPr>
-          <w:rFonts w:ascii="Times New Roman" w:hAnsi="Times New Roman" w:eastAsia="宋体"/>
-          <w:b w:val="0"/>
-          <w:color w:val="141414"/>
-          <w:sz w:val="20"/>
-        </w:rPr>
-        <w:t>◆ EP15《左或右》：【15-1　内　501室赵左右卧室·罗爱文家地下室与501室客厅 — 夜/日】：出场角色：赵左右（内心独白）、荀未来、罗爱文、赵左右、刘美奕、赵东来；空间调度与动作详情：夜晚，五零一室赵左右的卧室内，十六岁的赵左右坐在书桌前，低头端详着手里那沓二零零八年手撕老黄历（最上面一张印着“2008 1月大 30 丁亥年十二月廿三 星期三”）。回想起刚才在烧烤店里荀未来面不改色大口吃下烤菠萝牛肉串的一幕，少年原本笃定的眼神渐渐转为困惑与释怀。 同一时刻，罗爱文家的地下室房间内，刚刚在烧烤店硬炫了一整盘烤菠萝的四十一岁荀未来疯了一样冲下楼梯！他脖子和脸颊上已经起了一大片鲜红的过敏红疹，奇痒难耐地死死抓挠着脖子，翻箱倒柜地拉开抽屉和储物架寻找抗过敏药。 荀未来终于在铁架上抓到了那瓶白色抗过敏药，手忙脚乱地拧开瓶盖倒出药片塞进嘴里；听到动静的罗爱文匆匆从门外跑进地下室，看到浑身通红瘫坐在地上的荀哥吓了一大跳。 荀未来背靠着柜子坐在地上，一边拼命抓挠着脖子一边哑着嗓子向罗爱文求助。 罗爱文连声答应着“好，好”，飞快地跑去拿起保温壶倒了一杯温水，小跑着端到荀未来面前递给他。；场内关键对白：赵左右（内心独白）：“难道真是我多想了？没准这世上，真有无缘无故为别人着想的大好人呢？也许只是他走错过的路，不想让我再走。” ／ 荀未来：“药呢？！” ／ 罗爱文：“荀哥！荀哥你咋了？” ／ 荀未来：“过敏。帮我倒点水。” ／ 罗爱文：“水来了水来了！慢点啊，烫。”</w:t>
-      </w:r>
-    </w:p>
-    <w:p>
-      <w:pPr>
-        <w:spacing w:before="40" w:after="80" w:line="384" w:lineRule="auto"/>
-        <w:ind w:firstLine="400"/>
-        <w:jc w:val="left"/>
-      </w:pPr>
-      <w:r>
-        <w:rPr>
-          <w:rFonts w:ascii="Times New Roman" w:hAnsi="Times New Roman" w:eastAsia="宋体"/>
-          <w:b w:val="0"/>
-          <w:color w:val="141414"/>
-          <w:sz w:val="20"/>
-        </w:rPr>
-        <w:t>◆ EP16《再见，老同学》：【16-7　外/内　光明路幸福家园楼下信报箱·501室客厅与长林八中食堂 — 日】：出场角色：刘美奕、赵左右、徐图图；空间调度与动作详情：雪后初晴的白天，身穿米白色羽绒服的刘美奕手里拎着刚买的大葱和蔬菜走回“光明路幸福家园5号”单元楼下。她用钥匙打开“401（原501室对应信箱）”号绿色信报箱，取出当天的报纸，突然发现报纸底下压着一封来自《江湖侠警》摄制组的牛皮纸信件！刘美奕低头看着信封上的字迹，满脸疑惑地轻声自语。 次日清晨（周五），五零一室客厅内，穿好黑夹克的赵东来正火急火燎地到处翻找公文包：“哎，我包呢？”坐在沙发上看剧本的刘美奕连忙指了指沙发侧面：“这儿这儿这儿！”赵东来拎起公文包一边往门外冲一边念叨着“今天领导都在，千万别迟到了”，刘美奕顺着他的话大声送别后，立刻起身走到玄关锁好防盗门，确认家里没人后，深深吸了一口气！ 只见四十岁的刘美奕把那叠《江湖侠警》试戏剧本卷成一根圆筒当成宝剑握在手中，瞬间进入侠女状态！她眼神凌厉，脚踏七星步，在客厅中央与博古架前挥“剑”直指，字正腔圆地大声演练起武侠台词！ 伴随着最后一声大喝，刘美奕右手握着剧本卷猛地向前一记直刺——动作骤然石化在半空中！ 只见走廊门帘处，身穿白色秋衣睡裤、嘴里塞着满嘴白沫牙刷的十六岁赵左右，正目瞪口呆地站在那儿看着母亲大杀四方！刘美奕脸颊瞬间涨得通红，尴尬地缓缓收回手里的剧本卷，强装镇定地质问儿子。；场内关键对白：刘美奕：“谁会给我寄信啊？” ／ 刘美奕：“宵小之辈，也配与本姑娘一较高下？去，把你们当家的叫来！——陆教主，你猜得没错，我今天，就是来取你性命的！当年，你害死我妹妹，今天，我要让你血债血偿！拿命来！哈——！” ／ 刘美奕：“赵左右？你……你怎么没上学呢？” ／ 赵左右：“我忘了明天才是周六了，不小心睡过头了。” ／ 刘美奕：“刚才看到的都保密啊，千万不能让你爸知道，知道了吗？”　【16-8　内/外　501室客厅·徐图图家1449室·试镜教室与备战蒙太奇 — 日】：出场角色：赵东来、刘美奕、赵左右、徐图图、合作导演、剧组制片人；空间调度与动作详情：周六上午，五零一室客厅内，穿戴整齐的赵左右和刘美奕正准备悄悄出门，坐在沙发上看报纸的赵东来突然抬起头问了一句。 刘美奕笑着编了个逛街买春装的借口。 赵东来指了指窗外还没化透的积雪，满脸疑惑：“哈？这雪还没化透呢，现在就买开春的衣服了？”刘美奕面不改色地解释新款得趁早买，不料赵东来一合报纸，竟然要起身跟着一起去！ 赵左右吓了一跳，连忙冲上前按住父亲的肩膀，急中生智地抛出了“秘密惊喜”大法！ 刘美奕连忙配合地点头说“对，惊喜”，母子俩一唱一和地飞快逃出家门，留下赵东来在沙发上乐呵呵地挥手喊：“哎，别买太贵的啊！”；场内关键对白：赵东来：“哎？你俩这是上哪玩去？” ／ 刘美奕：“啊，这不是开春了吗，我带儿子去逛逛街，买两件春装。” ／ 赵东来：“反正我也没事，我陪你们一块去。” ／ 赵左右：“哎爸！好不容易周六，你在家待着好好休息呗。我和妈……想给你一个惊喜！惊喜惊喜，说出来的就不叫惊喜了嘛！你在家待着，好好等我们回来，Surprise！” ／ 刘美奕：“宵小之辈，也配与本姑娘一决……一决……一较高下是吧？后面什么……哎呀，我怎么想不起来了！”</w:t>
-      </w:r>
-    </w:p>
-    <w:p>
-      <w:pPr>
-        <w:spacing w:before="40" w:after="80" w:line="384" w:lineRule="auto"/>
-        <w:ind w:firstLine="400"/>
-        <w:jc w:val="left"/>
-      </w:pPr>
-      <w:r>
-        <w:rPr>
-          <w:rFonts w:ascii="Times New Roman" w:hAnsi="Times New Roman" w:eastAsia="宋体"/>
-          <w:b w:val="0"/>
-          <w:color w:val="141414"/>
-          <w:sz w:val="20"/>
-        </w:rPr>
-        <w:t>◆ EP18《一夜剧变》：【18-3　内　酒店2388套房客厅·501室赵左右卧室与父母主卧 — 夜】：出场角色：林开颜（小雪）、荀未来、林开颜（小雪）（内心独白）、赵了、赵东来；空间调度与动作详情：深夜，酒店2388号豪华套房客厅内，画面下方居中浮现本集片名：第 18 集 一夜剧变。 2058年的实习客服林开颜（小雪）被麻绳结结实实地捆在客厅中央的椅子上，嘴上贴着一截宽大的白色封箱胶带；刚从医院回来的六十六岁赵了半躺在沙发上闭目养神；身穿黑西装的四十一岁荀未来双手抱胸站在小雪面前，俯身捏住封箱胶带的一角，“刺啦”一声撕了下来！小雪疼得龇牙咧嘴，抿了抿嘴唇嘟囔了一句。 荀未来居高临下地盯着她，冷冷地切入正题；沙发上的赵了也缓缓睁开眼看向小雪。 小雪眼珠子滴溜溜一转，发觉赵了还没认出自己就是电话里的客服小雪，在心底暗自盘算。 见小雪眼神闪烁不说话，荀未来轻咳一声，晃了晃手里那截封箱胶带威胁道：“不说，是吧？那我就再粘回去，爽撕一下！”小雪吓得赶紧往后缩脖子。；场内关键对白：林开颜（小雪）：“倒也没年代剧里那么野蛮嘛。” ／ 荀未来：“直接点，说吧。你怎么知道老赵菠萝过敏，还要害他？” ／ 林开颜（小雪）（内心独白）：“原来姓赵的没有识破我！那他为什么要去见余博士触发紧急召回程序啊？” ／ 林开颜（小雪）：“哎！等会儿！我也是受人指使，我啥也不知道！” ／ 林开颜（小雪）：“我收到了一封匿名信，拿钱办事，其余的一概不知。这是我的工作，请你尊重。”　【18-7　内　长林八中高一十班教室·五楼楼梯间·501室客厅与502室赵了家 — 日/夜】：出场角色：历史老师、戴娟、罗爱文、赵东来（屋内画外音）、刘美奕、赵东来、荀未来（内心独白）、赵了、荀未来、高尚；空间调度与动作详情：下午，高一十班教室内正在上历史课。历史女老师背对学生在黑板上书写“唐朝的荣衰与民族交融（突厥、回纥、靺鞨、吐蕃）”的板书，台下的赵左右、徐图图、王一漫等人正低头认真记笔记。突然，教室前排传来一阵断断续续的“嗡嗡、咔咔”小型马达与齿轮运转声！ 历史老师停下粉笔转过身：“什么声音？”全班同学茫然四顾；等老师转回身继续写字，那阵机械运转声又响了起来！历史老师放下粉笔径直走下讲台，停在第一排罗爱文的课桌前，伸手敲了敲桌面。 正在课桌膛里鼓捣发明的罗爱文心虚地抬起头，乖乖从桌膛里捧出一辆自己手工焊制的“太阳能电路板四驱小车”放到讲桌上。不料历史老师拿起小车端详了一眼，非但没有没收批评，反而温和地递还给他，为这位立志走技术路线的少年开了绿灯！ 罗爱文喜出望外（“真的啊？那太好了！”），在全班同学羡慕的目光中抱着零件兴冲冲地准备跑去技术教室；恰逢教导主任戴娟经过教室门口，笑着叫住了他。 罗爱文拍着胸脯自信满满地放出豪言，引得全班哄堂大笑，前排的赵左右也笑得合不拢嘴。；场内关键对白：历史老师：“罗爱文。” ／ 历史老师：“反正你也不参加普通高考，想做，去技术教室做吧。” ／ 戴娟：“你之前做的那些玩具，能在五月跳蚤市场卖钱不？给咱们班挣点班费。” ／ 罗爱文：“当然了！等我研究怎么把智控技术集成进去，这个少说能卖几十万呢！” ／ 罗爱文：“戴主任，我早就把我爸给我的信用卡还给他了！谢戴主任！”</w:t>
-      </w:r>
-    </w:p>
-    <w:p>
-      <w:pPr>
-        <w:spacing w:before="40" w:after="80" w:line="384" w:lineRule="auto"/>
-        <w:ind w:firstLine="400"/>
-        <w:jc w:val="left"/>
-      </w:pPr>
-      <w:r>
-        <w:rPr>
-          <w:rFonts w:ascii="Times New Roman" w:hAnsi="Times New Roman" w:eastAsia="宋体"/>
-          <w:b w:val="0"/>
-          <w:color w:val="141414"/>
-          <w:sz w:val="20"/>
-        </w:rPr>
-        <w:t>◆ EP19《仁》：【19-3　内/外　501室餐厅与卧室·大巴车烧烤摊与十字路口 — 夜】：出场角色：刘美奕、赵左右、赵左右（内心独白）、荀未来；空间调度与动作详情：夜晚，五零一室赵左右家的餐厅内，画面浮现本集片名：第 19 集 仁。 母亲刘美奕端着刚炒好的热菜放到餐桌上，与十六岁的赵左右相对而坐吃晚饭。刘美奕看了一眼门口方向询问丈夫的去向。 赵左右夹了一口菜，随口转达父亲的话；刘美奕微微皱眉叹了口气（“咳，你爸这工作最近不知道怎么了”），赵左右连忙好奇地问起母亲前两天去小剧组拍戏的事。 一提起拍戏，刘美奕眼睛顿时亮了起来，眉飞色舞地向儿子炫耀！ 赵左右惊讶地瞪大眼睛：“那么快啊？可我记得，你去了一整天啊。”刘美奕笑着摆了摆手，说出了群演跑龙套的真实辛酸，却没有半点抱怨。；场内关键对白：刘美奕：“你爸呢？” ／ 赵左右：“说又有应酬出门了，让我们先吃。——对了妈，你上次演的那个女主角妈妈的角色，演得怎么样啊？” ／ 刘美奕：“别提了，可顺利了呢！拍了五分钟，导演就喊过了！” ／ 刘美奕：“哦，对，我是早上五点去的，夜里十二点才拍到我。本来有七八句台词呢，后来删减得就剩一句了。” ／ 刘美奕：“阿珍快跑，别管我——！”　【19-4　内　502室赵了家客厅·501室赵左右卧室与暑假生活蒙太奇 — 夜/日】：出场角色：赵左右、赵了、荀未来、赵左右（内心独白）；空间调度与动作详情：半个小时后，五零二室赵了家的客厅茶几旁，十六岁的赵左右、四十一岁的荀未来与六十六岁的赵了——三个不同时代的“赵左右”第一次以邻居和朋友的名义围坐在一起吃着烤串！ 十六岁的赵左右一边吃串，一边不遗余力地向“赵爷爷”推销身旁的荀哥。 六十六岁的赵了看着一旁低头闷声吃肉串的荀未来，似笑非笑地端起老前辈的架子打官腔。 单纯的赵左右当了真，连忙凑到荀未来耳边用力推了推他的肩膀小声嘱咐：“听听、听听，赵爷爷还是很看重你的，你好好表现啊，知道不？”荀未来皮笑肉不笑地咬着后槽牙，对着赵了拱手说了一句。 吃完烤串，赵左右站起身穿上外套，开心地向两人挥手道别：“哎，以后咱仨就都是邻居了，要经常一起玩啊！明儿见！”；场内关键对白：赵左右：“赵爷爷，荀哥还是很厉害的，他不只会做生活助理！在生意上，荀哥肯定也能给您很多意想不到的好意见的。您知道吧，他做了一个《三人行》的杂志，在整个长林高中都是很火的！” ／ 赵了：“我知道，你跟小荀的关系很好，也是小荀让我不要告诉你这件事情的。他能力确实很强，但凡事不都得从基础做起啊，我还是要培养他的。” ／ 荀未来：“哼，谢谢赵先生，我一定会好好努力的。” ／ 赵了：“我不是刚跟你说过吗？不要让小赵知道你在这儿，你这倒好，领家里来了！估计小赵以后会经常来，不要哪一天你再说漏嘴了，让他知道咱俩的身份！以小赵的这个脾气啊，他肯定以后要帮咱们，他要出了岔子，蝴蝶效应，咱俩一块儿完蛋！” ／ 荀未来：“还不是因为你嚷嚷着要吃烧烤，你要不嘴馋我能露馅啊？！我说漏嘴？哼，你都默认是我说漏嘴了！老赵，这些个日子我算是看出来了，你打心底里就看不起我，看不起你自己的过去！不管我怎么想努力、想改变，你都站在未来的高处审判着我，觉得我是个卢瑟（Loser），是吧？！”　【19-5　内　502室赵了家客厅与501室赵东来餐厅 — 日/夜】：出场角色：荀未来、赵左右、赵了、刘美奕、赵东来；空间调度与动作详情：2008年8月的一个盛夏午后，身穿花衬衫大裤衩的十六岁赵左右怀里抱着一个大西瓜，与同样一身清凉夏装的四十一岁荀未来推门走进五零二室（“当当——！”）。躺在床边摇着蒲扇的六十六岁赵了嫌弃地吐槽：“哎哟，我说你们俩穿的啥，土得掉渣！”赵左右笑嘻嘻地抱着大西瓜转身出门：“天太热了，穿这多凉快啊！我先回家，让我妈把西瓜冰镇切一下！” 等赵左右一走，荀未来关上门，拉过小板凳坐到赵了对面，神色郑重地竖起两根手指。 赵了摇着蒲扇指了指自己的胸口：“我心脏不太好，听好消息。”荀未来压低声音公布了苦苦追查三个月的成果。 赵了惊喜地猛然坐直身子：“真的？！那坏消息呢？”荀未来无奈地一摊手。 赵了皱眉思索着要不要想办法搞本护照，荀未来直接抛出了自己筹划好的合规方案。；场内关键对白：荀未来：“一个好消息，一个坏消息。” ／ 荀未来：“好消息就是，经过我这几个月不懈的努力啊，终于海底捞针，打听到了余博士的消息！” ／ 荀未来：“坏消息就是，人家现在在鲁多维科群岛。甭管什么地方，反正咱俩是没有护照，国外哪儿都去不了。” ／ 荀未来：“办法我都替你想好了。给我一万五，包含机票费一万二，我找一个人给你飞到鲁多维科群岛去，去找余博士。到时候让她拿着笔记本电脑跟你视频通话，这不就成了吗？” ／ 荀未来：“不犯法的办法我都替你想过了，反正你爱听不听！我告诉你啊，这一个礼拜你要是想不出更好的办法来，又不听我的，我立马回2033年！就这样，拜拜！”　【19-6　内/外　501室赵左右卧室·徐图图卧室·五楼楼梯间与市二院急诊室 — 夜/日】：出场角色：赵左右、徐图图（电话音）、赵了、荀未来、急诊男医生；空间调度与动作详情：出发去北京看奥运会的前夜，五零一室卧室内，十六岁的赵左右正蹲在地上兴高采烈地往行李箱里叠衣服，一边用手机和徐图图煲电话粥。 徐图图家的卧室内，徐图图盘腿坐在床上握着索尼爱立信手机，撒娇般地提出要求。 赵左右笑着解释现场几万人太吵，让她看电视转播；徐图图傲娇地哼了一声（“电视转播全世界都能看到，有什么稀罕的！”）便挂断了电话。 挂断电话后的徐图图觉得自己有点小任性，连忙翻身坐起来在手机上打字编辑短信：【我刚才开玩笑的 0.0】。还没等她按发送，手机突然收到一条来自【赵左右（日光初见）】的新短信：【左右电台将为您实况转播北京奥运会赛事，退订回复TD】！ 徐图图噗嗤一笑，故意在键盘上敲下【TD &gt;.&lt;】发送过去；两秒钟后，赵左右秒回了一条霸道又甜蜜的短信：【恭喜您，订阅成功！】。徐图图开心地把手机紧紧抱在胸口，笑得眉眼弯弯！；场内关键对白：赵左右：“你可别太羡慕我啊！哥们儿现在已经在收拾行李了，明天一早出发！” ／ 徐图图（电话音）：“那你能在电话里给我实况转播不？” ／ 赵了：“哎呀，我那顶最喜欢的草帽怎么找不着了呢？那算了算了，你们把行李啊搬到楼下等我，我涂点防晒，马上就来，嗯？” ／ 赵左右：“赵爷爷！赵爷爷！——荀哥！荀哥！” ／ 荀未来：“呼吸和心跳都没有了……都停止了！”</w:t>
-      </w:r>
-    </w:p>
-    <w:p>
-      <w:pPr>
-        <w:spacing w:before="40" w:after="80" w:line="384" w:lineRule="auto"/>
-        <w:ind w:firstLine="400"/>
-        <w:jc w:val="left"/>
-      </w:pPr>
-      <w:r>
-        <w:rPr>
-          <w:rFonts w:ascii="Times New Roman" w:hAnsi="Times New Roman" w:eastAsia="宋体"/>
-          <w:b w:val="0"/>
-          <w:color w:val="141414"/>
-          <w:sz w:val="20"/>
-        </w:rPr>
-        <w:t>◆ EP20《涉过夏天》：【20-4　内/外　501室客厅与卧室·东湖咖啡馆与长春电影院大厅 — 日/夜】：出场角色：赵东来、刘美奕、徐图图（电话音）、赵左右、咖啡店老板、新任影院经理、徐图图；空间调度与动作详情：傍晚，十六岁的赵左右走上五楼楼梯间准备回五零一室，刚走到门口，便听到屋里传来父母压抑的谈话声，他脚步一顿，心情沉重地驻足在门外。 五零一室客厅内，赵东来站在餐桌旁，苦口婆心地劝说妻子刘美奕拉下面子回电影院上班。 坐在桌旁的刘美奕红着眼眶抬起头，说出了自己无法回去的苦衷。 赵东来重重叹了一口气，走上前心疼地揽住妻子的肩膀，用宽厚的手掌拍着她的后背给她打气。 刘美奕将头温柔地倚靠在丈夫的肩头，轻声唤了一句：“老公，没事的，都会好起来的。”赵东来用力点了点头：“嗯。”；场内关键对白：赵东来：“这个时候咱要那面子干什么用啊？你再去找你那老领导萍姐求求情啊，是吧？你干了这么多年了呀，她肯定会让你回去的。” ／ 刘美奕：“我也是刚刚才知道，顶替我影院经理的人，是萍姐的儿子。之前萍姐照顾我，没让她儿子把我挤掉；现在我要回去，萍姐得多为难呀。” ／ 赵东来：“没事啊，没事没事。不还有我呢吗？啊？我扛着！虽然我找的那几家公司还没同意收我，但我这几十年的经验也不是白干的，是不是？不是那些刚毕业的小孩能比的。我再想想，我再想想办法。” ／ 徐图图（电话音）：“喂，左右！咱俩又可以去探店更新视频了！你知道学校旁边新开的那家芝士炸鸡店吗？听说巨好吃！” ／ 赵左右：“图图，我最近有点事，黍豆网咱先不弄了。没事，不用担心。”　【20-5　内/外　501室客厅与厨房·荒村老屋·东湖咖啡馆与徐图图家 — 夜/日】：出场角色：赵左右、荀未来、徐图图（电话音）、咖啡店老板、王一漫；空间调度与动作详情：傍晚，赵左右掏钥匙走进五零一室（楼道拐角暗处，小雪正盯着他的背影腹诽：“看来这小子还是没去找他俩啊”）。五零一室客厅里，系着围裙的赵东来端着菜从厨房走出来，假装若无其事地对儿子说自己单位这两天“放假了”可以接送他补习；赵左右懂事地婉拒后，走到餐桌前看着那盘土豆丝和红烧肉，向厨房里的母亲刘美奕打听菜价。 刘美奕一边忙活一边回答土豆一块多、五花肉十块多最近还涨价了，好奇地问儿子打听菜价干嘛。赵左右眼睛一转，编了个善意的谎言，把家里买菜的活儿揽了过来！ 刘美奕信以为真，欣慰地说明天给他钱去买菜。赵左右低头摸了摸兜里今天发传单挣来的那张十元纸币，眼神愈发坚定。 *开始音乐蒙太奇： 伴随着深沉感伤的插曲《一路走》（“一路走，一边失去；一路走，一边证明……”），画面平行交叉剪辑十六岁赵左右与四十一岁荀未来在这个艰难夏天的双线挣扎：① 农贸菜市场里，曾经大手大脚的“荀老板”荀未来为了省一毛钱跟菜摊老板软磨硬泡（“四块四多不吉利啊，你就四块三吧！老板，你能把这条死鱼送给我吗？”）；而五零一室卧室里，赵左右翻开抽屉里《梦的解析》下藏着的记账本，一笔笔记下自己发传单的10元、20元收入与每天精打细算省下的买菜结余；② 酷暑难耐的荒村破屋里，荀未来满头大汗地搬来一台旧电风扇组装好给植物人赵了吹风，替他翻身、按摩肌肉萎缩的手臂、套上凉席枕套；③ 电脑前，赵左右熬夜剪辑视频，而荒村里的荀未来则在百度搜索【打工不发工资应该找什么部门解决】；④ 市二院走廊里，拎着大袋药品的荀未来与前来搜寻的小雪惊险地擦肩而过，回到荒村老屋仔细研读《一次性使用鼻饲管胃营养液滴注袋（500ml）》说明书，用大号注射器一点点给赵了推注流食，再用热毛巾替六十六岁的自己擦脚、掖好被角。；场内关键对白：赵左右：“妈，这土豆从菜市场买多少钱一斤啊？那这红烧肉用的五花肉呢？” ／ 赵左右：“没啥，学校的暑假社会实践作业，要我们去买菜算价格。” ／ 荀未来：“我得为少年的理想负责，还要为老了的身体负责。老赵，你说我夹在中间有多难啊？我真的能放手做自己吗？……谁又能为我负责？” ／ 徐图图（电话音）：“昂，都求店名了！说明咱们的视频啊，真的很有广告效果，比那个发传单管用多了，对吧？” ／ 咖啡店老板：“拍广告？我们可没钱搞那个。”　【20-7　内/外　501室客厅与卧室·荒村老屋·5元快餐店·旧物仓库与2058办公区 — 夜】：出场角色：刘美奕、赵左右、赵东来、荀未来、林开颜（小雪）（内心独白）、林开颜（小雪）、高尚；空间调度与动作详情：深夜，五零一室玄关门轻轻推开，脖子上搭着白毛巾的赵东来与刘美奕蹑手蹑脚地走进客厅，怕吵醒熟睡的儿子。刘美奕笑着夸赞放下面子去她所在剧组帮厨师采买伙食的丈夫。 赵东来倒了一杯水喝，乐呵呵地回答：“那当然了，干什么工作都得用心，不是吗？”话音刚落，十六岁的赵左右突然掀开门帘从卧室走了出来，把夫妻俩吓了一跳！ 赵东来连忙摆手说“大人的事不用你管，你只管好好学习”。只见十六岁的赵左右平静地从口袋里掏出一个装满百元钞票的厚信封递到父母面前，更一字一顿地向父母宣布了自己经过这个夏天磨砺后的人生志向！ 赵左右拉着目瞪口呆的父母来到自己卧室的电脑前，给他们看【黍豆网｜频道：八中姐妹】上动辄四五千的播放量与满屏好评。刘美奕欣慰地摸着儿子的肩膀感叹：“我感觉咱儿子有成为电视编导的潜质！”赵东来拿着儿子交上来的家用，激动得眼眶微红、哈哈大笑！ 赵左右看着屏幕上徐图图与王一漫灿烂的笑脸，在心底充满希望地默念：“这个艰难的夏天，总会过去的。”；场内关键对白：刘美奕：“嘿，之前还瞧不上咱剧组，现在让你负责帮着剧组厨师采买伙食，你还挺上心！” ／ 赵左右：“妈，爸，你们在家不用小心说话的，家里的事，我早就知道了。” ／ 赵左右：“这是这个月家里买晚饭的钱，我自己做广告生意，开开心心赚到的钱。你们不知道了吧，我现在可是黍豆网的红人！爸，妈，我想好了——既然现在我已经能靠一台DV赚钱了，就说明这是一条适合我谋生的路。以后，我想去电视台工作，赚大钱！一年半之后，我打算参加艺考！” ／ 赵东来：“你别说啊，以前他要是说艺考、考文艺，我把他腿打折了！你现在看，哎呀，还是挺有前途的，啊？！” ／ 荀未来：“这冬天来临之前啊，你最好给我醒过来。棉衣棉裤的，我可真没有力气天天给你这么换，啊？（内心独白）一切，真的还会好起来吗？”</w:t>
-      </w:r>
-    </w:p>
-    <w:p>
-      <w:pPr>
-        <w:spacing w:before="40" w:after="80" w:line="384" w:lineRule="auto"/>
-        <w:ind w:firstLine="400"/>
-        <w:jc w:val="left"/>
-      </w:pPr>
-      <w:r>
-        <w:rPr>
-          <w:rFonts w:ascii="Times New Roman" w:hAnsi="Times New Roman" w:eastAsia="宋体"/>
-          <w:b w:val="0"/>
-          <w:color w:val="141414"/>
-          <w:sz w:val="20"/>
-        </w:rPr>
-        <w:t>◆ EP21《当雪落下》：【21-4　内　学校食堂·体育馆看台·徐图图家1449室卧室·501室门前楼梯间 — 日/夜】：出场角色：赵左右、徐图图、舒洁、林开颜（小雪）；空间调度与动作详情：学校食堂另一角，小雪独自垂头丧气地扒着饭；不远处的餐桌旁，徐图图正安静地吃着青菜，赵左右端着餐盘走过来坐到她对面，关切地问了一句。 徐图图抬起头冲他温和一笑。 傍晚夕阳西沉，暮色笼罩长林八中校园。夜幕降临后，空旷安静的学校体育馆内，十六岁的赵左右与徐图图穿着蓝白校服并肩坐在木制看台长凳上，手里各握着一瓶玻璃瓶装汽水。徐图图转过头，认真地望向身旁的少年。 赵左右仰头喝了一口汽水，眼神亮晶晶地点了点头，语气里满是憧憬与笃定。 徐图图双手捧着汽水瓶，替他分析起未来的大学方向。；场内关键对白：赵左右：“怎么坐在这儿啊？” ／ 徐图图：“没位置了。” ／ 徐图图：“你真的决定要艺考啊？” ／ 赵左右：“对啊。我打算学电视编导。神奇的是，这次竟然连我爸都支持我。我猜八成是我们暑假的时候拿DV挣到了钱。” ／ 徐图图：“我听说，学艺术的圈子都在北京，这样的话，长林大学就不适合你。那你是不是应该报北京的艺术类大学比较好啊？”　【21-6　内　501室餐厅与玄关·赵左右卧室窗前·学校食堂与高二（2）班教室 — 夜/日】：出场角色：赵左右、刘美奕、赵东来、林开颜（小雪）、林开颜（小雪）（内心独白）、王一漫、徐图图、罗爱文、赵左右（内心独白）；空间调度与动作详情：夜晚，五零一室餐厅暖黄的灯光下，赵左右飞快地扒完碗里的最后几口米饭，放下碗筷起身准备回屋剪视频。 母亲刘美奕体贴地嘱咐了儿子一句，赵左右应了声“嗯”便走进自己房间关上了门。 父亲赵东来夹了一筷子菜，乐呵呵地调侃起如今当上“黍豆网红人”的宝贝儿子。 刘美奕放下筷子，有些不确定地望向丈夫。 赵东来端起茶杯喝了一口，像模像样地按儿子的“历史规律”分析起来。；场内关键对白：赵左右：“嗯，我吃好了。” ／ 刘美奕：“哎，吃完饭别马上写作业，你休息会儿。” ／ 赵东来：“上周的视频都还没剪完呢，观众都快饿死了。哼。” ／ 刘美奕：“咱儿子，不会真的要参加艺考吧？” ／ 赵东来：“根据历史规律啊，他坚持最长的爱好，七个月。这才半年，没破纪录呢。”</w:t>
-      </w:r>
-    </w:p>
-    <w:p>
-      <w:pPr>
-        <w:spacing w:before="40" w:after="80" w:line="384" w:lineRule="auto"/>
-        <w:ind w:firstLine="400"/>
-        <w:jc w:val="left"/>
-      </w:pPr>
-      <w:r>
-        <w:rPr>
-          <w:rFonts w:ascii="Times New Roman" w:hAnsi="Times New Roman" w:eastAsia="宋体"/>
-          <w:b w:val="0"/>
-          <w:color w:val="141414"/>
-          <w:sz w:val="20"/>
-        </w:rPr>
-        <w:t>◆ EP22《背对背，肩并肩》：【22-1　内/外　502室安全屋客厅·五楼邻里走廊与行驶的路虎越野车内 — 日】：出场角色：易房宝中介、赵了、荀未来、刘美奕、赵左右；空间调度与动作详情：片头龙标与“朝也 CHAO YE FILM”厂牌隐去。公元2008年冬日，五零二室客厅内，头戴“EPOWER PRESENTS”黑色棒球帽、身穿黑色皮夹克配白衬衫黑领带的六十六岁赵了，正与身穿黑色正装大衣、手持合同文件夹的易房宝房产中介办理退租手续；身穿黑白格纹夹克内搭黑色高领毛衣的四十一岁荀未来站在一旁。 赵了毫不犹豫地从桌上拿起房屋钥匙递给中介，态度爽快而急切。 中介接过钥匙合上文件夹，礼貌地道别后转身离开。 赵了客气地应了声“谢谢”，一旁的荀未来看着空荡下来的屋子，有些恍惚地叹了一句。 老居民楼五楼水泥走廊里，五零一室门口贴着“创业年年好”的春联。身穿深蓝色开衫的刘美奕、身穿浅灰绞花毛衣的赵东来与身穿黑色针织开衫内搭白衬衫的十六岁赵左右正走出家门。刘美奕刚问了儿子一句“你确认了吗”，一抬头，正巧看见赵了与荀未来从对门五零二室走出来！；场内关键对白：易房宝中介：“赵叔。您没住够一年退租的话，按合同规定呢，是要收您一些违约金的。” ／ 赵了：“没问题，尽快就好，我们急着要走。钥匙给你。” ／ 易房宝中介：“那我就带新的住户来看房了。打扰了，麻烦了。” ／ 荀未来：“怎么这么突然呢？真要退租啊？” ／ 刘美奕：“哎你等会儿，赵先生这么好的人……你看。哎，赵先生！小荀？你怎么也在赵先生家里啊？”　【22-6　外/内　雪夜居民楼下·501室厨房与餐厅团圆饺子宴·雪路送别与有轨电车站台 — 夜】：出场角色：赵了、赵左右、荀未来、刘美奕、赵东来；空间调度与动作详情：2008年冬夜，老居民楼单元门外白雪皑皑，暖黄的路灯光晕下，四十一岁的荀未来与六十六岁的赵了并肩等候。十六岁的赵左右背着书包欢快地跑来与两人汇合。 赵左右拍着胸脯回答：“收拾完了！你俩收拾完了？”荀未来随口答道：“对，晚上十点钟你赵爷爷就走了。”赵了一听这话不吉利，吹胡子瞪眼地抗议起来。 荀未来坏笑着顶嘴：“怎么了？你就说是或不是，你晚上十点钟走？”看着四十岁和六十岁的自己又在拌嘴，十六岁的赵左右无奈地摊开双手劝架。 荀未来扑哧一笑，感叹道：“也是。我们这种情况啊，也算是千载难逢了吧。”赵左右满眼不舍地看着两个未来的自己，追问重逢之期。 荀未来摸了摸下巴，把话题抛给2058年的赵了。；场内关键对白：赵了：“你东西都收拾完了吗？” ／ 赵了：“怎么什么话到你嘴里面就变得这么难听？什么我晚上十点钟就走了？！” ／ 赵左右：“你俩就不能和平一点吗？咱仨不都是一个人，骂谁都是骂自己。” ／ 赵左右：“对了，你们下次什么时候再来啊？” ／ 荀未来：“呃，还不太确定吧。我2033年那边还没那么方便。倒是你赵爷爷，跟下楼似的。”</w:t>
-      </w:r>
-    </w:p>
-    <w:p>
-      <w:pPr>
-        <w:spacing w:before="40" w:after="80" w:line="384" w:lineRule="auto"/>
-        <w:ind w:firstLine="400"/>
-        <w:jc w:val="left"/>
-      </w:pPr>
-      <w:r>
-        <w:rPr>
-          <w:rFonts w:ascii="Times New Roman" w:hAnsi="Times New Roman" w:eastAsia="宋体"/>
-          <w:b w:val="0"/>
-          <w:color w:val="141414"/>
-          <w:sz w:val="20"/>
-        </w:rPr>
-        <w:t>◆ EP23《不可战胜的敌人》：【23-5　内　2058人生无限公司走廊·高尚办公室·2008旧物仓库与2058控制室及通风管 — 日】：出场角色：荀未来、林开颜（小雪）（低语）、赵了、老年余博士、搬运工人、赵左右、林开颜（小雪）、高尚；空间调度与动作详情：公元2058年，“人生（无限）有限公司”五楼科技感十足的纯白走廊内，墙面导览牌清晰标示着：【`5F 供电站 能源管理中心`】。高尚带着黑衣保镖押送四十一岁的荀未来走过办公区，迎面正巧遇上抱着离职纸箱、被公司开除的小雪（林开颜）！ 荀未来眼珠一转，在擦肩而过的瞬间故意停下脚步，指着小雪的鼻子破口大骂，将“三十分钟”的暗号精准夹带在辱骂声中！ 高尚不耐烦地推了荀未来一把：“走了。”抱着纸箱留在原地的小雪先是一愣，随即双眸骤亮，瞬间领悟了荀未来的暗号！ 副总裁办公室内，六十六岁的赵了正拍着桌子冲八十二岁的老年余博士怒吼！ 老年余博士冷峻地坐在沙发上回应：“你不要试图偷换我的概念，我很清楚自己在做什么。”就在这时，高尚推门将荀未来带了进来。赵了一见荀未来也落网了，急得跳脚质问：；场内关键对白：荀未来：“活该丢工作，什么忙都帮不上，猪队友！老子最多给你打三十分！” ／ 林开颜（小雪）（低语）：“三十分！” ／ 赵了：“狗屁时空修正，你这就是杀人！” ／ 赵了：“嘿！你怎么这么快就被他们抓了？” ／ 荀未来：“平时都是你沉得住气，这回我看我比你看得开。”　【23-6　外/内　2008林海雪原电话亭·老居民楼道与501室·高二（2）班教室与微机室·杂志社火灾废墟与雪夜串串香餐车 — 日/夜】：出场角色：赵左右、房东张叔、刘美奕、赵东来、王一漫、罗爱文、徐图图、走廊学生、赵左右（内心独白）；空间调度与动作详情：公元2008年，阳光穿透白雪皑皑的林海雪原，画面中央浮现出冰冷的特效数字：【`时空修正 82%`】。十六岁的赵左右推开蓝色公用电话亭的门走了出来，踩在厚厚的积雪上环顾四周明朗的街景，疑惑地喃喃自语： 然而当赵左右走回自家老居民楼水泥楼梯间时，迎面正巧看见母亲刘美奕正与五零二室真正的房东张叔站在门口寒暄。张叔乐呵呵地说北京生意不好做，准备把这套老房子收回来自己住。赵左右走上前打了声招呼（“张叔”），随口指着五零二室屋里说道： 此言一出，张叔与母亲刘美奕同时露出莫名其妙的神色！张叔皱着眉摇了摇头。 一旁的母亲刘美奕更是满脸困惑地转头看向儿子。 赵左右如遭雷击，瞪大眼睛难以置信地提醒母亲昨晚的五口之家团圆饭！；场内关键对白：赵左右：“修正了什么啊……好像什么也没变啊。” ／ 赵左右：“张叔，赵爷爷这些家具你可以留着呀，都是新的。” ／ 房东张叔：“赵爷爷？……呵，你说的是租我房子的人吧？这屋子我都是全权委托给中介的，这租给了谁我是真不知道。但这屋子让他装得乱七八糟的，太难看了。” ／ 刘美奕：“哎，左右。你怎么知道咱对门爷爷姓赵呀？我印象中好像都没怎么见过他，应该是不爱出门。” ／ 赵左右：“开什么玩笑啊，怎么没见过了？昨天晚上我们还一起吃饭呢！”</w:t>
-      </w:r>
-    </w:p>
-    <w:p>
-      <w:pPr>
-        <w:spacing w:before="40" w:after="80" w:line="384" w:lineRule="auto"/>
-        <w:ind w:firstLine="400"/>
-        <w:jc w:val="left"/>
-      </w:pPr>
-      <w:r>
-        <w:rPr>
-          <w:rFonts w:ascii="Times New Roman" w:hAnsi="Times New Roman" w:eastAsia="宋体"/>
-          <w:b w:val="0"/>
-          <w:color w:val="141414"/>
-          <w:sz w:val="20"/>
-        </w:rPr>
-        <w:t>◆ EP24《独自面对》（大结局）：【24-1　内/外　501室赵左右家·长林八中孔子雕像广场与高三（2）班教室 — 日】：出场角色：赵左右、刘美奕、赵东来、罗爱文、陈明、高三全班学生（齐诵）；空间调度与动作详情：片头龙标与“朝也 CHAO YE FILM”水墨厂牌隐去。清晨七点半，五零一室暖意融融。身穿淡紫色花纹睡衣的母亲刘美奕推开儿子卧室门，见已经穿好校服衬衫、针织背心外搭驼色连帽大衣的赵左右正背着书包准备出门，惊讶地喊了一声：“赵左右！” 刘美奕看了一眼墙上的挂钟，关切地询问。 独自背负着三代人全部记忆的赵左右眼神沉稳而自律，微笑着向母亲解释。 穿着灰色格子家居服、嘴里含着牙刷泡沫的父亲赵东来凑到门边，欣慰地夸赞儿子。 赵左右扶了扶双肩包肩带，郑重地向父母许下承诺。；场内关键对白：赵左右：“咋了，妈？” ／ 刘美奕：“啊，没啥，我看七点半了闹铃还没响，怕你迟到了。” ／ 赵左右：“我六点就起了，复习了一下今天要求听写的单词，刚准备走。” ／ 赵东来：“哎呀，这么刻苦啊。” ／ 赵左右：“虽然决定了要艺考，但文化课也一定不会落下的，你们放心吧。”　【24-4　内　长林八中广播站·教导主任戴娟办公室与501室赵左右卧室 — 日】：出场角色：赵左右、徐图图、戴娟、刘美奕；空间调度与动作详情：“八中之声”广播站内，即将迎来高三最后一次播音的徐图图独自坐在麦克风前，攥着广播稿反复试读（“高三是紧张的，但也是热血的……不好，不好”），紧张得手心直冒汗。就在这时，广播室的门被推开，赵左右拎着一个冒着热气的塑料袋笑嘻嘻地走了进来，把一碗砂锅麻辣烫摆在调音台旁！ 徐图图吓了一跳，看着红油翻滚的麻辣烫瞪圆了眼睛。 赵左右把一次性筷子塞进她手里，温柔地哄着她。 徐图图半信半疑地夹起一大口塞进嘴里，下一秒，整张小脸瞬间辣得通红，张着嘴直哈气！ 赵左右忍着笑，指了指她手里的打印稿，道出了自己点“变态辣”的真正用意。；场内关键对白：赵左右：“我之前研究过，说人在紧张的时候，做点熟悉的事就没那么紧张了。你看我带了什么？” ／ 徐图图：“你胆子也太大了吧！这要被戴主任发现了，肯定要把你臭骂一顿。……我平时一点事都没有，可是到最后一次反而紧张死了，中午一口饭都没吃。” ／ 赵左右：“你一紧张就吃不下东西，吃不下东西就更紧张了。相信我，你只要一吃上，就会放松下来的。” ／ 徐图图：“好辣！你该不会点的变态辣吧？赵左右，你到底是帮我还是坑我啊？” ／ 赵左右：“上次在医院你不是说想吃变态辣？怎么样，这下辣得背不了稿子了吧？当然是帮你啊。没有稿子，你会发挥得更好。第一次你不是即兴的吗？我记得那次你讲的就是麻辣烫。”　【24-5　内　2010年北京华彩艺术学院专业面试考场与501室卧室（2010初春） — 日】：出场角色：女主考官、白发男主考官、赵左右、刘美奕；空间调度与动作详情：画面浮现时间字标：2010 初春。教室前方高挂着红底白字横幅：【`2010年北京华彩艺术学院专业面试考场`】。四位考官端坐在长条考官席后，头戴深灰色棒球帽、身穿灰卫衣配黑羽绒马甲的十八岁赵左右站在场地中央，手里捧着一台联想ThinkPad笔记本电脑，屏幕正播放着他拍摄的《孤独的饭桶》系列视频——画面里徐图图正大口吃着卤肉饭和拉面，幸福地感叹“这个卤肉饭也太棒了！肉臊肥瘦比例刚好”。 坐在中间的女主考官抬手打断了视频播放，推了推眼镜发问。 赵左右合上笔记本一半，诚恳地回答：“剧情片和创意摄影倒是没有。但我觉得我刚刚放的这个视频，也算是一种艺术。”旁边的白发男主考官犀利地追问： 赵左右表明自己没上过培训机构，认真地讲述了自己高一失眠之夜看校园录像获得陪伴感的初衷。 女主考官若有所思地问道：“那我是不是可以理解为，你这个影片是在反映你们独生子女这一代普遍存在的孤独感较强的问题呢？”赵左右老实地摇了摇头：；场内关键对白：女主考官：“好了可以了。你有没有带一些更具艺术表达的作品？比如你拍过的剧情片其中的一场戏，或者是创意摄影也可以。” ／ 白发男主考官：“是不是你的培训机构告诉你，这个东西叫做长镜头，就是艺术了？那艺术在哪呢？一个固定机位，大广角，几十分钟在拍一个女孩吃饭，有什么意义和表达呢？” ／ 赵左右：“其实是有天晚上，我躺在床上看着电脑里放的录的学校日常……觉得房间变得热闹起来，让人觉得夜晚不再漫长。是不是现在的人都需要陪伴？比如吃饭的时候，一个人吃饭多孤单啊。黍豆网上确实有很多人在看《孤独的饭桶》系列，这样一来这个视频就是有意义的。” ／ 赵左右：“我倒是没有想得那么深刻……就是觉得有人会有需要，包括我们自己，留下这样一段影像作为回忆，也很有意义吧。” ／ 白发男主考官：“按需求出发的那叫商业。那你觉得你提供的这个作品，是艺术品还是商品？”　【24-6　内　火锅店高考毕业聚餐与501室卧室高考查分（2010夏） — 日】：出场角色：徐图图、赵左右、王一漫、陈明、赵东来、刘美奕；空间调度与动作详情：画面浮现时间字标：2010 夏。高考结束当晚，热气腾腾的火锅店里，身穿绿白条纹Polo衫的赵左右与身穿浅蓝衬衫背带裙的徐图图举起啤酒杯痛快碰撞：“干杯！好爽啊！”徐图图好奇地眨了眨眼： 赵左右仰头喝了一大口啤酒，感慨万千。 徐图图笑着点头，想起后街那家已经搬走的砂锅麻辣烫店，有些遗憾地叹气。 赵左右微笑着望向她，憧憬着两人的北京之约。 徐图图开心答应：“好，到时候咱们就把这些稀奇古怪的东西都尝个遍！”这时，身穿白色海军领短袖的王一漫与身穿湖蓝色T恤的陈明一边争论着考题一边走进店里入座。；场内关键对白：徐图图：“嗯？你之前不是说喝酒找罪受吗？” ／ 赵左右：“我现在终于有点能感受到喝酒的快乐了。高考都结束了，还不得好好放肆一下。” ／ 徐图图：“只可惜，舒老板回老家了，以后再也吃不到那么好吃的麻辣烫了。” ／ 赵左右：“总要尝试新鲜事物的嘛。等咱们到了北京，先去尝尝豆汁儿。” ／ 王一漫：“就是数学选择题的最后一道题啊。那道题它一看就是陷阱，我还特意看了两遍呢！你们选的难道不是C吗？”　【24-7　外/内　老式红砖家属楼外铁楼梯·徐图图家1449室卧室与501室 — 日/夜】：出场角色：徐图图、赵左右；空间调度与动作详情：填完志愿后，赵左右走上红砖家属楼外侧的红色铁楼梯，敲响了一四四九室的大门：“图图，图图。”屋里传来徐图图低落的声音：“你进来吧。” 徐图图卧室内，身穿白色蕾丝长裙的徐图图失落地坐在床边地板上，赵左右走过去并排坐到她身旁。徐图图抬起头，强颜欢笑地看着他。 赵左右一怔，关切地皱起眉。 徐图图低下头捏着裙角，小声说出了自己为了陪他去北京而做的妥协。 赵左右看着眼前这个愿意为了自己放弃梦想的女孩，心头既感动又心疼，认真地摇了摇头。；场内关键对白：徐图图：“我……我虽然没考好，但没关系，我们还是可以一起去北京的。” ／ 赵左右：“可这样的话，你就报不了北京那几个好的工商管理专业了。” ／ 徐图图：“那就不学工商管理了嘛。我都咨询过了，有几个冷门的专业，还是很好录取的。” ／ 赵左右：“我记得你和我说过，学会计，去四大会计师事务所工作，一直是你的梦想。” ／ 徐图图：“可是能和你在一个城市读大学，也是我的梦想啊。”　【24-8　内/外　501室卧室查录取结果·行驶的公交车内与北京云都大学校园（2010秋—2012） — 日/夜】：出场角色：赵左右、赵东来、赵左右（内心独白）、招办老师（电话音）；空间调度与动作详情：清晨微光中，十八岁的赵左右睁开眼，嘴里不停默念着：“录取、录取、录取……”电脑桌前，赵东来拿着一本笔记本遮住显示器下半截，与刘美奕、赵左右一起屏息凝神地将笔记本往下一点点挪开—— 当【录取】二字露出来的瞬间，一家三口同时欢呼击掌：“录了！录取了！恭喜儿子！”然而当赵东来彻底拿开笔记本、露出完整页面【`2010年吉林省普通高校招生考试录取结果查询｜院校名称：北京云都大学｜专业名称：计算机应用（调剂）｜学制：4年`】时，赵左右脸上的笑容瞬间凝固！ 赵东来挠了挠头，理所当然地解释自己替儿子做的决定。 赵左右如遭五雷轰顶，声音颤抖地吼道！ 赵东来还在乐呵呵地劝他：“计算机专业前景非常广阔！”赵左右却死死盯着屏幕上“计算机应用”五个字，浑身血液仿佛瞬间冻结——他清清楚楚地记得，四十一岁的荀未来原本的人生轨迹，就是在北京读的计算机专业！；场内关键对白：赵左右：“等等。这专业……怎么不是传播学啊？” ／ 赵东来：“哦，当时嘛，我让你勾选那个服从调剂，怕滑档。你也没说不同意啊。” ／ 赵左右：“你只说不会滑档我就没多想，我压根就不知道服从调剂是这个意思啊！” ／ 赵左右（内心独白）：“荀哥说过，我本来的专业就是计算机。怎么回事……怎么回事啊？时间修正……一定是时间修正……一定是时间修正！” ／ 赵左右：“你、你好，我想咨询一下，我明明是文科生，怎么会调剂到计算机应用专业呢？那我能自己选别的专业吗？或者，我还能退出来，再被第二志愿录取吗？”　【24-9　外/内　北京云都大学台阶·2012冬雪夜林间木栈道与501室客厅（2012冬） — 日/夜】：出场角色：赵左右（内心独白）、赵左右、赵东来；空间调度与动作详情：白天，身穿黑色羽绒服的青年赵左右拎着打包的快餐盒走下大学教学楼台阶，迎面一名匆忙跑上楼的男生不慎将他手中的快餐撞翻在地，汤饭洒了一地。男生匆匆说了句“不好意思”便跑远了，赵左右低头麻木地看着雪地上的狼藉，心底一片死灰。 画面浮现时间字标：2012 冬。夜晚，白雪覆盖的公园林间木栈道上路灯幽暗。已经二十岁、读大三的赵左右身穿深色连帽毛呢大衣，手里拎着一个啤酒瓶，步履踉跄地走在枯木林道中。四年来的压抑、孤独与眼睁睁看着一切滑向原轨的绝望在这一刻彻底决堤，他弯下腰痛苦地干呕低吼： 当他抬起满是泪痕的脸时，突然看见前方木栈道旁立着一个插着红胡萝卜鼻子、嘴角弯弯微笑的雪人。醉意与悲愤交加的赵左右跌跌撞撞地冲到雪人面前，仿佛把这个微笑的雪人当成了高高在上戏弄他的“时间”本身，指着雪人撕心裂肺地哭喊质问！ 赵左右无力地瘫坐在冰冷的木栈道台阶上，双手抱头，像个迷路的孩子一样放声痛哭。 一列绿皮火车呼啸着驶过白雪皑皑的北方铁轨。夜幕下，头戴深灰棒球帽、拖着行李箱的赵左右推开了长林五零一室的家门：“爸，妈。”正在沙发上看电视的刘美奕与赵东来惊喜地迎上前拥抱儿子！；场内关键对白：赵左右（内心独白）：“这就是我的新人生，眼看着时间左右我的命运，我却只能麻木地接受。” ／ 赵左右：“怎么办……一切都变回去了……我做什么都没有用……我掌控不了我的人生……怎么办……二十年后……我也救不了图图……怎么办！” ／ 赵左右：“笑什么？我问你笑什么！连我今天会崩溃你也算到了吧？对，你什么算不到啊？所以无论我多努力，无论我做什么，我什么也改变不了，我赢不了你！可为什么偏偏是我？为什么？！” ／ 赵左右：“注定好的……一切都是注定好的……荀哥，赵爷爷，我怎么才能战胜时间？我做不到……四年了，我好想你们……” ／ 赵东来：“哎呀左右啊，你不是还有一周才放寒假，怎么提前回来了？”</w:t>
-      </w:r>
-    </w:p>
-    <w:p>
-      <w:pPr>
-        <w:spacing w:before="240" w:after="100" w:line="384" w:lineRule="auto"/>
-        <w:jc w:val="left"/>
-      </w:pPr>
-      <w:r>
-        <w:rPr>
-          <w:rFonts w:ascii="Arial" w:hAnsi="Arial" w:eastAsia="黑体"/>
-          <w:b/>
-          <w:color w:val="142850"/>
-          <w:sz w:val="26"/>
-        </w:rPr>
-        <w:t>第六章　本场景全剧关联场次完整剧情动作与台词交锋补遗实录</w:t>
-      </w:r>
-    </w:p>
-    <w:p>
-      <w:pPr>
-        <w:spacing w:before="40" w:after="100" w:line="384" w:lineRule="auto"/>
-        <w:ind w:firstLine="420"/>
-        <w:jc w:val="left"/>
-      </w:pPr>
-      <w:r>
-        <w:rPr>
-          <w:rFonts w:ascii="Times New Roman" w:hAnsi="Times New Roman" w:eastAsia="宋体"/>
-          <w:b w:val="0"/>
-          <w:color w:val="141414"/>
-          <w:sz w:val="21"/>
-        </w:rPr>
-        <w:t>以下完整收录该核心空间在《三人行》全24集文学剧本中承载的所有关键戏剧场次、人物走位调度与核心台词交锋（共检索锁定 65 个关联场次）：</w:t>
-      </w:r>
-    </w:p>
-    <w:tbl>
-      <w:tblPr>
-        <w:tblStyle w:val="TableGrid"/>
-        <w:tblW w:type="auto" w:w="0"/>
-        <w:jc w:val="center"/>
-        <w:tblLayout w:type="fixed"/>
-        <w:tblLook w:firstColumn="1" w:firstRow="1" w:lastColumn="0" w:lastRow="0" w:noHBand="0" w:noVBand="1" w:val="04A0"/>
-      </w:tblPr>
-      <w:tblGrid>
-        <w:gridCol w:w="5184"/>
-        <w:gridCol w:w="5184"/>
-      </w:tblGrid>
-      <w:tr>
-        <w:trPr>
-          <w:tblHeader/>
-          <w:cantSplit/>
-        </w:trPr>
-        <w:tc>
-          <w:tcPr>
-            <w:tcW w:type="dxa" w:w="3096"/>
-            <w:vAlign w:val="center"/>
-            <w:tcMar>
-              <w:top w:w="130" w:type="dxa"/>
-              <w:bottom w:w="130" w:type="dxa"/>
-              <w:left w:w="150" w:type="dxa"/>
-              <w:right w:w="150" w:type="dxa"/>
-            </w:tcMar>
-            <w:shd w:fill="1F3864"/>
-          </w:tcPr>
-          <w:p>
-            <w:pPr>
-              <w:spacing w:before="40" w:after="40" w:line="312" w:lineRule="auto"/>
-              <w:jc w:val="center"/>
-            </w:pPr>
-            <w:r/>
-            <w:r>
-              <w:rPr>
-                <w:rFonts w:ascii="Arial" w:hAnsi="Arial" w:eastAsia="黑体"/>
-                <w:b/>
-                <w:color w:val="FFFFFF"/>
-                <w:sz w:val="19"/>
-              </w:rPr>
-              <w:t>集数与场次景头</w:t>
-            </w:r>
-          </w:p>
-        </w:tc>
-        <w:tc>
-          <w:tcPr>
-            <w:tcW w:type="dxa" w:w="7272"/>
-            <w:vAlign w:val="center"/>
-            <w:tcMar>
-              <w:top w:w="130" w:type="dxa"/>
-              <w:bottom w:w="130" w:type="dxa"/>
-              <w:left w:w="150" w:type="dxa"/>
-              <w:right w:w="150" w:type="dxa"/>
-            </w:tcMar>
-            <w:shd w:fill="1F3864"/>
-          </w:tcPr>
-          <w:p>
-            <w:pPr>
-              <w:spacing w:before="40" w:after="40" w:line="312" w:lineRule="auto"/>
-              <w:jc w:val="center"/>
-            </w:pPr>
-            <w:r/>
-            <w:r>
-              <w:rPr>
-                <w:rFonts w:ascii="Arial" w:hAnsi="Arial" w:eastAsia="黑体"/>
-                <w:b/>
-                <w:color w:val="FFFFFF"/>
-                <w:sz w:val="19"/>
-              </w:rPr>
-              <w:t>本场景出场人物、空间动作调度与核心台词交锋实录</w:t>
-            </w:r>
-          </w:p>
-        </w:tc>
-      </w:tr>
-      <w:tr>
-        <w:trPr>
-          <w:cantSplit/>
-        </w:trPr>
-        <w:tc>
-          <w:tcPr>
-            <w:tcW w:type="dxa" w:w="3096"/>
-            <w:vAlign w:val="center"/>
-            <w:tcMar>
-              <w:top w:w="105" w:type="dxa"/>
-              <w:bottom w:w="105" w:type="dxa"/>
-              <w:left w:w="145" w:type="dxa"/>
-              <w:right w:w="145" w:type="dxa"/>
-            </w:tcMar>
-          </w:tcPr>
-          <w:p>
-            <w:pPr>
-              <w:spacing w:before="40" w:after="40" w:line="341" w:lineRule="auto"/>
-              <w:jc w:val="left"/>
-            </w:pPr>
-            <w:r/>
-            <w:r>
-              <w:rPr>
-                <w:rFonts w:ascii="Times New Roman" w:hAnsi="Times New Roman" w:eastAsia="宋体"/>
-                <w:b/>
-                <w:color w:val="191919"/>
-                <w:sz w:val="19"/>
-              </w:rPr>
-              <w:t>EP01</w:t>
-              <w:br/>
-              <w:t>1-31　内　老居民楼水泥楼梯间·赵左右家门外 — 夜</w:t>
-            </w:r>
-          </w:p>
-        </w:tc>
-        <w:tc>
-          <w:tcPr>
-            <w:tcW w:type="dxa" w:w="7272"/>
-            <w:vAlign w:val="center"/>
-            <w:tcMar>
-              <w:top w:w="105" w:type="dxa"/>
-              <w:bottom w:w="105" w:type="dxa"/>
-              <w:left w:w="145" w:type="dxa"/>
-              <w:right w:w="145" w:type="dxa"/>
-            </w:tcMar>
-          </w:tcPr>
-          <w:p>
-            <w:pPr>
-              <w:spacing w:before="40" w:after="40" w:line="341" w:lineRule="auto"/>
-              <w:jc w:val="left"/>
-            </w:pPr>
-            <w:r/>
-            <w:r>
-              <w:rPr>
-                <w:rFonts w:ascii="Times New Roman" w:hAnsi="Times New Roman" w:eastAsia="宋体"/>
-                <w:b w:val="0"/>
-                <w:color w:val="191919"/>
-                <w:sz w:val="19"/>
-              </w:rPr>
-              <w:t>【出场人物】环境空镜/意象叙事</w:t>
-              <w:br/>
-              <w:t>【空间动作与场面调度】狭窄的水泥楼梯间里刷着半高的灰绿色油漆墙裙，配有红色圆管铁扶手。赵左右顺着楼梯往上走，迎面撞见一名搬家工人正抱着大纸箱从楼上匆匆往下搬，他连忙侧身贴着栏杆让路，好奇地回头看了一眼，继续走上楼台。 来到自家贴着红春联的墨绿色防盗铁门前，赵左右脚步一顿——只见门外右侧的地面上，静静放着一只包装极其精致的透明蓝盒太空宇航员生日蛋糕，盒面上印着「HAPPY BIRTHDAY」。赵左右疑惑地眨了眨眼，俯身将那只蓝色蛋糕盒抱进怀里，推门进屋。 切至：</w:t>
-              <w:br/>
-              <w:t>【本场核心台词交锋】（纯视觉动作与环境声效调度）</w:t>
-            </w:r>
-          </w:p>
-        </w:tc>
-      </w:tr>
-      <w:tr>
-        <w:trPr>
-          <w:cantSplit/>
-        </w:trPr>
-        <w:tc>
-          <w:tcPr>
-            <w:tcW w:type="dxa" w:w="3096"/>
-            <w:vAlign w:val="center"/>
-            <w:tcMar>
-              <w:top w:w="105" w:type="dxa"/>
-              <w:bottom w:w="105" w:type="dxa"/>
-              <w:left w:w="145" w:type="dxa"/>
-              <w:right w:w="145" w:type="dxa"/>
-            </w:tcMar>
-            <w:shd w:fill="F7FAFC"/>
-          </w:tcPr>
-          <w:p>
-            <w:pPr>
-              <w:spacing w:before="40" w:after="40" w:line="341" w:lineRule="auto"/>
-              <w:jc w:val="left"/>
-            </w:pPr>
-            <w:r/>
-            <w:r>
-              <w:rPr>
-                <w:rFonts w:ascii="Times New Roman" w:hAnsi="Times New Roman" w:eastAsia="宋体"/>
-                <w:b/>
-                <w:color w:val="191919"/>
-                <w:sz w:val="19"/>
-              </w:rPr>
-              <w:t>EP01</w:t>
-              <w:br/>
-              <w:t>1-32　内　赵左右家·玄关与餐厨区 — 夜</w:t>
-            </w:r>
-          </w:p>
-        </w:tc>
-        <w:tc>
-          <w:tcPr>
-            <w:tcW w:type="dxa" w:w="7272"/>
-            <w:vAlign w:val="center"/>
-            <w:tcMar>
-              <w:top w:w="105" w:type="dxa"/>
-              <w:bottom w:w="105" w:type="dxa"/>
-              <w:left w:w="145" w:type="dxa"/>
-              <w:right w:w="145" w:type="dxa"/>
-            </w:tcMar>
-            <w:shd w:fill="F7FAFC"/>
-          </w:tcPr>
-          <w:p>
-            <w:pPr>
-              <w:spacing w:before="40" w:after="40" w:line="341" w:lineRule="auto"/>
-              <w:jc w:val="left"/>
-            </w:pPr>
-            <w:r/>
-            <w:r>
-              <w:rPr>
-                <w:rFonts w:ascii="Times New Roman" w:hAnsi="Times New Roman" w:eastAsia="宋体"/>
-                <w:b w:val="0"/>
-                <w:color w:val="191919"/>
-                <w:sz w:val="19"/>
-              </w:rPr>
-              <w:t>【出场人物】刘美奕、赵左右、赵东来</w:t>
-              <w:br/>
-              <w:t>【空间动作与场面调度】暖黄色的灯光洒满温馨的老式三居室，餐厅高低柜上的生态鱼缸咕嘟咕嘟冒着气泡。赵左右抱着透明蓝色蛋糕盒推门走进玄关，系着碎花围裙的母亲刘美奕正站在厨房镶花玻璃推拉门旁忙活。 赵左右挠了挠头，语气里带着几分少年的急切。 厨房里的刘美奕低头瞧见墙角堆着的一大麻袋土豆，伸手一摸顿时火冒三丈，冲着外屋大喊。 身穿灰绿色细格纹衬衫的父亲赵东来笑呵呵地走到厨房门口。刘美奕抓起两个已经冻硬发芽的土豆举到他面前。 看着爸妈日常拌嘴，站在门厅里的赵左右举了举怀里那只精致的透明蓝色太空蛋糕盒。 赵左右顺着父亲手指的方向看去，客厅桌面上果然端端正正放着另一只传统的红色家庭生日蛋糕盒。他低头看着怀里这只没人认领的蓝盒太空蛋糕，满脑子问号。 切至：</w:t>
-              <w:br/>
-              <w:t>【本场核心台词交锋】刘美奕：“回来了。” ／ 赵左右：“妈，隔壁张叔一家是搬家了吗？” ／ 刘美奕：“谁知道呢，连夜跟逃难似的，说搬就搬。这新来的邻居老头也挺奇怪的，要给钱买咱家的旧被子。” ／ 赵左右：“我寻思送他一床得了，谁会买二手被子啊。” ／ 赵东来：“你妈也是，好歹卖个十块二十块的。”</w:t>
-            </w:r>
-          </w:p>
-        </w:tc>
-      </w:tr>
-      <w:tr>
-        <w:trPr>
-          <w:cantSplit/>
-        </w:trPr>
-        <w:tc>
-          <w:tcPr>
-            <w:tcW w:type="dxa" w:w="3096"/>
-            <w:vAlign w:val="center"/>
-            <w:tcMar>
-              <w:top w:w="105" w:type="dxa"/>
-              <w:bottom w:w="105" w:type="dxa"/>
-              <w:left w:w="145" w:type="dxa"/>
-              <w:right w:w="145" w:type="dxa"/>
-            </w:tcMar>
-          </w:tcPr>
-          <w:p>
-            <w:pPr>
-              <w:spacing w:before="40" w:after="40" w:line="341" w:lineRule="auto"/>
-              <w:jc w:val="left"/>
-            </w:pPr>
-            <w:r/>
-            <w:r>
-              <w:rPr>
-                <w:rFonts w:ascii="Times New Roman" w:hAnsi="Times New Roman" w:eastAsia="宋体"/>
-                <w:b/>
-                <w:color w:val="191919"/>
-                <w:sz w:val="19"/>
-              </w:rPr>
-              <w:t>EP01</w:t>
-              <w:br/>
-              <w:t>1-33　内　赵左右家·赵左右房间 — 夜</w:t>
-            </w:r>
-          </w:p>
-        </w:tc>
-        <w:tc>
-          <w:tcPr>
-            <w:tcW w:type="dxa" w:w="7272"/>
-            <w:vAlign w:val="center"/>
-            <w:tcMar>
-              <w:top w:w="105" w:type="dxa"/>
-              <w:bottom w:w="105" w:type="dxa"/>
-              <w:left w:w="145" w:type="dxa"/>
-              <w:right w:w="145" w:type="dxa"/>
-            </w:tcMar>
-          </w:tcPr>
-          <w:p>
-            <w:pPr>
-              <w:spacing w:before="40" w:after="40" w:line="341" w:lineRule="auto"/>
-              <w:jc w:val="left"/>
-            </w:pPr>
-            <w:r/>
-            <w:r>
-              <w:rPr>
-                <w:rFonts w:ascii="Times New Roman" w:hAnsi="Times New Roman" w:eastAsia="宋体"/>
-                <w:b w:val="0"/>
-                <w:color w:val="191919"/>
-                <w:sz w:val="19"/>
-              </w:rPr>
-              <w:t>【出场人物】赵左右</w:t>
-              <w:br/>
-              <w:t>【空间动作与场面调度】贴满热血动漫海报的小卧室里亮着暖黄的台灯。那只透明蓝盒太空生日蛋糕被放在床前的矮柜上。赵左右坐在单人木床沿上，把沉甸甸的黑色双肩书包放到膝头，刺啦一声拉开拉链——里面竟然被塞得满满当当。 他先从书包里掏出一本厚厚的《Harry Potter》英文原版书，书页间掉出一张手写贺卡。卡片上用马克笔龙飞凤舞地写着祝福，偏偏把「Surprise!」少写了一个字母拼成了「Suprise!」。赵左右看着那行熟悉的错别字，原本郁结了一下午的心头阴霾瞬间一扫而空，扑哧一声笑了出来。 他放下贺卡，又从书包深处捧出一本装订得整整齐齐的厚笔记本。封面上用工整隽秀的字迹写着：《答案略集锦（赠：赵左右）》，翻开内页，全是一道道被省略了标准答案的数学难题详细推导步骤与红笔批注。赵左右脸上的嬉笑渐渐收住，眼底涌起满满的感动。 他摩挲着两位死党悄悄塞进书包的礼物，嘴角高高扬起，对着空气不服气地大声宣布。 话音落下，他的目光忽然转到床前矮柜上那只精致的透明蓝盒太空生日蛋糕上，神情慢慢安静下来，若有所思地喃喃自语。 切至：</w:t>
-              <w:br/>
-              <w:t>【本场核心台词交锋】赵左右：“怪不得书包那么沉。瞒了我一天。” ／ 赵左右：“Surprise还拼错了，倒也算是你罗爱文的防伪标记。” ／ 赵左右：“《答案略集锦》。陈明，还是你懂我。” ／ 赵左右：“苟未来，谁说我兄弟们会忘了我的！” ／ 赵左右：“那这蛋糕……如果不是陈明和罗爱文送的，那会不会是……”</w:t>
-            </w:r>
-          </w:p>
-        </w:tc>
-      </w:tr>
-      <w:tr>
-        <w:trPr>
-          <w:cantSplit/>
-        </w:trPr>
-        <w:tc>
-          <w:tcPr>
-            <w:tcW w:type="dxa" w:w="3096"/>
-            <w:vAlign w:val="center"/>
-            <w:tcMar>
-              <w:top w:w="105" w:type="dxa"/>
-              <w:bottom w:w="105" w:type="dxa"/>
-              <w:left w:w="145" w:type="dxa"/>
-              <w:right w:w="145" w:type="dxa"/>
-            </w:tcMar>
-            <w:shd w:fill="F7FAFC"/>
-          </w:tcPr>
-          <w:p>
-            <w:pPr>
-              <w:spacing w:before="40" w:after="40" w:line="341" w:lineRule="auto"/>
-              <w:jc w:val="left"/>
-            </w:pPr>
-            <w:r/>
-            <w:r>
-              <w:rPr>
-                <w:rFonts w:ascii="Times New Roman" w:hAnsi="Times New Roman" w:eastAsia="宋体"/>
-                <w:b/>
-                <w:color w:val="191919"/>
-                <w:sz w:val="19"/>
-              </w:rPr>
-              <w:t>EP01</w:t>
-              <w:br/>
-              <w:t>1-35　内　赵左右家·餐厅 — 夜</w:t>
-            </w:r>
-          </w:p>
-        </w:tc>
-        <w:tc>
-          <w:tcPr>
-            <w:tcW w:type="dxa" w:w="7272"/>
-            <w:vAlign w:val="center"/>
-            <w:tcMar>
-              <w:top w:w="105" w:type="dxa"/>
-              <w:bottom w:w="105" w:type="dxa"/>
-              <w:left w:w="145" w:type="dxa"/>
-              <w:right w:w="145" w:type="dxa"/>
-            </w:tcMar>
-            <w:shd w:fill="F7FAFC"/>
-          </w:tcPr>
-          <w:p>
-            <w:pPr>
-              <w:spacing w:before="40" w:after="40" w:line="341" w:lineRule="auto"/>
-              <w:jc w:val="left"/>
-            </w:pPr>
-            <w:r/>
-            <w:r>
-              <w:rPr>
-                <w:rFonts w:ascii="Times New Roman" w:hAnsi="Times New Roman" w:eastAsia="宋体"/>
-                <w:b w:val="0"/>
-                <w:color w:val="191919"/>
-                <w:sz w:val="19"/>
-              </w:rPr>
-              <w:t>【出场人物】刘美奕、赵左右、赵东来</w:t>
-              <w:br/>
-              <w:t>【空间动作与场面调度】赵家餐厅里关了大灯，餐桌正中的生日蛋糕上插着「16」字样的数字蜡烛，跳跃的烛火映亮了一家三口的脸庞。见儿子望着烛火出神，母亲刘美奕温柔地开口询问。 刘美奕整理了一下衣领，语气温婉。 16岁的赵左右双手合十闭上眼睛，对着摇曳的生日烛光认真许愿。 切至：</w:t>
-              <w:br/>
-              <w:t>【本场核心台词交锋】刘美奕：“怎么了儿子？想什么呢？” ／ 赵左右：“没啥。就突然想到，今天班里来了个新同学，人挺仗义的，就是古里古怪的，一直嚷嚷着让我必须报文科。” ／ 赵东来：“依你爸来看啊，你得学理科。我单位那几个同事说了，互联网那是未来的大趋势，纸媒什么这传统媒体，已经开始走下坡路了。” ／ 刘美奕：“哪天再聊这个话题啊，今天儿子生日。儿子，许个愿，吹蜡烛。” ／ 赵左右：“那就爸给我买个新手机，然后妈多给点零花钱。但是最重要的，还是家人朋友身体健康。特别是苟哥的胃。”</w:t>
-            </w:r>
-          </w:p>
-        </w:tc>
-      </w:tr>
-      <w:tr>
-        <w:trPr>
-          <w:cantSplit/>
-        </w:trPr>
-        <w:tc>
-          <w:tcPr>
-            <w:tcW w:type="dxa" w:w="3096"/>
-            <w:vAlign w:val="center"/>
-            <w:tcMar>
-              <w:top w:w="105" w:type="dxa"/>
-              <w:bottom w:w="105" w:type="dxa"/>
-              <w:left w:w="145" w:type="dxa"/>
-              <w:right w:w="145" w:type="dxa"/>
-            </w:tcMar>
-          </w:tcPr>
-          <w:p>
-            <w:pPr>
-              <w:spacing w:before="40" w:after="40" w:line="341" w:lineRule="auto"/>
-              <w:jc w:val="left"/>
-            </w:pPr>
-            <w:r/>
-            <w:r>
-              <w:rPr>
-                <w:rFonts w:ascii="Times New Roman" w:hAnsi="Times New Roman" w:eastAsia="宋体"/>
-                <w:b/>
-                <w:color w:val="191919"/>
-                <w:sz w:val="19"/>
-              </w:rPr>
-              <w:t>EP01</w:t>
-              <w:br/>
-              <w:t>1-38　内/外　2008冬夜多空间群像（漫画屋房间·罗爱文家·办公室·赵家主卧·家属院） — 夜/晨</w:t>
-            </w:r>
-          </w:p>
-        </w:tc>
-        <w:tc>
-          <w:tcPr>
-            <w:tcW w:type="dxa" w:w="7272"/>
-            <w:vAlign w:val="center"/>
-            <w:tcMar>
-              <w:top w:w="105" w:type="dxa"/>
-              <w:bottom w:w="105" w:type="dxa"/>
-              <w:left w:w="145" w:type="dxa"/>
-              <w:right w:w="145" w:type="dxa"/>
-            </w:tcMar>
-          </w:tcPr>
-          <w:p>
-            <w:pPr>
-              <w:spacing w:before="40" w:after="40" w:line="341" w:lineRule="auto"/>
-              <w:jc w:val="left"/>
-            </w:pPr>
-            <w:r/>
-            <w:r>
-              <w:rPr>
-                <w:rFonts w:ascii="Times New Roman" w:hAnsi="Times New Roman" w:eastAsia="宋体"/>
-                <w:b w:val="0"/>
-                <w:color w:val="191919"/>
-                <w:sz w:val="19"/>
-              </w:rPr>
-              <w:t>【出场人物】荀未来、赵东来＆刘美奕、戴主任、赵东来、刘美奕</w:t>
-              <w:br/>
-              <w:t>【空间动作与场面调度】开始音乐蒙太奇： 漫画屋狭小的房间里，荀未来摩挲着身份证，在心底向16岁的自己低声告解。 赵家生日餐桌前，父母笑着祝福儿子，少年赵左右开心地向爸妈道谢。 漫画屋洗手间镜子前，荀未来看着镜中41岁的自己，身后衣架上挂着那件蓝白相间的长林八中校服；欧式豪宅餐厅里，身穿黑白条纹毛衣的罗爱文正陪着家人吃饭。 荀未来回到小木桌前，在暖黄的台灯下翻开书本静静独处。 学校办公室里，深夜未归的戴主任在台灯下翻开白天从赵左右手里没收的那本《心惊肉跳》杂志，一张写着「To: 王一漫」的粉色信纸从书页间滑落出来。戴主任拿起信纸看了看，严厉的眉眼间漾开一抹温和怀念的笑意。 万籁俱寂的深夜，赵家主卧室里没有开灯，清冷的雪夜月光透过窗帘洒在红白格纹厚棉被上。赵东来与刘美奕并排躺在被窝里，赵东来望着天花板，轻声说出了白天买下一整袋冻土豆的真正原因。 身旁的刘美奕怔了一下，心头瞬间软作一团，侧过脸温柔地嗔怪了一句。 天色渐亮，清晨的第一缕微光洒在家属院楼下的三个雪人身上。一只戴着深色手套的苍老大手伸入画面，轻轻将一顶红……</w:t>
-              <w:br/>
-              <w:t>【本场核心台词交锋】荀未来：“小赵，原谅我。我知道学纸媒，你可能真的会穷二十五年。但我只能顾着先改善自己当下的生活。我们是一个人，这样……不算自私吧。” ／ 赵东来＆刘美奕：“心想事成。” ／ 荀未来：“来到2008年，像一次毫无准备的长途旅行。这里有我熟悉的人——却唯独没那么熟悉自己。” ／ 荀未来：“第一夜，思绪乱飞。改命，我怎么敢的？我从来都不敢。所以我必须敢。” ／ 戴主任：“怪不得早上一直护着这破杂志，不肯让我没收。青春，真好。”</w:t>
-            </w:r>
-          </w:p>
-        </w:tc>
-      </w:tr>
-      <w:tr>
-        <w:trPr>
-          <w:cantSplit/>
-        </w:trPr>
-        <w:tc>
-          <w:tcPr>
-            <w:tcW w:type="dxa" w:w="3096"/>
-            <w:vAlign w:val="center"/>
-            <w:tcMar>
-              <w:top w:w="105" w:type="dxa"/>
-              <w:bottom w:w="105" w:type="dxa"/>
-              <w:left w:w="145" w:type="dxa"/>
-              <w:right w:w="145" w:type="dxa"/>
-            </w:tcMar>
-            <w:shd w:fill="F7FAFC"/>
-          </w:tcPr>
-          <w:p>
-            <w:pPr>
-              <w:spacing w:before="40" w:after="40" w:line="341" w:lineRule="auto"/>
-              <w:jc w:val="left"/>
-            </w:pPr>
-            <w:r/>
-            <w:r>
-              <w:rPr>
-                <w:rFonts w:ascii="Times New Roman" w:hAnsi="Times New Roman" w:eastAsia="宋体"/>
-                <w:b/>
-                <w:color w:val="191919"/>
-                <w:sz w:val="19"/>
-              </w:rPr>
-              <w:t>EP01</w:t>
-              <w:br/>
-              <w:t>1-44　内　神秘老人房间（赵左右家隔壁） — 日</w:t>
-            </w:r>
-          </w:p>
-        </w:tc>
-        <w:tc>
-          <w:tcPr>
-            <w:tcW w:type="dxa" w:w="7272"/>
-            <w:vAlign w:val="center"/>
-            <w:tcMar>
-              <w:top w:w="105" w:type="dxa"/>
-              <w:bottom w:w="105" w:type="dxa"/>
-              <w:left w:w="145" w:type="dxa"/>
-              <w:right w:w="145" w:type="dxa"/>
-            </w:tcMar>
-            <w:shd w:fill="F7FAFC"/>
-          </w:tcPr>
-          <w:p>
-            <w:pPr>
-              <w:spacing w:before="40" w:after="40" w:line="341" w:lineRule="auto"/>
-              <w:jc w:val="left"/>
-            </w:pPr>
-            <w:r/>
-            <w:r>
-              <w:rPr>
-                <w:rFonts w:ascii="Times New Roman" w:hAnsi="Times New Roman" w:eastAsia="宋体"/>
-                <w:b w:val="0"/>
-                <w:color w:val="191919"/>
-                <w:sz w:val="19"/>
-              </w:rPr>
-              <w:t>【出场人物】赵了</w:t>
-              <w:br/>
-              <w:t>【空间动作与场面调度】清晨的高色温阳光从左侧装有浅绿防盗栏的双扇木窗斜射进屋内，窗台上摆着绿植盆栽与白搪瓷缸，旧木桌上立着一盏橙黄色圆球灯罩复古台灯。房间右侧靠墙的单人木床上，整整齐齐叠放着那床刚从赵左右家买来的红绿灰格纹旧棉被。 神秘老人推门走进房间，在床尾与木桌之间站定。他抬起双手，先摘下头顶的黑色窄檐礼帽，随后缓缓摘下脸上的深色墨镜——露出一头向后梳拢的银白短发、刻满岁月沟壑的66岁苍老面容，以及左额角那道清晰的陈年旧伤疤。 老人缓缓坐到那床叠着赵家旧被子的单人床沿上，翻开手中的老式黑色翻盖手机。小小的液晶屏幕上，清晰显示着刚才在八中铁围栏外偷拍到的荀未来与少年赵左右的照片。 晨光映在老人深不见底的眼眸中。他死死盯着屏幕上的41岁自己，苍老低沉的声音在寂静的房间里一字一顿地响起。 *开始片尾音乐： 切至黑屏，片尾</w:t>
-              <w:br/>
-              <w:t>【本场核心台词交锋】赵了：“苟未来。”</w:t>
-            </w:r>
-          </w:p>
-        </w:tc>
-      </w:tr>
-      <w:tr>
-        <w:trPr>
-          <w:cantSplit/>
-        </w:trPr>
-        <w:tc>
-          <w:tcPr>
-            <w:tcW w:type="dxa" w:w="3096"/>
-            <w:vAlign w:val="center"/>
-            <w:tcMar>
-              <w:top w:w="105" w:type="dxa"/>
-              <w:bottom w:w="105" w:type="dxa"/>
-              <w:left w:w="145" w:type="dxa"/>
-              <w:right w:w="145" w:type="dxa"/>
-            </w:tcMar>
-          </w:tcPr>
-          <w:p>
-            <w:pPr>
-              <w:spacing w:before="40" w:after="40" w:line="341" w:lineRule="auto"/>
-              <w:jc w:val="left"/>
-            </w:pPr>
-            <w:r/>
-            <w:r>
-              <w:rPr>
-                <w:rFonts w:ascii="Times New Roman" w:hAnsi="Times New Roman" w:eastAsia="宋体"/>
-                <w:b/>
-                <w:color w:val="191919"/>
-                <w:sz w:val="19"/>
-              </w:rPr>
-              <w:t>EP02</w:t>
-              <w:br/>
-              <w:t>2-1　内　赵左右家·赵左右卧室与客厅（闪回） — 夜/日</w:t>
-            </w:r>
-          </w:p>
-        </w:tc>
-        <w:tc>
-          <w:tcPr>
-            <w:tcW w:type="dxa" w:w="7272"/>
-            <w:vAlign w:val="center"/>
-            <w:tcMar>
-              <w:top w:w="105" w:type="dxa"/>
-              <w:bottom w:w="105" w:type="dxa"/>
-              <w:left w:w="145" w:type="dxa"/>
-              <w:right w:w="145" w:type="dxa"/>
-            </w:tcMar>
-          </w:tcPr>
-          <w:p>
-            <w:pPr>
-              <w:spacing w:before="40" w:after="40" w:line="341" w:lineRule="auto"/>
-              <w:jc w:val="left"/>
-            </w:pPr>
-            <w:r/>
-            <w:r>
-              <w:rPr>
-                <w:rFonts w:ascii="Times New Roman" w:hAnsi="Times New Roman" w:eastAsia="宋体"/>
-                <w:b w:val="0"/>
-                <w:color w:val="191919"/>
-                <w:sz w:val="19"/>
-              </w:rPr>
-              <w:t>【出场人物】赵左右、刘美奕、赵了</w:t>
-              <w:br/>
-              <w:t>【空间动作与场面调度】2008年1月20日夜。万籁俱寂的卧室里，16岁的赵左右钻在被窝中，手里举着一只亮着冷白光束的手电筒，正屏息凝神地翻看一本《心惊跳》悬疑故事杂志。书页上的铅字在手电筒光圈下格外清晰。 【闪回·赵左右家客厅】白天温暖的赵家客厅里，鱼缸水波微漾，赵左右从小盖到大的那床绿白格纹旧棉被正叠放在桌旁。母亲刘美奕身穿米白色针织毛衣站在鱼缸前，对着头戴黑色礼帽、围着红黑格纹围巾上门的对门新邻居赵了不好意思地解释。 66岁的赵了目光温和地注视着那床熟悉的旧棉被，嘴角浮现出一丝怀念的笑意。 刘美奕怔了一下，随即热情客气地摆了摆手。 赵了走上前，双手珍重地抱起那床厚实的绿白格纹旧被子，低头将整张脸深深埋进被面嗅闻着久违的家的气息，随后缓缓抬起头，冲刘美奕露出一抹慈祥却令少年赵左右毛骨悚然的微笑。 【回到赵左右卧室】被窝里的16岁赵左右回想起这一幕，吓得倒吸一口凉气，瞪圆了双眼。 切至：</w:t>
-              <w:br/>
-              <w:t>【本场核心台词交锋】赵左右：“凶手会在下手之前采风，试探自己的猎物。” ／ 刘美奕：“这被子都用了十几年了，孩子嫌有霉味，我也怎么都洗不掉了。” ／ 赵了：“没关系，我最喜欢这种。开个价吧。” ／ 刘美奕：“那倒也不值什么钱，咱们以后都是邻居了，您需要的话，这被子就送给您了。” ／ 赵了：“谢谢。”</w:t>
-            </w:r>
-          </w:p>
-        </w:tc>
-      </w:tr>
-      <w:tr>
-        <w:trPr>
-          <w:cantSplit/>
-        </w:trPr>
-        <w:tc>
-          <w:tcPr>
-            <w:tcW w:type="dxa" w:w="3096"/>
-            <w:vAlign w:val="center"/>
-            <w:tcMar>
-              <w:top w:w="105" w:type="dxa"/>
-              <w:bottom w:w="105" w:type="dxa"/>
-              <w:left w:w="145" w:type="dxa"/>
-              <w:right w:w="145" w:type="dxa"/>
-            </w:tcMar>
-            <w:shd w:fill="F7FAFC"/>
-          </w:tcPr>
-          <w:p>
-            <w:pPr>
-              <w:spacing w:before="40" w:after="40" w:line="341" w:lineRule="auto"/>
-              <w:jc w:val="left"/>
-            </w:pPr>
-            <w:r/>
-            <w:r>
-              <w:rPr>
-                <w:rFonts w:ascii="Times New Roman" w:hAnsi="Times New Roman" w:eastAsia="宋体"/>
-                <w:b/>
-                <w:color w:val="191919"/>
-                <w:sz w:val="19"/>
-              </w:rPr>
-              <w:t>EP02</w:t>
-              <w:br/>
-              <w:t>2-2　内　赵左右家老居民楼·五楼楼道（噩梦） — 夜</w:t>
-            </w:r>
-          </w:p>
-        </w:tc>
-        <w:tc>
-          <w:tcPr>
-            <w:tcW w:type="dxa" w:w="7272"/>
-            <w:vAlign w:val="center"/>
-            <w:tcMar>
-              <w:top w:w="105" w:type="dxa"/>
-              <w:bottom w:w="105" w:type="dxa"/>
-              <w:left w:w="145" w:type="dxa"/>
-              <w:right w:w="145" w:type="dxa"/>
-            </w:tcMar>
-            <w:shd w:fill="F7FAFC"/>
-          </w:tcPr>
-          <w:p>
-            <w:pPr>
-              <w:spacing w:before="40" w:after="40" w:line="341" w:lineRule="auto"/>
-              <w:jc w:val="left"/>
-            </w:pPr>
-            <w:r/>
-            <w:r>
-              <w:rPr>
-                <w:rFonts w:ascii="Times New Roman" w:hAnsi="Times New Roman" w:eastAsia="宋体"/>
-                <w:b w:val="0"/>
-                <w:color w:val="191919"/>
-                <w:sz w:val="19"/>
-              </w:rPr>
-              <w:t>【出场人物】赵了</w:t>
-              <w:br/>
-              <w:t>【空间动作与场面调度】夜深人静。身穿黑白横条纹睡衣的赵左右打着手电筒，轻轻推开501室的防盗门，蹑手蹑脚地溜进昏暗的五楼楼道。 赵左右猫着腰走到对门502室（赵了住处）的绿色防盗门前，把耳朵贴在门板上听了听。随后他从睡衣口袋里掏出银灰色诺基亚直板手机，按下录音键，小心翼翼地将手机从502室门底的缝隙塞了进去。 数秒后，赵左右将手机从门缝下抽回来，点开播放键贴在耳边细听——听筒里只有一片死寂的沙沙声。就在这时，502室门内突然传来一阵沉稳的皮鞋脚步声，一步步逼近门后！ 赵左右脸色骤变，慌忙收起手机转身想跑，头顶的楼道声控灯却在此时“啪”地熄灭。黑暗中，502室的铁门缓缓拉开，赵左右吓得瘫坐在501室门口。 声控灯再次亮起——头戴黑色礼帽、身穿黑色长大衣的66岁赵了如同恐怖片里的终极反派般高高伫立在赵左右面前，居高临下地俯视着他。 赵了抬手摘下头顶的黑色礼帽，露出一张似笑非笑的苍老面孔。16岁的赵左右吓得魂飞魄散，仰头发出无声的惊叫！ 切至：</w:t>
-              <w:br/>
-              <w:t>【本场核心台词交锋】赵了：“别怕，孩子，恐怖片里主角，都是这么作死的。”</w:t>
-            </w:r>
-          </w:p>
-        </w:tc>
-      </w:tr>
-      <w:tr>
-        <w:trPr>
-          <w:cantSplit/>
-        </w:trPr>
-        <w:tc>
-          <w:tcPr>
-            <w:tcW w:type="dxa" w:w="3096"/>
-            <w:vAlign w:val="center"/>
-            <w:tcMar>
-              <w:top w:w="105" w:type="dxa"/>
-              <w:bottom w:w="105" w:type="dxa"/>
-              <w:left w:w="145" w:type="dxa"/>
-              <w:right w:w="145" w:type="dxa"/>
-            </w:tcMar>
-          </w:tcPr>
-          <w:p>
-            <w:pPr>
-              <w:spacing w:before="40" w:after="40" w:line="341" w:lineRule="auto"/>
-              <w:jc w:val="left"/>
-            </w:pPr>
-            <w:r/>
-            <w:r>
-              <w:rPr>
-                <w:rFonts w:ascii="Times New Roman" w:hAnsi="Times New Roman" w:eastAsia="宋体"/>
-                <w:b/>
-                <w:color w:val="191919"/>
-                <w:sz w:val="19"/>
-              </w:rPr>
-              <w:t>EP02</w:t>
-              <w:br/>
-              <w:t>2-4　内　赵左右家老居民楼·五楼楼梯间与502室（闪回） — 日/夜</w:t>
-            </w:r>
-          </w:p>
-        </w:tc>
-        <w:tc>
-          <w:tcPr>
-            <w:tcW w:type="dxa" w:w="7272"/>
-            <w:vAlign w:val="center"/>
-            <w:tcMar>
-              <w:top w:w="105" w:type="dxa"/>
-              <w:bottom w:w="105" w:type="dxa"/>
-              <w:left w:w="145" w:type="dxa"/>
-              <w:right w:w="145" w:type="dxa"/>
-            </w:tcMar>
-          </w:tcPr>
-          <w:p>
-            <w:pPr>
-              <w:spacing w:before="40" w:after="40" w:line="341" w:lineRule="auto"/>
-              <w:jc w:val="left"/>
-            </w:pPr>
-            <w:r/>
-            <w:r>
-              <w:rPr>
-                <w:rFonts w:ascii="Times New Roman" w:hAnsi="Times New Roman" w:eastAsia="宋体"/>
-                <w:b w:val="0"/>
-                <w:color w:val="191919"/>
-                <w:sz w:val="19"/>
-              </w:rPr>
-              <w:t>【出场人物】赵了、赵左右</w:t>
-              <w:br/>
-              <w:t>【空间动作与场面调度】【闪回·前一日五楼楼道】16岁的赵左右背着双肩书包顺着水泥楼梯走上五楼，站在自家501室绿色防盗门前掏钥匙。对门502室的防盗门“吱呀”一声推开，满头银发、身穿黑色针织毛衣内搭白衬衫的66岁赵了探身站在门口，温和地叫住了他。 赵左右背对着赵了浑身紧绷，头也不敢回地支吾推脱，捏着钥匙的手紧张得直抖，连捅了几下都没能把钥匙插进501室的锁孔里。 身后的赵了气定神闲地吐出两个字。 赵左右拧钥匙的动作骤然停住，缓缓转过头去——只见502室门口的赵了正微笑着举起左手，手里赫然捏着两张崭新的红色百元大钞。 赵了拿着手机快步走开。赵左右一个人失魂落魄地坐在水泥楼梯台阶上，两手各捏着一张百元大钞捂住眼睛，心里泛起阵阵嘀咕与懊悔。 片刻之后，赵了走回楼道，神色如常地将诺基亚手机交还给赵左右，转身走进502室关上了门。 【502室内·夜】昏暗幽静的房间里，66岁的赵了坐在床沿，双手展开一台沉甸甸的黑色诺基亚E90折叠全键盘手机。屏幕上幽蓝的指示灯闪烁，系统界面赫然显示着“黑鸽子V2.1远程监控系统”正在高速……</w:t>
-              <w:br/>
-              <w:t>【本场核心台词交锋】赵了：“孩子，手机借我用用。” ／ 赵左右：“没……没带。” ／ 赵了：“我租。” ／ 赵左右：“凶手会在下手之前采风，试探自己的猎物……真不该借给他的。”</w:t>
-            </w:r>
-          </w:p>
-        </w:tc>
-      </w:tr>
-      <w:tr>
-        <w:trPr>
-          <w:cantSplit/>
-        </w:trPr>
-        <w:tc>
-          <w:tcPr>
-            <w:tcW w:type="dxa" w:w="3096"/>
-            <w:vAlign w:val="center"/>
-            <w:tcMar>
-              <w:top w:w="105" w:type="dxa"/>
-              <w:bottom w:w="105" w:type="dxa"/>
-              <w:left w:w="145" w:type="dxa"/>
-              <w:right w:w="145" w:type="dxa"/>
-            </w:tcMar>
-            <w:shd w:fill="F7FAFC"/>
-          </w:tcPr>
-          <w:p>
-            <w:pPr>
-              <w:spacing w:before="40" w:after="40" w:line="341" w:lineRule="auto"/>
-              <w:jc w:val="left"/>
-            </w:pPr>
-            <w:r/>
-            <w:r>
-              <w:rPr>
-                <w:rFonts w:ascii="Times New Roman" w:hAnsi="Times New Roman" w:eastAsia="宋体"/>
-                <w:b/>
-                <w:color w:val="191919"/>
-                <w:sz w:val="19"/>
-              </w:rPr>
-              <w:t>EP02</w:t>
-              <w:br/>
-              <w:t>2-18　内　赵左右家·客厅与餐厅 — 夜</w:t>
-            </w:r>
-          </w:p>
-        </w:tc>
-        <w:tc>
-          <w:tcPr>
-            <w:tcW w:type="dxa" w:w="7272"/>
-            <w:vAlign w:val="center"/>
-            <w:tcMar>
-              <w:top w:w="105" w:type="dxa"/>
-              <w:bottom w:w="105" w:type="dxa"/>
-              <w:left w:w="145" w:type="dxa"/>
-              <w:right w:w="145" w:type="dxa"/>
-            </w:tcMar>
-            <w:shd w:fill="F7FAFC"/>
-          </w:tcPr>
-          <w:p>
-            <w:pPr>
-              <w:spacing w:before="40" w:after="40" w:line="341" w:lineRule="auto"/>
-              <w:jc w:val="left"/>
-            </w:pPr>
-            <w:r/>
-            <w:r>
-              <w:rPr>
-                <w:rFonts w:ascii="Times New Roman" w:hAnsi="Times New Roman" w:eastAsia="宋体"/>
-                <w:b w:val="0"/>
-                <w:color w:val="191919"/>
-                <w:sz w:val="19"/>
-              </w:rPr>
-              <w:t>【出场人物】赵左右、刘美奕、赵东来</w:t>
-              <w:br/>
-              <w:t>【空间动作与场面调度】夜晚的赵家灯火通明。父亲赵东来穿着黑色高领毛衣坐在客厅沙发上摆弄紫砂茶具，母亲刘美奕系着围裙在玻璃隔断后的厨房里忙碌。赵左右拿着《长林市第八中学文理分科意向表》和一支笔，小心翼翼地走到父亲身旁。 赵东来接过分科表扫了一眼——表格上“所选科类”一栏，“文科”已被赵左右打上了勾，下面工工整整写着一段选科理由。赵东来眉头微蹙，没有立刻签字。刘美奕端着一盘炒菜从厨房走出来摆上餐桌。 赵左右坐到餐桌前拿起筷子。客厅沙发上的赵东来盯着手里的分科表，沉下脸开了腔。 刘美奕解下围裙坐到餐桌旁，连忙打圆场。 赵东来丝毫不领情，把手里的分科表往茶几上一拍，冲着餐桌方向厉声训斥。 16岁的赵左右紧紧咬着嘴唇，眼圈泛红，猛地站起身离开餐桌，头也不回地走进卧室，“砰”的一声锁上了房门。赵东来顿时火冒三丈，从沙发上站起身指着卧室门咆哮。 赵东来怒气冲冲地坐回茶几前，抓起笔在分科意向表上将“文科”狠狠涂黑，在“理科”上打了个勾并签下名字。一墙之隔的黑暗卧室里，16岁的赵左右抱膝坐在冰凉的地板上，把头深深埋进膝盖。 切……</w:t>
-              <w:br/>
-              <w:t>【本场核心台词交锋】赵左右：“爸，老师的意见反馈来了，说我文理成绩差不多，报文科可以，看家长意见。这儿，签字啊。” ／ 刘美奕：“来，你先吃着啊。” ／ 赵东来：“这到底是哪一步错了呀？你小学的时候成绩挺拔尖的，怎么现在你干什么事都混个中游啊？” ／ 赵左右：“我在八中都能混个中游，不是挺牛的吗？” ／ 赵东来：“瞧你那点能耐！你性子什么时候能要强一点啊？你争口气给我、给你妈看看！”</w:t>
-            </w:r>
-          </w:p>
-        </w:tc>
-      </w:tr>
-      <w:tr>
-        <w:trPr>
-          <w:cantSplit/>
-        </w:trPr>
-        <w:tc>
-          <w:tcPr>
-            <w:tcW w:type="dxa" w:w="3096"/>
-            <w:vAlign w:val="center"/>
-            <w:tcMar>
-              <w:top w:w="105" w:type="dxa"/>
-              <w:bottom w:w="105" w:type="dxa"/>
-              <w:left w:w="145" w:type="dxa"/>
-              <w:right w:w="145" w:type="dxa"/>
-            </w:tcMar>
-          </w:tcPr>
-          <w:p>
-            <w:pPr>
-              <w:spacing w:before="40" w:after="40" w:line="341" w:lineRule="auto"/>
-              <w:jc w:val="left"/>
-            </w:pPr>
-            <w:r/>
-            <w:r>
-              <w:rPr>
-                <w:rFonts w:ascii="Times New Roman" w:hAnsi="Times New Roman" w:eastAsia="宋体"/>
-                <w:b/>
-                <w:color w:val="191919"/>
-                <w:sz w:val="19"/>
-              </w:rPr>
-              <w:t>EP02</w:t>
-              <w:br/>
-              <w:t>2-28　外/内　赵左右家居民楼下三个雪人院落与五楼501门口（倒叙：1月21日夜） — 夜</w:t>
-            </w:r>
-          </w:p>
-        </w:tc>
-        <w:tc>
-          <w:tcPr>
-            <w:tcW w:type="dxa" w:w="7272"/>
-            <w:vAlign w:val="center"/>
-            <w:tcMar>
-              <w:top w:w="105" w:type="dxa"/>
-              <w:bottom w:w="105" w:type="dxa"/>
-              <w:left w:w="145" w:type="dxa"/>
-              <w:right w:w="145" w:type="dxa"/>
-            </w:tcMar>
-          </w:tcPr>
-          <w:p>
-            <w:pPr>
-              <w:spacing w:before="40" w:after="40" w:line="341" w:lineRule="auto"/>
-              <w:jc w:val="left"/>
-            </w:pPr>
-            <w:r/>
-            <w:r>
-              <w:rPr>
-                <w:rFonts w:ascii="Times New Roman" w:hAnsi="Times New Roman" w:eastAsia="宋体"/>
-                <w:b w:val="0"/>
-                <w:color w:val="191919"/>
-                <w:sz w:val="19"/>
-              </w:rPr>
-              <w:t>【出场人物】赵了</w:t>
-              <w:br/>
-              <w:t>【空间动作与场面调度】1月21日深夜，鹅毛大雪纷纷扬扬。66岁的赵了蹲在赵家楼下的院落里，亲手将三个并排的雪人堆砌成型，并为雪人戴上手套与帽子。他站起身，慈祥而悲悯地注视着三个雪人。 五楼501室防盗门外，赵了将一只系着蓝色丝带、印着“HAPPY BIRTHDAY”的太空主题透明盒生日蛋糕轻轻放在地上。他站在门前，摘下头顶的黑色礼帽，对着紧闭的家门温柔微笑。 赵了重新戴好礼帽，转过身走向对门的502室，在跨进门内的瞬间低声轻叹。 切至：</w:t>
-              <w:br/>
-              <w:t>【本场核心台词交锋】赵了：“小赵啊，我和荀未来，你只能选一条路。但无论你怎么选……” ／ 赵了：“生日快乐。” ／ 赵了：“二零零八年，久违了。”</w:t>
-            </w:r>
-          </w:p>
-        </w:tc>
-      </w:tr>
-      <w:tr>
-        <w:trPr>
-          <w:cantSplit/>
-        </w:trPr>
-        <w:tc>
-          <w:tcPr>
-            <w:tcW w:type="dxa" w:w="3096"/>
-            <w:vAlign w:val="center"/>
-            <w:tcMar>
-              <w:top w:w="105" w:type="dxa"/>
-              <w:bottom w:w="105" w:type="dxa"/>
-              <w:left w:w="145" w:type="dxa"/>
-              <w:right w:w="145" w:type="dxa"/>
-            </w:tcMar>
-            <w:shd w:fill="F7FAFC"/>
-          </w:tcPr>
-          <w:p>
-            <w:pPr>
-              <w:spacing w:before="40" w:after="40" w:line="341" w:lineRule="auto"/>
-              <w:jc w:val="left"/>
-            </w:pPr>
-            <w:r/>
-            <w:r>
-              <w:rPr>
-                <w:rFonts w:ascii="Times New Roman" w:hAnsi="Times New Roman" w:eastAsia="宋体"/>
-                <w:b/>
-                <w:color w:val="191919"/>
-                <w:sz w:val="19"/>
-              </w:rPr>
-              <w:t>EP02</w:t>
-              <w:br/>
-              <w:t>2-29　内　徐图图家·徐图图卧室与赵左右家·赵左右卧室（交叉剪辑） — 夜</w:t>
-            </w:r>
-          </w:p>
-        </w:tc>
-        <w:tc>
-          <w:tcPr>
-            <w:tcW w:type="dxa" w:w="7272"/>
-            <w:vAlign w:val="center"/>
-            <w:tcMar>
-              <w:top w:w="105" w:type="dxa"/>
-              <w:bottom w:w="105" w:type="dxa"/>
-              <w:left w:w="145" w:type="dxa"/>
-              <w:right w:w="145" w:type="dxa"/>
-            </w:tcMar>
-            <w:shd w:fill="F7FAFC"/>
-          </w:tcPr>
-          <w:p>
-            <w:pPr>
-              <w:spacing w:before="40" w:after="40" w:line="341" w:lineRule="auto"/>
-              <w:jc w:val="left"/>
-            </w:pPr>
-            <w:r/>
-            <w:r>
-              <w:rPr>
-                <w:rFonts w:ascii="Times New Roman" w:hAnsi="Times New Roman" w:eastAsia="宋体"/>
-                <w:b w:val="0"/>
-                <w:color w:val="191919"/>
-                <w:sz w:val="19"/>
-              </w:rPr>
-              <w:t>【出场人物】徐图图、荀未来、赵左右</w:t>
-              <w:br/>
-              <w:t>【空间动作与场面调度】2008年1月22日夜。红砖老式家属楼二楼户外铁楼梯平台（门牌1449）笼罩在静谧夜色中。卧室内，摘下圆框眼镜的徐图图与熟睡的母亲同睡在一张大床上，她躺在温暖的条纹被窝里，手里拿着白色红边的索爱Walkman滑盖手机。屏幕上显示着手机QQ好友列表，她点开“狂野阳光 (6/6)”分组，点选网名为“狂野阳光”的赵左右头像进入聊天窗口，在输入框里敲下一个“谢”字，看着闪烁的光标，嘴角浮现出一丝笃定的甜笑。 画面叠化出白天3202音乐教室黑板上“徐图图 1”的粉笔字迹，随后叠化至躺在自己卧室床上、双手枕在脑后凝视天花板的16岁赵左右。耳畔再次回响起白天荀未来的追问。 切至：</w:t>
-              <w:br/>
-              <w:t>【本场核心台词交锋】徐图图：“是他，一定是他给我投了这一票。” ／ 荀未来：“告诉我，你到底把票投给谁了？” ／ 赵左右：“王一漫。我投给了王一漫。”</w:t>
-            </w:r>
-          </w:p>
-        </w:tc>
-      </w:tr>
-      <w:tr>
-        <w:trPr>
-          <w:cantSplit/>
-        </w:trPr>
-        <w:tc>
-          <w:tcPr>
-            <w:tcW w:type="dxa" w:w="3096"/>
-            <w:vAlign w:val="center"/>
-            <w:tcMar>
-              <w:top w:w="105" w:type="dxa"/>
-              <w:bottom w:w="105" w:type="dxa"/>
-              <w:left w:w="145" w:type="dxa"/>
-              <w:right w:w="145" w:type="dxa"/>
-            </w:tcMar>
-          </w:tcPr>
-          <w:p>
-            <w:pPr>
-              <w:spacing w:before="40" w:after="40" w:line="341" w:lineRule="auto"/>
-              <w:jc w:val="left"/>
-            </w:pPr>
-            <w:r/>
-            <w:r>
-              <w:rPr>
-                <w:rFonts w:ascii="Times New Roman" w:hAnsi="Times New Roman" w:eastAsia="宋体"/>
-                <w:b/>
-                <w:color w:val="191919"/>
-                <w:sz w:val="19"/>
-              </w:rPr>
-              <w:t>EP03</w:t>
-              <w:br/>
-              <w:t>3-2　内　徐图图家·徐图图卧室与501室赵左右卧室（交叉剪辑） — 夜</w:t>
-            </w:r>
-          </w:p>
-        </w:tc>
-        <w:tc>
-          <w:tcPr>
-            <w:tcW w:type="dxa" w:w="7272"/>
-            <w:vAlign w:val="center"/>
-            <w:tcMar>
-              <w:top w:w="105" w:type="dxa"/>
-              <w:bottom w:w="105" w:type="dxa"/>
-              <w:left w:w="145" w:type="dxa"/>
-              <w:right w:w="145" w:type="dxa"/>
-            </w:tcMar>
-          </w:tcPr>
-          <w:p>
-            <w:pPr>
-              <w:spacing w:before="40" w:after="40" w:line="341" w:lineRule="auto"/>
-              <w:jc w:val="left"/>
-            </w:pPr>
-            <w:r/>
-            <w:r>
-              <w:rPr>
-                <w:rFonts w:ascii="Times New Roman" w:hAnsi="Times New Roman" w:eastAsia="宋体"/>
-                <w:b w:val="0"/>
-                <w:color w:val="191919"/>
-                <w:sz w:val="19"/>
-              </w:rPr>
-              <w:t>【出场人物】徐图图、赵左右、荀未来、刘美奕</w:t>
-              <w:br/>
-              <w:t>【空间动作与场面调度】2008年1月24日夜。徐图图家卧室内暖黄色的台灯静静亮着，墙面贴着温馨的明信片与手绘贴纸。16岁的徐图图戴着黑色金属细圆框眼镜，身穿米白色粗棒针毛衣端坐在书桌前，正在操作一台黑色IBM笔记本电脑。 电脑屏幕上打开着“与 狂野阳光 聊天中”的QQ2008对话窗口。徐图图手指轻敲键盘输入拼音“yiqi”，选定“1:一起”，怀着隐秘的期待发出一条消息。 徐图图双手托腮盯着屏幕等了几秒，见对方的头像迟迟没有跳动，神色略显局促地抿了抿嘴角，又飞快敲击键盘补发了一条消息。 【交叉剪辑·福慧家园6栋501室赵左右卧室】与此同时，16岁的赵左右身穿长林八中深蓝白条纹校服外套、内搭浅灰色连帽卫衣坐在自己的台式电脑前。显示器上正打开着深蓝夜空背景的“王一漫的QQ空间”，相册栏里贴着王一漫围红围巾的雪地照与教堂风景照。 赵左右目不转睛地盯着王一漫的QQ空间主页，在留言板里一字一顿地敲下留言。 就在这时，电脑屏幕右下角的QQ企鹅图标急促闪烁起来，接连响起清脆的“嘀嘀嘀”提示音。赵左右移动鼠标点开，先是弹出荀未……</w:t>
-              <w:br/>
-              <w:t>【本场核心台词交锋】徐图图：“寒假快乐 OvO，下周二麻辣烫店有大胃王挑战赛，一起去吧！” ／ 徐图图：“不想去的话也没关系&gt;&lt;！” ／ 赵左右：“我又来踩了，求回踩” ／ 荀未来：“钢笔还给王一漫了吗？” ／ 荀未来：“让你去认识的人你去认识了吗？”</w:t>
-            </w:r>
-          </w:p>
-        </w:tc>
-      </w:tr>
-      <w:tr>
-        <w:trPr>
-          <w:cantSplit/>
-        </w:trPr>
-        <w:tc>
-          <w:tcPr>
-            <w:tcW w:type="dxa" w:w="3096"/>
-            <w:vAlign w:val="center"/>
-            <w:tcMar>
-              <w:top w:w="105" w:type="dxa"/>
-              <w:bottom w:w="105" w:type="dxa"/>
-              <w:left w:w="145" w:type="dxa"/>
-              <w:right w:w="145" w:type="dxa"/>
-            </w:tcMar>
-            <w:shd w:fill="F7FAFC"/>
-          </w:tcPr>
-          <w:p>
-            <w:pPr>
-              <w:spacing w:before="40" w:after="40" w:line="341" w:lineRule="auto"/>
-              <w:jc w:val="left"/>
-            </w:pPr>
-            <w:r/>
-            <w:r>
-              <w:rPr>
-                <w:rFonts w:ascii="Times New Roman" w:hAnsi="Times New Roman" w:eastAsia="宋体"/>
-                <w:b/>
-                <w:color w:val="191919"/>
-                <w:sz w:val="19"/>
-              </w:rPr>
-              <w:t>EP03</w:t>
-              <w:br/>
-              <w:t>3-3　内　老居民楼502室·赵了房间与501室赵左右卧室（交叉剪辑与三分屏） — 夜</w:t>
-            </w:r>
-          </w:p>
-        </w:tc>
-        <w:tc>
-          <w:tcPr>
-            <w:tcW w:type="dxa" w:w="7272"/>
-            <w:vAlign w:val="center"/>
-            <w:tcMar>
-              <w:top w:w="105" w:type="dxa"/>
-              <w:bottom w:w="105" w:type="dxa"/>
-              <w:left w:w="145" w:type="dxa"/>
-              <w:right w:w="145" w:type="dxa"/>
-            </w:tcMar>
-            <w:shd w:fill="F7FAFC"/>
-          </w:tcPr>
-          <w:p>
-            <w:pPr>
-              <w:spacing w:before="40" w:after="40" w:line="341" w:lineRule="auto"/>
-              <w:jc w:val="left"/>
-            </w:pPr>
-            <w:r/>
-            <w:r>
-              <w:rPr>
-                <w:rFonts w:ascii="Times New Roman" w:hAnsi="Times New Roman" w:eastAsia="宋体"/>
-                <w:b w:val="0"/>
-                <w:color w:val="191919"/>
-                <w:sz w:val="19"/>
-              </w:rPr>
-              <w:t>【出场人物】系统电子女声、赵了、徐图图、赵左右</w:t>
-              <w:br/>
-              <w:t>【空间动作与场面调度】一墙之隔的对门502室房间内没有开顶灯，四周幽暗静谧。66岁的赵了身穿黑白复古几何印花开衫端坐在书桌前，面前的一台银色三星（SAMSUNG R55）笔记本电脑散发着冷冽的蓝白光晕。 赵了的笔记本屏幕上完整投射着对门501室赵左右台式电脑的实时远程桌面，屏幕最上方悬浮着一条醒目的深蓝色系统状态栏——“黑鸽子 V2.1 入侵监控中 ｜ 远程控制：关闭”。 赵了注视着屏幕上徐图图发来的邀请以及赵左右留在输入框里的那句“要不下次吧（”，苍老的眼底浮起一抹温和而笃定的笑意。他移动鼠标点击顶栏按钮将“远程控制”切换为“开启”，修长的手指按动退格键，将“要不下次吧（”逐字删空，随后替16岁的自己飞快敲下一行字并点击发送。 【交叉剪辑·徐图图卧室】守在IBM笔记本电脑前的徐图图听到提示音，看到屏幕跳出“狂野阳光：好呀，几点？”，原本失落的眼睛瞬间亮起璀璨的光彩，惊喜地捂住嘴，随即十指如飞地秒回过去。 【切回502室赵了房间】看着屏幕上跳出的欢快颜文字，赵了嘴角含笑点了点头。为了不让16岁的自己察觉异样，……</w:t>
-              <w:br/>
-              <w:t>【本场核心台词交锋】系统电子女声：“黑鸽子为您持续远程监控中。” ／ 赵了：“好呀，几点？” ／ 徐图图：“晚上五点半、不见不散 (/≧∇≦)/” ／ 赵左右：“我刚发过去了吗？” ／ 赵左右：“我喜欢徐图图！”</w:t>
-            </w:r>
-          </w:p>
-        </w:tc>
-      </w:tr>
-      <w:tr>
-        <w:trPr>
-          <w:cantSplit/>
-        </w:trPr>
-        <w:tc>
-          <w:tcPr>
-            <w:tcW w:type="dxa" w:w="3096"/>
-            <w:vAlign w:val="center"/>
-            <w:tcMar>
-              <w:top w:w="105" w:type="dxa"/>
-              <w:bottom w:w="105" w:type="dxa"/>
-              <w:left w:w="145" w:type="dxa"/>
-              <w:right w:w="145" w:type="dxa"/>
-            </w:tcMar>
-          </w:tcPr>
-          <w:p>
-            <w:pPr>
-              <w:spacing w:before="40" w:after="40" w:line="341" w:lineRule="auto"/>
-              <w:jc w:val="left"/>
-            </w:pPr>
-            <w:r/>
-            <w:r>
-              <w:rPr>
-                <w:rFonts w:ascii="Times New Roman" w:hAnsi="Times New Roman" w:eastAsia="宋体"/>
-                <w:b/>
-                <w:color w:val="191919"/>
-                <w:sz w:val="19"/>
-              </w:rPr>
-              <w:t>EP03</w:t>
-              <w:br/>
-              <w:t>3-4　内　赵左右家·父母主卧与主卧门外走廊（片名卡：少年的决定） — 日</w:t>
-            </w:r>
-          </w:p>
-        </w:tc>
-        <w:tc>
-          <w:tcPr>
-            <w:tcW w:type="dxa" w:w="7272"/>
-            <w:vAlign w:val="center"/>
-            <w:tcMar>
-              <w:top w:w="105" w:type="dxa"/>
-              <w:bottom w:w="105" w:type="dxa"/>
-              <w:left w:w="145" w:type="dxa"/>
-              <w:right w:w="145" w:type="dxa"/>
-            </w:tcMar>
-          </w:tcPr>
-          <w:p>
-            <w:pPr>
-              <w:spacing w:before="40" w:after="40" w:line="341" w:lineRule="auto"/>
-              <w:jc w:val="left"/>
-            </w:pPr>
-            <w:r/>
-            <w:r>
-              <w:rPr>
-                <w:rFonts w:ascii="Times New Roman" w:hAnsi="Times New Roman" w:eastAsia="宋体"/>
-                <w:b w:val="0"/>
-                <w:color w:val="191919"/>
-                <w:sz w:val="19"/>
-              </w:rPr>
-              <w:t>【出场人物】环境空镜/意象叙事</w:t>
-              <w:br/>
-              <w:t>【空间动作与场面调度】次日清晨（2008年1月25日，寒假前返校日），冬日晨光洒进501室。16岁的赵左右身穿八中深蓝白条纹校服外套，手里攥着一把银色小剪刀，趁父母在厨房忙碌，蹑手蹑脚地溜进父母主卧，从床头柜上飞快摸走一本《小知音》杂志。 赵左右溜到主卧门外的走廊木地板上蹲下身，翻开《小知音》内页，拿起小剪刀沿着中缝小心翼翼地裁剪下来。 被剪下的左侧书页上印着行星环绕的科幻插图与醒目的铅字标题——“宇宙边缘历险记 ●赵左右”，右侧书页则印着“课后巩固45分钟”。画面中央缓缓浮现出本集片名：“第 3 集 少年的决定”。 赵左右将剪下的《宇宙边缘历险记》内页如获至宝地折好揣进校服怀里，起身把缺了一页的《小知音》放回父母主卧床头柜原处。 切至：</w:t>
-              <w:br/>
-              <w:t>【本场核心台词交锋】（纯视觉动作与环境声效调度）</w:t>
-            </w:r>
-          </w:p>
-        </w:tc>
-      </w:tr>
-      <w:tr>
-        <w:trPr>
-          <w:cantSplit/>
-        </w:trPr>
-        <w:tc>
-          <w:tcPr>
-            <w:tcW w:type="dxa" w:w="3096"/>
-            <w:vAlign w:val="center"/>
-            <w:tcMar>
-              <w:top w:w="105" w:type="dxa"/>
-              <w:bottom w:w="105" w:type="dxa"/>
-              <w:left w:w="145" w:type="dxa"/>
-              <w:right w:w="145" w:type="dxa"/>
-            </w:tcMar>
-            <w:shd w:fill="F7FAFC"/>
-          </w:tcPr>
-          <w:p>
-            <w:pPr>
-              <w:spacing w:before="40" w:after="40" w:line="341" w:lineRule="auto"/>
-              <w:jc w:val="left"/>
-            </w:pPr>
-            <w:r/>
-            <w:r>
-              <w:rPr>
-                <w:rFonts w:ascii="Times New Roman" w:hAnsi="Times New Roman" w:eastAsia="宋体"/>
-                <w:b/>
-                <w:color w:val="191919"/>
-                <w:sz w:val="19"/>
-              </w:rPr>
-              <w:t>EP03</w:t>
-              <w:br/>
-              <w:t>3-9　外/内　老式家属院“三个雪人”院落与五楼501室门口 — 夜</w:t>
-            </w:r>
-          </w:p>
-        </w:tc>
-        <w:tc>
-          <w:tcPr>
-            <w:tcW w:type="dxa" w:w="7272"/>
-            <w:vAlign w:val="center"/>
-            <w:tcMar>
-              <w:top w:w="105" w:type="dxa"/>
-              <w:bottom w:w="105" w:type="dxa"/>
-              <w:left w:w="145" w:type="dxa"/>
-              <w:right w:w="145" w:type="dxa"/>
-            </w:tcMar>
-            <w:shd w:fill="F7FAFC"/>
-          </w:tcPr>
-          <w:p>
-            <w:pPr>
-              <w:spacing w:before="40" w:after="40" w:line="341" w:lineRule="auto"/>
-              <w:jc w:val="left"/>
-            </w:pPr>
-            <w:r/>
-            <w:r>
-              <w:rPr>
-                <w:rFonts w:ascii="Times New Roman" w:hAnsi="Times New Roman" w:eastAsia="宋体"/>
-                <w:b w:val="0"/>
-                <w:color w:val="191919"/>
-                <w:sz w:val="19"/>
-              </w:rPr>
-              <w:t>【出场人物】赵左右、赵东来</w:t>
-              <w:br/>
-              <w:t>【空间动作与场面调度】暮色四合，华灯初上。赵左右领着荀未来走进福慧家园老式家属院积雪的中心院落。院子中央并排伫立着三个可爱的雪人。 荀未来停下脚步，目光复杂地凝视着那三个雪人。一旁的赵左右得意地拍了拍胸脯。 两人走进6栋单元门爬上五楼。赵左右三步并作两步跑到501室防盗门前敲门喊“爸！”，回头却见身穿黑色满印白色猫咪图案毛衣的荀未来站在水泥楼梯半腰，脚步走得极慢，满脸近乡情怯的恍惚。 501室的绿色防盗门打开，身穿灰色圆领毛衣内搭白衬衫的父亲赵东来迎了出来。 赵东来客气地向荀未来点了点头，随即拉过赵左右小声叮嘱。 赵东来转头对荀未来温和地笑了笑。 荀未来跟着赵左右跨进501室玄关，抬眼望向餐厅——只见自家餐桌的主宾位上，赫然坐着身穿纯白色高领毛衣的66岁赵了！荀未来瞳孔骤缩，当场僵在玄关原地。 切至：</w:t>
-              <w:br/>
-              <w:t>【本场核心台词交锋】赵左右：“厉害吧？我堆的！走吧。” ／ 赵左右：“咋了你今天？不舒服啊？平时走路我都跟不上你。” ／ 赵左右：“爸，荀未来，我跟你说过的。他在学校里帮了我个大忙，我请他来家里吃饭，让妈多备双筷子。” ／ 赵东来：“你好。——再有什么事啊，先给家里说一声……这个，家里有一个客人了。” ／ 赵左右：“没事。”</w:t>
-            </w:r>
-          </w:p>
-        </w:tc>
-      </w:tr>
-      <w:tr>
-        <w:trPr>
-          <w:cantSplit/>
-        </w:trPr>
-        <w:tc>
-          <w:tcPr>
-            <w:tcW w:type="dxa" w:w="3096"/>
-            <w:vAlign w:val="center"/>
-            <w:tcMar>
-              <w:top w:w="105" w:type="dxa"/>
-              <w:bottom w:w="105" w:type="dxa"/>
-              <w:left w:w="145" w:type="dxa"/>
-              <w:right w:w="145" w:type="dxa"/>
-            </w:tcMar>
-          </w:tcPr>
-          <w:p>
-            <w:pPr>
-              <w:spacing w:before="40" w:after="40" w:line="341" w:lineRule="auto"/>
-              <w:jc w:val="left"/>
-            </w:pPr>
-            <w:r/>
-            <w:r>
-              <w:rPr>
-                <w:rFonts w:ascii="Times New Roman" w:hAnsi="Times New Roman" w:eastAsia="宋体"/>
-                <w:b/>
-                <w:color w:val="191919"/>
-                <w:sz w:val="19"/>
-              </w:rPr>
-              <w:t>EP03</w:t>
-              <w:br/>
-              <w:t>3-10　内　赵左右家·餐厅（五人三代同堂家宴） — 夜</w:t>
-            </w:r>
-          </w:p>
-        </w:tc>
-        <w:tc>
-          <w:tcPr>
-            <w:tcW w:type="dxa" w:w="7272"/>
-            <w:vAlign w:val="center"/>
-            <w:tcMar>
-              <w:top w:w="105" w:type="dxa"/>
-              <w:bottom w:w="105" w:type="dxa"/>
-              <w:left w:w="145" w:type="dxa"/>
-              <w:right w:w="145" w:type="dxa"/>
-            </w:tcMar>
-          </w:tcPr>
-          <w:p>
-            <w:pPr>
-              <w:spacing w:before="40" w:after="40" w:line="341" w:lineRule="auto"/>
-              <w:jc w:val="left"/>
-            </w:pPr>
-            <w:r/>
-            <w:r>
-              <w:rPr>
-                <w:rFonts w:ascii="Times New Roman" w:hAnsi="Times New Roman" w:eastAsia="宋体"/>
-                <w:b w:val="0"/>
-                <w:color w:val="191919"/>
-                <w:sz w:val="19"/>
-              </w:rPr>
-              <w:t>【出场人物】刘美奕、赵左右、赵了、赵东来、荀未来</w:t>
-              <w:br/>
-              <w:t>【空间动作与场面调度】餐厅暖黄的吊灯下，圆桌上摆满了热气腾腾的东北家常菜与鲜香海参。赵东来、身穿黑白横条纹高领毛衣的母亲刘美奕、脱去外套穿浅灰连帽卫衣的16岁赵左右、穿黑色猫咪毛衣的41岁荀未来，以及穿纯白高领毛衣的66岁赵了五人围桌而坐。 赵了苍老的眼眸微微颤动，缓步上前，声音温和而低沉。 赵东来热情地端起酒杯朝赵了示意。 众人举杯相碰。坐在餐桌一侧的荀未来死死盯着对面的66岁赵了，脑海中飞速运转。 赵了自然而然地拿起筷子，夹起一筷子好菜放进身旁16岁赵左右的碗里。 刘美奕起身走进厨房去给孩子们盛米饭。赵了伸手从口袋里掏黑色皮质卡包时，一张黑底烫金的名片无声无息地滑落下来，飘落在餐桌下方的木地板上。 地板上的名片正面印着金色莫比乌斯环标志（∞）与醒目的烫金字样——“∞ 人生无限有限公司 LIVE ONCE AGAIN ｜ 领航时空旅行服务的新时代”。 荀未来低头瞥见地板上的黑金名片，脸色微变，立刻掀开白色桌布一角弯腰伸手去捡；然而就在他的指尖即将触碰到名片边缘的瞬间，赵了穿着米色居家拖鞋的脚“啪”地一下稳稳……</w:t>
-              <w:br/>
-              <w:t>【本场核心台词交锋】刘美奕：“菜齐了！左右，叫过人了吗？这是咱的新邻居赵了爷爷。” ／ 赵左右：“赵爷爷好。” ／ 刘美奕：“赵爷爷帮了妈妈很大一个忙，而且呀，这些食材也是赵爷爷买的。” ／ 赵了：“您客气了，举手之劳。” ／ 赵东来：“不管怎么说，我们得表示一下感谢，来。”</w:t>
-            </w:r>
-          </w:p>
-        </w:tc>
-      </w:tr>
-      <w:tr>
-        <w:trPr>
-          <w:cantSplit/>
-        </w:trPr>
-        <w:tc>
-          <w:tcPr>
-            <w:tcW w:type="dxa" w:w="3096"/>
-            <w:vAlign w:val="center"/>
-            <w:tcMar>
-              <w:top w:w="105" w:type="dxa"/>
-              <w:bottom w:w="105" w:type="dxa"/>
-              <w:left w:w="145" w:type="dxa"/>
-              <w:right w:w="145" w:type="dxa"/>
-            </w:tcMar>
-            <w:shd w:fill="F7FAFC"/>
-          </w:tcPr>
-          <w:p>
-            <w:pPr>
-              <w:spacing w:before="40" w:after="40" w:line="341" w:lineRule="auto"/>
-              <w:jc w:val="left"/>
-            </w:pPr>
-            <w:r/>
-            <w:r>
-              <w:rPr>
-                <w:rFonts w:ascii="Times New Roman" w:hAnsi="Times New Roman" w:eastAsia="宋体"/>
-                <w:b/>
-                <w:color w:val="191919"/>
-                <w:sz w:val="19"/>
-              </w:rPr>
-              <w:t>EP03</w:t>
-              <w:br/>
-              <w:t>3-12　内　赵左右家·父母主卧室 — 夜</w:t>
-            </w:r>
-          </w:p>
-        </w:tc>
-        <w:tc>
-          <w:tcPr>
-            <w:tcW w:type="dxa" w:w="7272"/>
-            <w:vAlign w:val="center"/>
-            <w:tcMar>
-              <w:top w:w="105" w:type="dxa"/>
-              <w:bottom w:w="105" w:type="dxa"/>
-              <w:left w:w="145" w:type="dxa"/>
-              <w:right w:w="145" w:type="dxa"/>
-            </w:tcMar>
-            <w:shd w:fill="F7FAFC"/>
-          </w:tcPr>
-          <w:p>
-            <w:pPr>
-              <w:spacing w:before="40" w:after="40" w:line="341" w:lineRule="auto"/>
-              <w:jc w:val="left"/>
-            </w:pPr>
-            <w:r/>
-            <w:r>
-              <w:rPr>
-                <w:rFonts w:ascii="Times New Roman" w:hAnsi="Times New Roman" w:eastAsia="宋体"/>
-                <w:b w:val="0"/>
-                <w:color w:val="191919"/>
-                <w:sz w:val="19"/>
-              </w:rPr>
-              <w:t>【出场人物】赵东来、刘美奕</w:t>
-              <w:br/>
-              <w:t>【空间动作与场面调度】同一夜，501室父母主卧内暖黄的床头灯亮着。赵东来身穿深灰色睡衣戴着眼镜靠床看书，刘美奕穿着浅色碎花睡衣坐在床头。 刘美奕整理了一下衣领，语气温婉。 刘美奕掀开被子躺下，突然想起了什么，转头对赵东来嘱咐道。 切至：</w:t>
-              <w:br/>
-              <w:t>【本场核心台词交锋】赵东来：“前两天同事一块吃饭，他就坐的隔壁桌，应该是个大人物，消息渠道非常灵通。他也说了，互联网那是未来的大趋势。咱儿子报的是理科……” ／ 刘美奕：“人家说啥你听啥，你也不问问儿子怎么想的。” ／ 赵东来：“孩子他懂什么呀？咱们当父母的，替他把好关就行了，省得长歪了。” ／ 刘美奕：“我们影院放映事故那个事啊，多亏了赵先生帮我说情，要不然，我经理这个位子肯定是保不住了。我就是想感谢感谢人家。” ／ 赵东来：“你别图人啥。”</w:t>
-            </w:r>
-          </w:p>
-        </w:tc>
-      </w:tr>
-      <w:tr>
-        <w:trPr>
-          <w:cantSplit/>
-        </w:trPr>
-        <w:tc>
-          <w:tcPr>
-            <w:tcW w:type="dxa" w:w="3096"/>
-            <w:vAlign w:val="center"/>
-            <w:tcMar>
-              <w:top w:w="105" w:type="dxa"/>
-              <w:bottom w:w="105" w:type="dxa"/>
-              <w:left w:w="145" w:type="dxa"/>
-              <w:right w:w="145" w:type="dxa"/>
-            </w:tcMar>
-          </w:tcPr>
-          <w:p>
-            <w:pPr>
-              <w:spacing w:before="40" w:after="40" w:line="341" w:lineRule="auto"/>
-              <w:jc w:val="left"/>
-            </w:pPr>
-            <w:r/>
-            <w:r>
-              <w:rPr>
-                <w:rFonts w:ascii="Times New Roman" w:hAnsi="Times New Roman" w:eastAsia="宋体"/>
-                <w:b/>
-                <w:color w:val="191919"/>
-                <w:sz w:val="19"/>
-              </w:rPr>
-              <w:t>EP04</w:t>
-              <w:br/>
-              <w:t>4-6　内　赵左右家（501室）·玄关与客厅 — 夜</w:t>
-            </w:r>
-          </w:p>
-        </w:tc>
-        <w:tc>
-          <w:tcPr>
-            <w:tcW w:type="dxa" w:w="7272"/>
-            <w:vAlign w:val="center"/>
-            <w:tcMar>
-              <w:top w:w="105" w:type="dxa"/>
-              <w:bottom w:w="105" w:type="dxa"/>
-              <w:left w:w="145" w:type="dxa"/>
-              <w:right w:w="145" w:type="dxa"/>
-            </w:tcMar>
-          </w:tcPr>
-          <w:p>
-            <w:pPr>
-              <w:spacing w:before="40" w:after="40" w:line="341" w:lineRule="auto"/>
-              <w:jc w:val="left"/>
-            </w:pPr>
-            <w:r/>
-            <w:r>
-              <w:rPr>
-                <w:rFonts w:ascii="Times New Roman" w:hAnsi="Times New Roman" w:eastAsia="宋体"/>
-                <w:b w:val="0"/>
-                <w:color w:val="191919"/>
-                <w:sz w:val="19"/>
-              </w:rPr>
-              <w:t>【出场人物】赵左右、赵东来、刘美奕</w:t>
-              <w:br/>
-              <w:t>【空间动作与场面调度】夜幕降临，福慧家园6栋501室赵家客厅里没有开主吊灯，只有角落的落地台灯散发着昏黄低沉的光晕，玄关柜上的生态鱼缸水泵发出单调的嗡鸣声。 16岁的赵左右身穿灰蓝色拼深灰肩部立领羽绒服、背着黑色双肩书包推开防盗门走进玄关，一边低头换鞋一边往屋里张望。 赵左右的话音戛然而止，整个人僵在玄关口——只见客厅的墨绿色布艺沙发上，父亲赵东来正身穿深棕灰色高领毛衣面色铁青地端坐着。沙发前的木茶几上，赫然摊放着从赵东来书房抽屉里翻出来的那本盗版《小知音》杂志。 赵东来眼神冰冷地盯着站在玄关的儿子，手指重重敲击着茶几桌面，声音低沉得像暴风雨前的闷雷。 赵左右双手死死攥紧双肩包的肩带，心虚地低下头，声音细若蚊呐。 赵东来猛地一巴掌拍在茶几上，震得水杯嗡嗡作响，压抑的怒火瞬间喷涌而出！ 赵左右被父亲吼得肩膀一颤，却仍梗着脖子抬起头辩解。 赵东来霍然从沙发上站起身，指着赵左右的鼻子厉声怒斥。 听到“看闲书”、“山寨杂志”和“信用”这几个字，16岁少年心底积压已久的委屈与羞愤彻底决堤。赵左右眼眶瞬间通红，仰起头朝着……</w:t>
-              <w:br/>
-              <w:t>【本场核心台词交锋】赵左右：“爸妈还没回来啊？等一下……” ／ 赵东来：“你翻我抽屉！文理分科表，我签字的时候，咱们最后报的是什么呀？” ／ 赵左右：“报的……理科。” ／ 赵东来：“报的理科？！那老师打电话过来，怎么跟我说最后报的是文科呀？！啊？！” ／ 赵左右：“我……后来分科表被撕坏了，所以要重新写，重新写就是文科了！我还不能自己选了？！”</w:t>
-            </w:r>
-          </w:p>
-        </w:tc>
-      </w:tr>
-      <w:tr>
-        <w:trPr>
-          <w:cantSplit/>
-        </w:trPr>
-        <w:tc>
-          <w:tcPr>
-            <w:tcW w:type="dxa" w:w="3096"/>
-            <w:vAlign w:val="center"/>
-            <w:tcMar>
-              <w:top w:w="105" w:type="dxa"/>
-              <w:bottom w:w="105" w:type="dxa"/>
-              <w:left w:w="145" w:type="dxa"/>
-              <w:right w:w="145" w:type="dxa"/>
-            </w:tcMar>
-            <w:shd w:fill="F7FAFC"/>
-          </w:tcPr>
-          <w:p>
-            <w:pPr>
-              <w:spacing w:before="40" w:after="40" w:line="341" w:lineRule="auto"/>
-              <w:jc w:val="left"/>
-            </w:pPr>
-            <w:r/>
-            <w:r>
-              <w:rPr>
-                <w:rFonts w:ascii="Times New Roman" w:hAnsi="Times New Roman" w:eastAsia="宋体"/>
-                <w:b/>
-                <w:color w:val="191919"/>
-                <w:sz w:val="19"/>
-              </w:rPr>
-              <w:t>EP04</w:t>
-              <w:br/>
-              <w:t>4-12　外/内　长林饭店豪华套房与501室赵家客厅（双空电话交叉剪辑） — 夜</w:t>
-            </w:r>
-          </w:p>
-        </w:tc>
-        <w:tc>
-          <w:tcPr>
-            <w:tcW w:type="dxa" w:w="7272"/>
-            <w:vAlign w:val="center"/>
-            <w:tcMar>
-              <w:top w:w="105" w:type="dxa"/>
-              <w:bottom w:w="105" w:type="dxa"/>
-              <w:left w:w="145" w:type="dxa"/>
-              <w:right w:w="145" w:type="dxa"/>
-            </w:tcMar>
-            <w:shd w:fill="F7FAFC"/>
-          </w:tcPr>
-          <w:p>
-            <w:pPr>
-              <w:spacing w:before="40" w:after="40" w:line="341" w:lineRule="auto"/>
-              <w:jc w:val="left"/>
-            </w:pPr>
-            <w:r/>
-            <w:r>
-              <w:rPr>
-                <w:rFonts w:ascii="Times New Roman" w:hAnsi="Times New Roman" w:eastAsia="宋体"/>
-                <w:b w:val="0"/>
-                <w:color w:val="191919"/>
-                <w:sz w:val="19"/>
-              </w:rPr>
-              <w:t>【出场人物】赵了、刘美奕</w:t>
-              <w:br/>
-              <w:t>【空间动作与场面调度】长林市中心，高耸气派的星级酒店大楼在夜色中灯火通明，门头上方四个巨大的金色繁体字熠熠生辉——“長林飯店”。 【长林饭店·豪华套房 ↔ 501室赵家客厅】温暖奢华的欧式套房客厅内，水晶吊灯洒下柔和的香槟金色光芒。脱去棒球帽露出满头银发的66岁赵了身穿暗红色防风外套内搭纯白高领毛衣，正站在落地窗前手持电话，与501室客厅沙发上身穿藏青色开衫内搭浅灰高领毛衣、手握红色座机听筒的母亲刘美奕通电话——这正是刚才荀未来拨打母亲手机提示占线的真正原因。 501室客厅沙发上，刘美奕紧锁了一整晚的眉头终于舒展开来，握着红色座机听筒连声道谢。 听到“投资电影”四个字，501室里的刘美奕眼睛瞬间亮了起来，脸庞焕发出惊喜的光彩。 刘美奕握着红色话筒，语气里透出几分少女般的骄傲与热切。 套房内，66岁的赵了听着电话那头母亲熟悉而充满活力的声音，苍老的眉眼弯起温柔的弧度，轻声应道：“好，一言为定。” 切至：</w:t>
-              <w:br/>
-              <w:t>【本场核心台词交锋】赵了：“孩子嘛，现在正在气头上，青春期都有逆反心理，可以理解。我想啊，带他出去玩几天，让他开心开心，也让赵爸爸冷静冷静，你看怎么样？” ／ 刘美奕：“赵先生，您我肯定是信得过的！你们就在长林饭店是吧？这两天左右吃住的花销，请您务必告诉我，我们来付！” ／ 赵了：“这当然了，赵妈妈您太客气了！您的厨艺那么好，以后我有时间到您家蹭饭就行。——对了，我最近啊，准备投资一部电影。” ／ 刘美奕：“真的吗？！叫什么名字啊？什么时候上映？” ／ 赵了：“还在前期筹备当中，慢工出细活嘛。”</w:t>
-            </w:r>
-          </w:p>
-        </w:tc>
-      </w:tr>
-      <w:tr>
-        <w:trPr>
-          <w:cantSplit/>
-        </w:trPr>
-        <w:tc>
-          <w:tcPr>
-            <w:tcW w:type="dxa" w:w="3096"/>
-            <w:vAlign w:val="center"/>
-            <w:tcMar>
-              <w:top w:w="105" w:type="dxa"/>
-              <w:bottom w:w="105" w:type="dxa"/>
-              <w:left w:w="145" w:type="dxa"/>
-              <w:right w:w="145" w:type="dxa"/>
-            </w:tcMar>
-          </w:tcPr>
-          <w:p>
-            <w:pPr>
-              <w:spacing w:before="40" w:after="40" w:line="341" w:lineRule="auto"/>
-              <w:jc w:val="left"/>
-            </w:pPr>
-            <w:r/>
-            <w:r>
-              <w:rPr>
-                <w:rFonts w:ascii="Times New Roman" w:hAnsi="Times New Roman" w:eastAsia="宋体"/>
-                <w:b/>
-                <w:color w:val="191919"/>
-                <w:sz w:val="19"/>
-              </w:rPr>
-              <w:t>EP04</w:t>
-              <w:br/>
-              <w:t>4-14　内　福慧家园6栋五楼·501与502室门外楼梯间 — 日</w:t>
-            </w:r>
-          </w:p>
-        </w:tc>
-        <w:tc>
-          <w:tcPr>
-            <w:tcW w:type="dxa" w:w="7272"/>
-            <w:vAlign w:val="center"/>
-            <w:tcMar>
-              <w:top w:w="105" w:type="dxa"/>
-              <w:bottom w:w="105" w:type="dxa"/>
-              <w:left w:w="145" w:type="dxa"/>
-              <w:right w:w="145" w:type="dxa"/>
-            </w:tcMar>
-          </w:tcPr>
-          <w:p>
-            <w:pPr>
-              <w:spacing w:before="40" w:after="40" w:line="341" w:lineRule="auto"/>
-              <w:jc w:val="left"/>
-            </w:pPr>
-            <w:r/>
-            <w:r>
-              <w:rPr>
-                <w:rFonts w:ascii="Times New Roman" w:hAnsi="Times New Roman" w:eastAsia="宋体"/>
-                <w:b w:val="0"/>
-                <w:color w:val="191919"/>
-                <w:sz w:val="19"/>
-              </w:rPr>
-              <w:t>【出场人物】荀未来</w:t>
-              <w:br/>
-              <w:t>【空间动作与场面调度】2008年1月31日（周四）清晨。身穿卡其色厚羽绒服、戴着黑色毛线手套的41岁荀未来急匆匆爬上福慧家园6栋五楼的水泥楼梯间。 荀未来先凑到501室绿色防盗铁门前侧耳倾听，又转过身打量对门紧闭的502室房门，神色愈发凝重。 荀未来一咬牙，转身快步跑下楼梯。 切至：</w:t>
-              <w:br/>
-              <w:t>【本场核心台词交锋】荀未来：“没去麻辣烫店，也不在他家……难道是未来的我，预判了我的预判？！这姜真是越老越辣！不行，不能让他趁虚而入改变了赵左右的想法！”</w:t>
-            </w:r>
-          </w:p>
-        </w:tc>
-      </w:tr>
-      <w:tr>
-        <w:trPr>
-          <w:cantSplit/>
-        </w:trPr>
-        <w:tc>
-          <w:tcPr>
-            <w:tcW w:type="dxa" w:w="3096"/>
-            <w:vAlign w:val="center"/>
-            <w:tcMar>
-              <w:top w:w="105" w:type="dxa"/>
-              <w:bottom w:w="105" w:type="dxa"/>
-              <w:left w:w="145" w:type="dxa"/>
-              <w:right w:w="145" w:type="dxa"/>
-            </w:tcMar>
-            <w:shd w:fill="F7FAFC"/>
-          </w:tcPr>
-          <w:p>
-            <w:pPr>
-              <w:spacing w:before="40" w:after="40" w:line="341" w:lineRule="auto"/>
-              <w:jc w:val="left"/>
-            </w:pPr>
-            <w:r/>
-            <w:r>
-              <w:rPr>
-                <w:rFonts w:ascii="Times New Roman" w:hAnsi="Times New Roman" w:eastAsia="宋体"/>
-                <w:b/>
-                <w:color w:val="191919"/>
-                <w:sz w:val="19"/>
-              </w:rPr>
-              <w:t>EP04</w:t>
-              <w:br/>
-              <w:t>4-18　内　福慧家园6栋五楼·501室门口玄关 — 夜</w:t>
-            </w:r>
-          </w:p>
-        </w:tc>
-        <w:tc>
-          <w:tcPr>
-            <w:tcW w:type="dxa" w:w="7272"/>
-            <w:vAlign w:val="center"/>
-            <w:tcMar>
-              <w:top w:w="105" w:type="dxa"/>
-              <w:bottom w:w="105" w:type="dxa"/>
-              <w:left w:w="145" w:type="dxa"/>
-              <w:right w:w="145" w:type="dxa"/>
-            </w:tcMar>
-            <w:shd w:fill="F7FAFC"/>
-          </w:tcPr>
-          <w:p>
-            <w:pPr>
-              <w:spacing w:before="40" w:after="40" w:line="341" w:lineRule="auto"/>
-              <w:jc w:val="left"/>
-            </w:pPr>
-            <w:r/>
-            <w:r>
-              <w:rPr>
-                <w:rFonts w:ascii="Times New Roman" w:hAnsi="Times New Roman" w:eastAsia="宋体"/>
-                <w:b w:val="0"/>
-                <w:color w:val="191919"/>
-                <w:sz w:val="19"/>
-              </w:rPr>
-              <w:t>【出场人物】环境空镜/意象叙事</w:t>
-              <w:br/>
-              <w:t>【空间动作与场面调度】五楼昏黄的楼道声控灯应声亮起。荀未来小心翼翼地搀扶着醉得脚步踉跄、满脸泪痕的父亲赵东来走上五楼楼梯，抬手敲响了501室的防盗门。 防盗门立刻从里面拉开，身穿米白色圆领排扣针织毛衣的母亲刘美奕正焦急地守在门后。一看到门外被小荀搀扶着的丈夫，刘美奕脸上的担忧瞬间化作深深的心疼，连忙伸手扶住赵东来的另一侧胳膊，朝荀未来感激地点了点头，将丈夫扶进屋里。 切至：</w:t>
-              <w:br/>
-              <w:t>【本场核心台词交锋】（纯视觉动作与环境声效调度）</w:t>
-            </w:r>
-          </w:p>
-        </w:tc>
-      </w:tr>
-      <w:tr>
-        <w:trPr>
-          <w:cantSplit/>
-        </w:trPr>
-        <w:tc>
-          <w:tcPr>
-            <w:tcW w:type="dxa" w:w="3096"/>
-            <w:vAlign w:val="center"/>
-            <w:tcMar>
-              <w:top w:w="105" w:type="dxa"/>
-              <w:bottom w:w="105" w:type="dxa"/>
-              <w:left w:w="145" w:type="dxa"/>
-              <w:right w:w="145" w:type="dxa"/>
-            </w:tcMar>
-          </w:tcPr>
-          <w:p>
-            <w:pPr>
-              <w:spacing w:before="40" w:after="40" w:line="341" w:lineRule="auto"/>
-              <w:jc w:val="left"/>
-            </w:pPr>
-            <w:r/>
-            <w:r>
-              <w:rPr>
-                <w:rFonts w:ascii="Times New Roman" w:hAnsi="Times New Roman" w:eastAsia="宋体"/>
-                <w:b/>
-                <w:color w:val="191919"/>
-                <w:sz w:val="19"/>
-              </w:rPr>
-              <w:t>EP04</w:t>
-              <w:br/>
-              <w:t>4-19　内　长林饭店豪华套房与501室赵家餐厅（交叉剪辑） — 夜</w:t>
-            </w:r>
-          </w:p>
-        </w:tc>
-        <w:tc>
-          <w:tcPr>
-            <w:tcW w:type="dxa" w:w="7272"/>
-            <w:vAlign w:val="center"/>
-            <w:tcMar>
-              <w:top w:w="105" w:type="dxa"/>
-              <w:bottom w:w="105" w:type="dxa"/>
-              <w:left w:w="145" w:type="dxa"/>
-              <w:right w:w="145" w:type="dxa"/>
-            </w:tcMar>
-          </w:tcPr>
-          <w:p>
-            <w:pPr>
-              <w:spacing w:before="40" w:after="40" w:line="341" w:lineRule="auto"/>
-              <w:jc w:val="left"/>
-            </w:pPr>
-            <w:r/>
-            <w:r>
-              <w:rPr>
-                <w:rFonts w:ascii="Times New Roman" w:hAnsi="Times New Roman" w:eastAsia="宋体"/>
-                <w:b w:val="0"/>
-                <w:color w:val="191919"/>
-                <w:sz w:val="19"/>
-              </w:rPr>
-              <w:t>【出场人物】赵了、刘美奕</w:t>
-              <w:br/>
-              <w:t>【空间动作与场面调度】【长林饭店·豪华套房】夜深人静，16岁的赵左右正四仰八叉地躺在宽大松软的酒店大床上呼呼大睡。身穿黑色皮夹克、白衬衫系黑领带的66岁赵了看了一眼熟睡的少年，轻手轻脚地走到套房门廊处，按下接听键将手机贴在耳边。 【501室赵家餐厅】身穿米白色圆领排扣毛衣的刘美奕站在餐桌旁，回头看了一眼客厅沙发上已经酒醒悔悟的赵东来，对着手机柔声恳求道。 【长林饭店·豪华套房】赵了靠在深色木门框旁，苍老的眼底浮起一抹欣慰与释然。 切至：</w:t>
-              <w:br/>
-              <w:t>【本场核心台词交锋】赵了：“接个工作电话啊……哎，赵妈妈。” ／ 刘美奕：“赵先生，能麻烦您明早把左右送回来吗？他爸也不知道怎么的，突然就想通了，让父子俩当面说说话，这事儿就过去了。” ／ 赵了：“不是说好了让他多玩几天吗？……好，明白。”</w:t>
-            </w:r>
-          </w:p>
-        </w:tc>
-      </w:tr>
-      <w:tr>
-        <w:trPr>
-          <w:cantSplit/>
-        </w:trPr>
-        <w:tc>
-          <w:tcPr>
-            <w:tcW w:type="dxa" w:w="3096"/>
-            <w:vAlign w:val="center"/>
-            <w:tcMar>
-              <w:top w:w="105" w:type="dxa"/>
-              <w:bottom w:w="105" w:type="dxa"/>
-              <w:left w:w="145" w:type="dxa"/>
-              <w:right w:w="145" w:type="dxa"/>
-            </w:tcMar>
-            <w:shd w:fill="F7FAFC"/>
-          </w:tcPr>
-          <w:p>
-            <w:pPr>
-              <w:spacing w:before="40" w:after="40" w:line="341" w:lineRule="auto"/>
-              <w:jc w:val="left"/>
-            </w:pPr>
-            <w:r/>
-            <w:r>
-              <w:rPr>
-                <w:rFonts w:ascii="Times New Roman" w:hAnsi="Times New Roman" w:eastAsia="宋体"/>
-                <w:b/>
-                <w:color w:val="191919"/>
-                <w:sz w:val="19"/>
-              </w:rPr>
-              <w:t>EP05</w:t>
-              <w:br/>
-              <w:t>5-5　内　赵左右家楼道·501与502室门前 — 日</w:t>
-            </w:r>
-          </w:p>
-        </w:tc>
-        <w:tc>
-          <w:tcPr>
-            <w:tcW w:type="dxa" w:w="7272"/>
-            <w:vAlign w:val="center"/>
-            <w:tcMar>
-              <w:top w:w="105" w:type="dxa"/>
-              <w:bottom w:w="105" w:type="dxa"/>
-              <w:left w:w="145" w:type="dxa"/>
-              <w:right w:w="145" w:type="dxa"/>
-            </w:tcMar>
-            <w:shd w:fill="F7FAFC"/>
-          </w:tcPr>
-          <w:p>
-            <w:pPr>
-              <w:spacing w:before="40" w:after="40" w:line="341" w:lineRule="auto"/>
-              <w:jc w:val="left"/>
-            </w:pPr>
-            <w:r/>
-            <w:r>
-              <w:rPr>
-                <w:rFonts w:ascii="Times New Roman" w:hAnsi="Times New Roman" w:eastAsia="宋体"/>
-                <w:b w:val="0"/>
-                <w:color w:val="191919"/>
-                <w:sz w:val="19"/>
-              </w:rPr>
-              <w:t>【出场人物】赵了、刘美奕</w:t>
-              <w:br/>
-              <w:t>【空间动作与场面调度】五楼狭窄的水泥楼道内，头戴八角鸭舌帽、身穿棕色长款翻领呢大衣的六十六岁赵了双手交叠在腹前，略带歉意地微躬着身子站在五零一室门前；身穿黑白宽条纹高领毛衣的母亲刘美奕倚在门框旁，神色温和。 刘美奕露出理解的微笑，轻轻摇了摇头宽慰这位热心的老邻居。 刘美奕感激地频频点头，礼貌地向赵了致意。 赵了温和地点头目送刘美奕关门，眼神里满是跨越半个世纪的眷恋与克制。 切至：</w:t>
-              <w:br/>
-              <w:t>【本场核心台词交锋】赵了：“不好意思，我没能把小赵带回来。” ／ 刘美奕：“没关系，让他在漫画屋住几天也好。这个年纪嘛，正是交真朋友的时候。” ／ 赵了：“你放心，过年前，我一定再想办法劝他回家住。” ／ 刘美奕：“我自己找时间去漫画屋找他就行。真不好意思，我们家的事，让您费心了。”</w:t>
-            </w:r>
-          </w:p>
-        </w:tc>
-      </w:tr>
-      <w:tr>
-        <w:trPr>
-          <w:cantSplit/>
-        </w:trPr>
-        <w:tc>
-          <w:tcPr>
-            <w:tcW w:type="dxa" w:w="3096"/>
-            <w:vAlign w:val="center"/>
-            <w:tcMar>
-              <w:top w:w="105" w:type="dxa"/>
-              <w:bottom w:w="105" w:type="dxa"/>
-              <w:left w:w="145" w:type="dxa"/>
-              <w:right w:w="145" w:type="dxa"/>
-            </w:tcMar>
-          </w:tcPr>
-          <w:p>
-            <w:pPr>
-              <w:spacing w:before="40" w:after="40" w:line="341" w:lineRule="auto"/>
-              <w:jc w:val="left"/>
-            </w:pPr>
-            <w:r/>
-            <w:r>
-              <w:rPr>
-                <w:rFonts w:ascii="Times New Roman" w:hAnsi="Times New Roman" w:eastAsia="宋体"/>
-                <w:b/>
-                <w:color w:val="191919"/>
-                <w:sz w:val="19"/>
-              </w:rPr>
-              <w:t>EP05</w:t>
-              <w:br/>
-              <w:t>5-12　内　赵左右家楼道·501与502室门前 — 夜</w:t>
-            </w:r>
-          </w:p>
-        </w:tc>
-        <w:tc>
-          <w:tcPr>
-            <w:tcW w:type="dxa" w:w="7272"/>
-            <w:vAlign w:val="center"/>
-            <w:tcMar>
-              <w:top w:w="105" w:type="dxa"/>
-              <w:bottom w:w="105" w:type="dxa"/>
-              <w:left w:w="145" w:type="dxa"/>
-              <w:right w:w="145" w:type="dxa"/>
-            </w:tcMar>
-          </w:tcPr>
-          <w:p>
-            <w:pPr>
-              <w:spacing w:before="40" w:after="40" w:line="341" w:lineRule="auto"/>
-              <w:jc w:val="left"/>
-            </w:pPr>
-            <w:r/>
-            <w:r>
-              <w:rPr>
-                <w:rFonts w:ascii="Times New Roman" w:hAnsi="Times New Roman" w:eastAsia="宋体"/>
-                <w:b w:val="0"/>
-                <w:color w:val="191919"/>
-                <w:sz w:val="19"/>
-              </w:rPr>
-              <w:t>【出场人物】开锁师傅、赵了、巡警、赵东来</w:t>
-              <w:br/>
-              <w:t>【空间动作与场面调度】五楼五零二室门前，身穿深绿色棉衣的开锁师傅转动工具咔哒一声打开房门，起身收拾好工具包下楼。巡警 220103 站在门旁温和地叮嘱赵了。 赵了连连点头道谢，与巡警挥手互致新年祝福。 巡警转身下楼，正好与一手拎着黑色公文包、一手插兜走上楼梯的赵东来擦肩而过。赵东来停步回头目送警察下楼的背影，满脸疑惑；站在五零二室门前的赵了立刻满脸堆笑地迎上前去。 赵东来喝得满面红光，带着笑意比划着手势，拍了拍胸脯炫耀。 赵了顺势竖起大拇指迎合，感慨起自己年轻时的风光。 赵了忽然收敛笑容，垂下头重重叹了口气，脸上一副英雄迟暮的落寞与委屈。 赵了扶着门框，故作无奈地向赵东来倒起苦水。 赵东来听后眉头一蹙，借着酒劲把胸脯拍得啪啪响，热心地大包大揽下来。 赵了连连点头催促，赵东来拎着公文包转身快步下楼。赵了扶着门框探身朝楼梯下方高喊。 听着赵东来远去的脚步声，赵了缓缓直起身子，脸上的笑容渐渐敛去，眼神变得深沉而复杂。 切至：</w:t>
-              <w:br/>
-              <w:t>【本场核心台词交锋】开锁师傅：“哎哟，开了。好了，我走了。” ／ 赵了：“哎，谢谢，谢谢。” ／ 巡警：“您以后啊，一定多留心点。万一遇到什么需要帮助的情况啊，就来派出所找我们。” ／ 赵了：“好，谢谢警察同志。” ／ 巡警：“那就不打扰了。祝您新年快乐。”</w:t>
-            </w:r>
-          </w:p>
-        </w:tc>
-      </w:tr>
-      <w:tr>
-        <w:trPr>
-          <w:cantSplit/>
-        </w:trPr>
-        <w:tc>
-          <w:tcPr>
-            <w:tcW w:type="dxa" w:w="3096"/>
-            <w:vAlign w:val="center"/>
-            <w:tcMar>
-              <w:top w:w="105" w:type="dxa"/>
-              <w:bottom w:w="105" w:type="dxa"/>
-              <w:left w:w="145" w:type="dxa"/>
-              <w:right w:w="145" w:type="dxa"/>
-            </w:tcMar>
-            <w:shd w:fill="F7FAFC"/>
-          </w:tcPr>
-          <w:p>
-            <w:pPr>
-              <w:spacing w:before="40" w:after="40" w:line="341" w:lineRule="auto"/>
-              <w:jc w:val="left"/>
-            </w:pPr>
-            <w:r/>
-            <w:r>
-              <w:rPr>
-                <w:rFonts w:ascii="Times New Roman" w:hAnsi="Times New Roman" w:eastAsia="宋体"/>
-                <w:b/>
-                <w:color w:val="191919"/>
-                <w:sz w:val="19"/>
-              </w:rPr>
-              <w:t>EP06</w:t>
-              <w:br/>
-              <w:t>6-5　内　赵左右家·卧室与客厅 — 日</w:t>
-            </w:r>
-          </w:p>
-        </w:tc>
-        <w:tc>
-          <w:tcPr>
-            <w:tcW w:type="dxa" w:w="7272"/>
-            <w:vAlign w:val="center"/>
-            <w:tcMar>
-              <w:top w:w="105" w:type="dxa"/>
-              <w:bottom w:w="105" w:type="dxa"/>
-              <w:left w:w="145" w:type="dxa"/>
-              <w:right w:w="145" w:type="dxa"/>
-            </w:tcMar>
-            <w:shd w:fill="F7FAFC"/>
-          </w:tcPr>
-          <w:p>
-            <w:pPr>
-              <w:spacing w:before="40" w:after="40" w:line="341" w:lineRule="auto"/>
-              <w:jc w:val="left"/>
-            </w:pPr>
-            <w:r/>
-            <w:r>
-              <w:rPr>
-                <w:rFonts w:ascii="Times New Roman" w:hAnsi="Times New Roman" w:eastAsia="宋体"/>
-                <w:b w:val="0"/>
-                <w:color w:val="191919"/>
-                <w:sz w:val="19"/>
-              </w:rPr>
-              <w:t>【出场人物】赵左右、刘美奕、帖文播报、荀未来</w:t>
-              <w:br/>
-              <w:t>【空间动作与场面调度】五零一室赵左右卧室内，身穿黑白格纹衬衫的赵左右正坐在电脑前滑动鼠标浏览长林八中吧，一条标题为《【劲爆消息】跨年夜一起来看暖雪！！！》的热帖吸引了他的目光。 母亲刘美奕身穿棕褐色短款羽绒服敲门走进卧室，面带微笑地将修好的银灰色诺基亚直板手机轻轻放在书桌角上。 赵左右拿起修好的手机翻看，神色放松地抬起头看着母亲，笑眯眯地报出菜名。 刘美奕见儿子不再像从前那样随口敷衍，开心得眉开眼笑，伸手轻轻点了点儿子的额头并拍了拍他的肩膀打趣。 赵左右略显羞涩地摸了摸鼻子，挺起胸膛回答。 刘美奕欣慰地转身出门买菜。赵左右转回电脑屏幕前，滑动鼠标点开贴吧详情页，屏幕上显示着红字标题：转起来！明晚跨年的时候有火流星！观赏指南写着明晚 23:20-23:40 仰头看东北方向天空（画外音）。 门外突然传来急促的敲门声。赵左右起身走到客厅玄关打开防盗门，只见满面焦灼的荀未来快步冲进客厅，径直走到餐桌旁拿起玻璃水壶倒了一大杯水仰脖猛灌。 荀未来放下水杯抹了把嘴平复呼吸，神情严肃而紧迫地逼近赵左右，一把抓住他的胳膊。 赵……</w:t>
-              <w:br/>
-              <w:t>【本场核心台词交锋】赵左右：“暖雪？” ／ 刘美奕：“手机给你修好了啊。明天年夜饭想吃啥呀？” ／ 赵左右：“想吃锅包肉，再来个，炸茄盒。” ／ 刘美奕：“行啊赵左右，你这两天没白离家出走啊，跟变了个人似的。以前每次问你都是随便、随便，最难做的就是随便了。” ／ 赵左右：“妈，我又不是小孩了，总得有点主见啊。”</w:t>
-            </w:r>
-          </w:p>
-        </w:tc>
-      </w:tr>
-      <w:tr>
-        <w:trPr>
-          <w:cantSplit/>
-        </w:trPr>
-        <w:tc>
-          <w:tcPr>
-            <w:tcW w:type="dxa" w:w="3096"/>
-            <w:vAlign w:val="center"/>
-            <w:tcMar>
-              <w:top w:w="105" w:type="dxa"/>
-              <w:bottom w:w="105" w:type="dxa"/>
-              <w:left w:w="145" w:type="dxa"/>
-              <w:right w:w="145" w:type="dxa"/>
-            </w:tcMar>
-          </w:tcPr>
-          <w:p>
-            <w:pPr>
-              <w:spacing w:before="40" w:after="40" w:line="341" w:lineRule="auto"/>
-              <w:jc w:val="left"/>
-            </w:pPr>
-            <w:r/>
-            <w:r>
-              <w:rPr>
-                <w:rFonts w:ascii="Times New Roman" w:hAnsi="Times New Roman" w:eastAsia="宋体"/>
-                <w:b/>
-                <w:color w:val="191919"/>
-                <w:sz w:val="19"/>
-              </w:rPr>
-              <w:t>EP06</w:t>
-              <w:br/>
-              <w:t>6-12　内　赵左右家·餐厅与502室门前 — 夜</w:t>
-            </w:r>
-          </w:p>
-        </w:tc>
-        <w:tc>
-          <w:tcPr>
-            <w:tcW w:type="dxa" w:w="7272"/>
-            <w:vAlign w:val="center"/>
-            <w:tcMar>
-              <w:top w:w="105" w:type="dxa"/>
-              <w:bottom w:w="105" w:type="dxa"/>
-              <w:left w:w="145" w:type="dxa"/>
-              <w:right w:w="145" w:type="dxa"/>
-            </w:tcMar>
-          </w:tcPr>
-          <w:p>
-            <w:pPr>
-              <w:spacing w:before="40" w:after="40" w:line="341" w:lineRule="auto"/>
-              <w:jc w:val="left"/>
-            </w:pPr>
-            <w:r/>
-            <w:r>
-              <w:rPr>
-                <w:rFonts w:ascii="Times New Roman" w:hAnsi="Times New Roman" w:eastAsia="宋体"/>
-                <w:b w:val="0"/>
-                <w:color w:val="191919"/>
-                <w:sz w:val="19"/>
-              </w:rPr>
-              <w:t>【出场人物】赵左右、刘美奕、赵东来、赵了</w:t>
-              <w:br/>
-              <w:t>【空间动作与场面调度】除夕之夜，五零一室餐厅桌上摆满了丰盛的年夜饭（包括锅包肉与炸茄盒）。身穿浅蓝色毛衣的赵左右与身穿灰色针织衫的赵东来围坐桌旁互相夹菜，系着粉色围裙的刘美奕端着一个装满热菜的双层不锈钢饭盒从厨房走出来。 赵东来端起酒杯乐呵呵地招呼儿子碰杯，刘美奕将不锈钢饭盒递给赵左右。 赵左右接过饭盒，疑惑地眨了眨眼。 赵左右双手托着不锈钢饭盒走到对门五零二室门前敲了敲门。身穿卡其色厚羽绒服、面容憔悴的六十六岁赵了微开房门。赵左右神色真诚地将饭盒递到身前。 赵了眼中闪过一丝意外与触动，低声询问。 赵了目光下移落在温热的饭盒上，微微点头道谢，双手接过饭盒后立刻往后退了半步拉开距离，急促地把门合上。 赵左右隔着门叮嘱了一句，转身回到五零一室餐桌旁坐下，拿起筷子边吃边问母亲。 赵东来神情凝重地停下筷子，端起啤酒杯连连叹息。 刘美奕连忙笑着出声打断沉重的话题，端起酒杯招呼父子俩。一家三口共同举杯碰在一起。 切至：</w:t>
-              <w:br/>
-              <w:t>【本场核心台词交锋】赵左右：“妈，你别忙活了快来吃啊。” ／ 刘美奕：“哎，马上啊。” ／ 赵东来：“陪我喝一个，陪我喝一个。” ／ 赵左右：“这个这个。” ／ 刘美奕：“儿子，过来来，把这个饭盒啊，给赵了爷爷送过去。”</w:t>
-            </w:r>
-          </w:p>
-        </w:tc>
-      </w:tr>
-      <w:tr>
-        <w:trPr>
-          <w:cantSplit/>
-        </w:trPr>
-        <w:tc>
-          <w:tcPr>
-            <w:tcW w:type="dxa" w:w="3096"/>
-            <w:vAlign w:val="center"/>
-            <w:tcMar>
-              <w:top w:w="105" w:type="dxa"/>
-              <w:bottom w:w="105" w:type="dxa"/>
-              <w:left w:w="145" w:type="dxa"/>
-              <w:right w:w="145" w:type="dxa"/>
-            </w:tcMar>
-            <w:shd w:fill="F7FAFC"/>
-          </w:tcPr>
-          <w:p>
-            <w:pPr>
-              <w:spacing w:before="40" w:after="40" w:line="341" w:lineRule="auto"/>
-              <w:jc w:val="left"/>
-            </w:pPr>
-            <w:r/>
-            <w:r>
-              <w:rPr>
-                <w:rFonts w:ascii="Times New Roman" w:hAnsi="Times New Roman" w:eastAsia="宋体"/>
-                <w:b/>
-                <w:color w:val="191919"/>
-                <w:sz w:val="19"/>
-              </w:rPr>
-              <w:t>EP06</w:t>
-              <w:br/>
-              <w:t>6-17　内/外　除夕跨年群像空间与赵左右家卧室 — 深夜</w:t>
-            </w:r>
-          </w:p>
-        </w:tc>
-        <w:tc>
-          <w:tcPr>
-            <w:tcW w:type="dxa" w:w="7272"/>
-            <w:vAlign w:val="center"/>
-            <w:tcMar>
-              <w:top w:w="105" w:type="dxa"/>
-              <w:bottom w:w="105" w:type="dxa"/>
-              <w:left w:w="145" w:type="dxa"/>
-              <w:right w:w="145" w:type="dxa"/>
-            </w:tcMar>
-            <w:shd w:fill="F7FAFC"/>
-          </w:tcPr>
-          <w:p>
-            <w:pPr>
-              <w:spacing w:before="40" w:after="40" w:line="341" w:lineRule="auto"/>
-              <w:jc w:val="left"/>
-            </w:pPr>
-            <w:r/>
-            <w:r>
-              <w:rPr>
-                <w:rFonts w:ascii="Times New Roman" w:hAnsi="Times New Roman" w:eastAsia="宋体"/>
-                <w:b w:val="0"/>
-                <w:color w:val="191919"/>
-                <w:sz w:val="19"/>
-              </w:rPr>
-              <w:t>【出场人物】赵左右</w:t>
-              <w:br/>
-              <w:t>【空间动作与场面调度】五零二室卧室内，六十六岁的赵了裹着厚羽绒服发烧卧床，拿出水银体温计查看，刻度已超过三十九度，无奈地叹气靠回床头。 飞霞湾王家别墅餐厅内，二楼阳台窗外依然垂挂着那条打结的白色床单；母亲杨敏严厉地指责着，王一漫低着头一动不动地坐在餐桌旁。 三条鱼漫画屋内，留着顺直短发的理科学霸陈明独自坐在书桌漫画堆前，挑灯埋头刷题写寒假作业。 家属院公告栏雪堆旁，四十一岁的荀未来蹲在雪地里，手握一罐绿皮哈尔滨啤酒仰头独饮，孤独地仰望着五楼五零一室的窗户。 五零一室赵左右卧室内，身穿黑白条纹长袖的十六岁赵左右静静坐在书桌前，凝视着玻璃缸里游动的金鱼。突然，窗外漆黑的夜空被一道璀璨夺目的金红色光芒撕裂——一颗巨大的火流星拖着长长的焰尾划破长空，将漫天飘落的白雪映照成梦幻般的暖金色，倒映在赵左右震颤的瞳孔中（画外音）。 切至：</w:t>
-              <w:br/>
-              <w:t>【本场核心台词交锋】赵左右：“火流星，不可预测的轨迹……不可预测吗？”</w:t>
-            </w:r>
-          </w:p>
-        </w:tc>
-      </w:tr>
-      <w:tr>
-        <w:trPr>
-          <w:cantSplit/>
-        </w:trPr>
-        <w:tc>
-          <w:tcPr>
-            <w:tcW w:type="dxa" w:w="3096"/>
-            <w:vAlign w:val="center"/>
-            <w:tcMar>
-              <w:top w:w="105" w:type="dxa"/>
-              <w:bottom w:w="105" w:type="dxa"/>
-              <w:left w:w="145" w:type="dxa"/>
-              <w:right w:w="145" w:type="dxa"/>
-            </w:tcMar>
-          </w:tcPr>
-          <w:p>
-            <w:pPr>
-              <w:spacing w:before="40" w:after="40" w:line="341" w:lineRule="auto"/>
-              <w:jc w:val="left"/>
-            </w:pPr>
-            <w:r/>
-            <w:r>
-              <w:rPr>
-                <w:rFonts w:ascii="Times New Roman" w:hAnsi="Times New Roman" w:eastAsia="宋体"/>
-                <w:b/>
-                <w:color w:val="191919"/>
-                <w:sz w:val="19"/>
-              </w:rPr>
-              <w:t>EP07</w:t>
-              <w:br/>
-              <w:t>7-6　内　赵左右家·玄关与客厅 — 日</w:t>
-            </w:r>
-          </w:p>
-        </w:tc>
-        <w:tc>
-          <w:tcPr>
-            <w:tcW w:type="dxa" w:w="7272"/>
-            <w:vAlign w:val="center"/>
-            <w:tcMar>
-              <w:top w:w="105" w:type="dxa"/>
-              <w:bottom w:w="105" w:type="dxa"/>
-              <w:left w:w="145" w:type="dxa"/>
-              <w:right w:w="145" w:type="dxa"/>
-            </w:tcMar>
-          </w:tcPr>
-          <w:p>
-            <w:pPr>
-              <w:spacing w:before="40" w:after="40" w:line="341" w:lineRule="auto"/>
-              <w:jc w:val="left"/>
-            </w:pPr>
-            <w:r/>
-            <w:r>
-              <w:rPr>
-                <w:rFonts w:ascii="Times New Roman" w:hAnsi="Times New Roman" w:eastAsia="宋体"/>
-                <w:b w:val="0"/>
-                <w:color w:val="191919"/>
-                <w:sz w:val="19"/>
-              </w:rPr>
-              <w:t>【出场人物】赵左右、刘美奕、赵东来、舒图</w:t>
-              <w:br/>
-              <w:t>【空间动作与场面调度】大年初一清晨，五零一室卧室内，身穿黑白条纹长袖T恤的十六岁赵左右在书桌前伸了个懒腰，揉着眼睛走出卧室。玄关处，身穿黑色大衣、围着黑灰格围巾的母亲刘美奕正弯腰换鞋准备出门。 正在玄关穿鞋的刘美奕直起身子，笑着点了点儿子的鼻尖。 刘美奕直起身子朝儿子笑了笑，拉开门把手。 刘美奕推开门回过头，温柔地朝儿子挥了挥手。 刘美奕出门离去。紧接着，身穿灰色拼接毛衣与黑色连帽羽绒服的父亲赵东来也拎起拜年礼品袋走到玄关穿鞋。 赵东来系好黑色连帽羽绒服拉链，提起地上的年货礼品袋乐呵呵地应道。 赵左右撇了撇嘴，靠在门框上拆父亲的台。 赵东来瞪起眼睛佯装不服气地一拍胸脯，推门大步流星地走了出去。 赵东来得意地拍了拍儿子的肩膀，开门下楼。偌大的屋子瞬间冷清下来，赵左右独自走到结着冰霜的窗前，俯瞰着楼下雪地里孤零零排成一列的三个小雪人，眼神有些落寞。就在这时，门外响起笃笃的敲门声。 换上棕黄格子连帽衬衫的赵左右走到玄关拉开房门，只见四十一岁的成年舒图正站在门外，脚边放着一个印有“春在一起、中国结”字样的红色八角形年……</w:t>
-              <w:br/>
-              <w:t>【本场核心台词交锋】赵左右：“妈，大年初一那么早上班啊？” ／ 刘美奕：“你睡糊涂了吧，春节档就是妈妈的战场啊。对了，饿的话啊，自己找好吃的，我走了。” ／ 赵左右：“新年快乐。” ／ 刘美奕：“新年快乐。” ／ 赵左右：“爸，你也那么早啊？”</w:t>
-            </w:r>
-          </w:p>
-        </w:tc>
-      </w:tr>
-      <w:tr>
-        <w:trPr>
-          <w:cantSplit/>
-        </w:trPr>
-        <w:tc>
-          <w:tcPr>
-            <w:tcW w:type="dxa" w:w="3096"/>
-            <w:vAlign w:val="center"/>
-            <w:tcMar>
-              <w:top w:w="105" w:type="dxa"/>
-              <w:bottom w:w="105" w:type="dxa"/>
-              <w:left w:w="145" w:type="dxa"/>
-              <w:right w:w="145" w:type="dxa"/>
-            </w:tcMar>
-            <w:shd w:fill="F7FAFC"/>
-          </w:tcPr>
-          <w:p>
-            <w:pPr>
-              <w:spacing w:before="40" w:after="40" w:line="341" w:lineRule="auto"/>
-              <w:jc w:val="left"/>
-            </w:pPr>
-            <w:r/>
-            <w:r>
-              <w:rPr>
-                <w:rFonts w:ascii="Times New Roman" w:hAnsi="Times New Roman" w:eastAsia="宋体"/>
-                <w:b/>
-                <w:color w:val="191919"/>
-                <w:sz w:val="19"/>
-              </w:rPr>
-              <w:t>EP07</w:t>
-              <w:br/>
-              <w:t>7-11　内　赵左右家·客厅与门廊 — 夜</w:t>
-            </w:r>
-          </w:p>
-        </w:tc>
-        <w:tc>
-          <w:tcPr>
-            <w:tcW w:type="dxa" w:w="7272"/>
-            <w:vAlign w:val="center"/>
-            <w:tcMar>
-              <w:top w:w="105" w:type="dxa"/>
-              <w:bottom w:w="105" w:type="dxa"/>
-              <w:left w:w="145" w:type="dxa"/>
-              <w:right w:w="145" w:type="dxa"/>
-            </w:tcMar>
-            <w:shd w:fill="F7FAFC"/>
-          </w:tcPr>
-          <w:p>
-            <w:pPr>
-              <w:spacing w:before="40" w:after="40" w:line="341" w:lineRule="auto"/>
-              <w:jc w:val="left"/>
-            </w:pPr>
-            <w:r/>
-            <w:r>
-              <w:rPr>
-                <w:rFonts w:ascii="Times New Roman" w:hAnsi="Times New Roman" w:eastAsia="宋体"/>
-                <w:b w:val="0"/>
-                <w:color w:val="191919"/>
-                <w:sz w:val="19"/>
-              </w:rPr>
-              <w:t>【出场人物】赵左右、荀未来、舒图</w:t>
-              <w:br/>
-              <w:t>【空间动作与场面调度】五零一室客厅墙上的方形挂钟指向傍晚六点。十六岁的赵左右侧躺在绿色沙发上，捂着咕咕叫的肚子自言自语。 茶几上的诺基亚直板手机突然震动起来，赵左右伸手拿过手机查看，屏幕显示收到一条来自“荀未来（不和小白说话）”的短信。 赵左右侧躺在沙发上，双手拇指飞快地按键回复。 赵左右举着手机等待，几秒钟后，荀未来的新短信立刻弹了出来。 赵左右看着短信忍不住嘴角微扬，放下手机闭目养神。肚子里又传出一阵饥饿的抗议声，赵左右坐起身，目光投向餐桌上那个舒图白天送来的“幸福在一起”红色八角形礼盒。他起身走到餐桌前解开红色丝带，面露好奇地揭开礼盒盖子——只见礼盒里面赫然装满了大大小小、沉甸甸的灰色鹅卵石！ 恰在此时，门外再次响起敲门声。赵左右气冲冲地走到玄关一把拉开房门，只见四十一岁的舒图正气定神闲地站在门外。 站在501室门外的舒图双手插在黑色大衣口袋里，淡淡地吐出一个字。 赵左右指着屋里餐桌上的礼盒，气鼓鼓地质问。 舒图往门框上一靠，嘴角带着一丝戏谑的笑意看着炸毛的十六岁少年。 赵左右被她理直气壮的态度气得瞪大……</w:t>
-              <w:br/>
-              <w:t>【本场核心台词交锋】赵左右：“爸不是说下馆子去吗？不会忘了吧？” ／ 荀未来：“昨晚王一漫的事都是误会……别放弃，我回避！” ／ 赵左右：“我没事，昨晚睡了一觉，好像想明白了。” ／ 荀未来：“啥？想明白啥？不许想明白啊！是兄弟就来砍我！” ／ 赵左右：“这人也太过分了吧！”</w:t>
-            </w:r>
-          </w:p>
-        </w:tc>
-      </w:tr>
-      <w:tr>
-        <w:trPr>
-          <w:cantSplit/>
-        </w:trPr>
-        <w:tc>
-          <w:tcPr>
-            <w:tcW w:type="dxa" w:w="3096"/>
-            <w:vAlign w:val="center"/>
-            <w:tcMar>
-              <w:top w:w="105" w:type="dxa"/>
-              <w:bottom w:w="105" w:type="dxa"/>
-              <w:left w:w="145" w:type="dxa"/>
-              <w:right w:w="145" w:type="dxa"/>
-            </w:tcMar>
-          </w:tcPr>
-          <w:p>
-            <w:pPr>
-              <w:spacing w:before="40" w:after="40" w:line="341" w:lineRule="auto"/>
-              <w:jc w:val="left"/>
-            </w:pPr>
-            <w:r/>
-            <w:r>
-              <w:rPr>
-                <w:rFonts w:ascii="Times New Roman" w:hAnsi="Times New Roman" w:eastAsia="宋体"/>
-                <w:b/>
-                <w:color w:val="191919"/>
-                <w:sz w:val="19"/>
-              </w:rPr>
-              <w:t>EP08</w:t>
-              <w:br/>
-              <w:t>8-4　内　502室赵了卧室·漫画屋里间与501室赵左右卧室（三代清晨交叉剪辑） — 晨</w:t>
-            </w:r>
-          </w:p>
-        </w:tc>
-        <w:tc>
-          <w:tcPr>
-            <w:tcW w:type="dxa" w:w="7272"/>
-            <w:vAlign w:val="center"/>
-            <w:tcMar>
-              <w:top w:w="105" w:type="dxa"/>
-              <w:bottom w:w="105" w:type="dxa"/>
-              <w:left w:w="145" w:type="dxa"/>
-              <w:right w:w="145" w:type="dxa"/>
-            </w:tcMar>
-          </w:tcPr>
-          <w:p>
-            <w:pPr>
-              <w:spacing w:before="40" w:after="40" w:line="341" w:lineRule="auto"/>
-              <w:jc w:val="left"/>
-            </w:pPr>
-            <w:r/>
-            <w:r>
-              <w:rPr>
-                <w:rFonts w:ascii="Times New Roman" w:hAnsi="Times New Roman" w:eastAsia="宋体"/>
-                <w:b w:val="0"/>
-                <w:color w:val="191919"/>
-                <w:sz w:val="19"/>
-              </w:rPr>
-              <w:t>【出场人物】赵了、荀未来、赵左右、徐图图</w:t>
-              <w:br/>
-              <w:t>【空间动作与场面调度】大年初二清晨，画面右下角浮现本集片名：第 8 集 时间的玩笑。 五零二室昏暗的卧室内，床头柜上散落着拆开的零食包装袋。六十六岁的赵了身穿黑色暗纹睡衣仰躺在格子棉被里，缓缓抬起右手摘下脸上的黑色睡眠眼罩，睁开浑浊而疲惫的双眼，望着天花板失神发呆。 镜头切至三条鱼漫画屋里间卧室，床头堆满了杂乱的旧漫画书。四十一岁的荀未来身穿白色长袖内衣侧卧在木板床上，眼下挂着浓重的黑眼圈，睁着空洞的双眼望着眼前的书堆彻夜未眠。 镜头切至五零一室阳光明媚的赵左右卧室。贴满动漫与篮球海报的房间里，身穿白色套头长袖衫的十六岁赵左右精神抖擞地从被窝里坐起身，张大嘴巴打了个酣畅淋漓的哈欠，舒展双臂伸了个大大的懒腰，挠了挠后脑勺。 赵左右随手拿起放在床头柜上的诺基亚直板手机，点开一条上午九点二十分刚收到的未读短信——发件人备注为“徐图图（一只坨坨）”。赵左右看着屏幕上的文字，嘴角不由自主地漾开明朗灿烂的笑容。 切至：</w:t>
-              <w:br/>
-              <w:t>【本场核心台词交锋】赵了：“年轻的时候多好啊……想忘就能忘得掉。” ／ 荀未来：“小时候多好呀……困了就能睡得着。” ／ 赵左右：“今天初几来着？” ／ 徐图图：“左右！学校旁边那家咖啡厅开业喽，中午一起去看看吗？”</w:t>
-            </w:r>
-          </w:p>
-        </w:tc>
-      </w:tr>
-      <w:tr>
-        <w:trPr>
-          <w:cantSplit/>
-        </w:trPr>
-        <w:tc>
-          <w:tcPr>
-            <w:tcW w:type="dxa" w:w="3096"/>
-            <w:vAlign w:val="center"/>
-            <w:tcMar>
-              <w:top w:w="105" w:type="dxa"/>
-              <w:bottom w:w="105" w:type="dxa"/>
-              <w:left w:w="145" w:type="dxa"/>
-              <w:right w:w="145" w:type="dxa"/>
-            </w:tcMar>
-            <w:shd w:fill="F7FAFC"/>
-          </w:tcPr>
-          <w:p>
-            <w:pPr>
-              <w:spacing w:before="40" w:after="40" w:line="341" w:lineRule="auto"/>
-              <w:jc w:val="left"/>
-            </w:pPr>
-            <w:r/>
-            <w:r>
-              <w:rPr>
-                <w:rFonts w:ascii="Times New Roman" w:hAnsi="Times New Roman" w:eastAsia="宋体"/>
-                <w:b/>
-                <w:color w:val="191919"/>
-                <w:sz w:val="19"/>
-              </w:rPr>
-              <w:t>EP08</w:t>
-              <w:br/>
-              <w:t>8-8　内　赵左右家·餐厅 — 日</w:t>
-            </w:r>
-          </w:p>
-        </w:tc>
-        <w:tc>
-          <w:tcPr>
-            <w:tcW w:type="dxa" w:w="7272"/>
-            <w:vAlign w:val="center"/>
-            <w:tcMar>
-              <w:top w:w="105" w:type="dxa"/>
-              <w:bottom w:w="105" w:type="dxa"/>
-              <w:left w:w="145" w:type="dxa"/>
-              <w:right w:w="145" w:type="dxa"/>
-            </w:tcMar>
-            <w:shd w:fill="F7FAFC"/>
-          </w:tcPr>
-          <w:p>
-            <w:pPr>
-              <w:spacing w:before="40" w:after="40" w:line="341" w:lineRule="auto"/>
-              <w:jc w:val="left"/>
-            </w:pPr>
-            <w:r/>
-            <w:r>
-              <w:rPr>
-                <w:rFonts w:ascii="Times New Roman" w:hAnsi="Times New Roman" w:eastAsia="宋体"/>
-                <w:b w:val="0"/>
-                <w:color w:val="191919"/>
-                <w:sz w:val="19"/>
-              </w:rPr>
-              <w:t>【出场人物】赵东来、赵左右</w:t>
-              <w:br/>
-              <w:t>【空间动作与场面调度】五零一室赵左右家中，身穿棕白格纹长袖衬衫内搭米白高领衫的十六岁赵左右手里拿着一只黑白斑马纹陶瓷马克杯，掀开门帘从卧室走出来；身穿深灰色圆领毛衣内搭白衬衫的父亲赵东来正好端着两桶泡好的红烧牛肉方便面从厨房走出，放到餐桌上朝儿子招手。 赵左右走到餐边柜旁拿起红色保温水壶往马克杯里倒水，转过头对父亲说道。 赵东来拉开餐椅坐下，抬头好奇地问了一句。 赵左右端起马克杯喝了一口温水，如实回答。 赵东来一听去咖啡厅，立刻笑着拍了拍桌上的泡面桶，拿出精打细算的家长做派劝儿子先垫垫肚子。 赵左右无奈地妥协，拉开父亲对面的餐椅坐下，伸手撕开自己面前那桶方便面的锡纸封口，拿起白色塑料叉子。 赵东来挑起一大叉子方便面送进嘴里大口咀嚼咽下，随后停下叉子抬起头，神色间带着几分愧疚看向对面的儿子。 赵东来不好意思地搓了搓手，向儿子解释昨晚大年初一失约没回来带他下馆子的原因；赵左右低着头用塑料叉子在面桶里轻轻拨弄着面条，眼神有些落寞。 赵左右依然低着头没有看父亲，小声嘟囔着抱怨了一句。 赵东来连忙伸出手掌比划着向儿子打……</w:t>
-              <w:br/>
-              <w:t>【本场核心台词交锋】赵东来：“哎，吃面，嗯。” ／ 赵左右：“爸，你泡面干嘛呀？我一会儿要出门吃。” ／ 赵东来：“去哪儿啊？” ／ 赵左右：“我和同学都约好了，要去学校附近新开的咖啡厅。” ／ 赵东来：“哦。哎，那你先垫点，先垫点。到了之后点杯咖啡就得了，别浪费钱吃主食了。”</w:t>
-            </w:r>
-          </w:p>
-        </w:tc>
-      </w:tr>
-      <w:tr>
-        <w:trPr>
-          <w:cantSplit/>
-        </w:trPr>
-        <w:tc>
-          <w:tcPr>
-            <w:tcW w:type="dxa" w:w="3096"/>
-            <w:vAlign w:val="center"/>
-            <w:tcMar>
-              <w:top w:w="105" w:type="dxa"/>
-              <w:bottom w:w="105" w:type="dxa"/>
-              <w:left w:w="145" w:type="dxa"/>
-              <w:right w:w="145" w:type="dxa"/>
-            </w:tcMar>
-          </w:tcPr>
-          <w:p>
-            <w:pPr>
-              <w:spacing w:before="40" w:after="40" w:line="341" w:lineRule="auto"/>
-              <w:jc w:val="left"/>
-            </w:pPr>
-            <w:r/>
-            <w:r>
-              <w:rPr>
-                <w:rFonts w:ascii="Times New Roman" w:hAnsi="Times New Roman" w:eastAsia="宋体"/>
-                <w:b/>
-                <w:color w:val="191919"/>
-                <w:sz w:val="19"/>
-              </w:rPr>
-              <w:t>EP08</w:t>
-              <w:br/>
-              <w:t>8-15　内　赵左右家·玄关与赵左右卧室 — 日</w:t>
-            </w:r>
-          </w:p>
-        </w:tc>
-        <w:tc>
-          <w:tcPr>
-            <w:tcW w:type="dxa" w:w="7272"/>
-            <w:vAlign w:val="center"/>
-            <w:tcMar>
-              <w:top w:w="105" w:type="dxa"/>
-              <w:bottom w:w="105" w:type="dxa"/>
-              <w:left w:w="145" w:type="dxa"/>
-              <w:right w:w="145" w:type="dxa"/>
-            </w:tcMar>
-          </w:tcPr>
-          <w:p>
-            <w:pPr>
-              <w:spacing w:before="40" w:after="40" w:line="341" w:lineRule="auto"/>
-              <w:jc w:val="left"/>
-            </w:pPr>
-            <w:r/>
-            <w:r>
-              <w:rPr>
-                <w:rFonts w:ascii="Times New Roman" w:hAnsi="Times New Roman" w:eastAsia="宋体"/>
-                <w:b w:val="0"/>
-                <w:color w:val="191919"/>
-                <w:sz w:val="19"/>
-              </w:rPr>
-              <w:t>【出场人物】刘美奕、赵左右</w:t>
-              <w:br/>
-              <w:t>【空间动作与场面调度】五零一室入户门被轻轻推开，神情恍惚落寞的赵左右低着头走进玄关换鞋。身穿粉色针织开衫的母亲刘美奕笑盈盈地从客厅迎了出来，关切地打量着儿子。 赵左右一言不发地将手里拎着的八王寺汽水瓶放在玄关鱼缸柜上，像丢了魂似的径直走向自己的卧室。刘美奕在门帘旁停下脚步，担忧地望着儿子的背影唤了一声。 赵左右背对着母亲停顿了半秒，低声应了一句，推门走进卧室关上了房门。 卧室内，赵左右呆呆地坐在书桌前。片刻后，门外响起轻轻的敲门声，刘美奕推门走进来，缓步走到儿子身后，将温暖的手掌轻轻搭在赵左右的肩头，俯下身柔声询问。 赵左右深吸了一口气，缓缓抬起眼眸，原本迷茫涣散的目光渐渐聚焦，语气平静却透着一股前所未有的成长与认真。 刘美奕没有追问，理解而欣慰地点了点头，温柔地拍了拍儿子的肩膀，将脸颊轻轻贴了贴儿子的头发，随后轻抚了一下他的手臂，体贴地转身带门离开。 房间里恢复了安静。赵左右低下头，目光落在书桌英文旧报纸垫纸上整齐排列着的一排鹅卵石上——那是舒图昨天用红色礼盒送给他的。赵左右伸手拿起其中一颗半透明的黄色鹅卵……</w:t>
-              <w:br/>
-              <w:t>【本场核心台词交锋】刘美奕：“回来了？听你爸说你去咖啡厅了，没吃饱吧？等一会儿咱们一起去吃自助餐啊。” ／ 刘美奕：“怎么了，儿子？” ／ 赵左右：“我没事。” ／ 刘美奕：“怎么了，儿子？” ／ 赵左右：“我真没事。就是突然间想清楚了很多事情，我需要点时间，再好好想想。”</w:t>
-            </w:r>
-          </w:p>
-        </w:tc>
-      </w:tr>
-      <w:tr>
-        <w:trPr>
-          <w:cantSplit/>
-        </w:trPr>
-        <w:tc>
-          <w:tcPr>
-            <w:tcW w:type="dxa" w:w="3096"/>
-            <w:vAlign w:val="center"/>
-            <w:tcMar>
-              <w:top w:w="105" w:type="dxa"/>
-              <w:bottom w:w="105" w:type="dxa"/>
-              <w:left w:w="145" w:type="dxa"/>
-              <w:right w:w="145" w:type="dxa"/>
-            </w:tcMar>
-            <w:shd w:fill="F7FAFC"/>
-          </w:tcPr>
-          <w:p>
-            <w:pPr>
-              <w:spacing w:before="40" w:after="40" w:line="341" w:lineRule="auto"/>
-              <w:jc w:val="left"/>
-            </w:pPr>
-            <w:r/>
-            <w:r>
-              <w:rPr>
-                <w:rFonts w:ascii="Times New Roman" w:hAnsi="Times New Roman" w:eastAsia="宋体"/>
-                <w:b/>
-                <w:color w:val="191919"/>
-                <w:sz w:val="19"/>
-              </w:rPr>
-              <w:t>EP09</w:t>
-              <w:br/>
-              <w:t>9-8　内/外　教学楼走廊·学校食堂与赵左右家厨房（交叉剪辑） — 日/夜</w:t>
-            </w:r>
-          </w:p>
-        </w:tc>
-        <w:tc>
-          <w:tcPr>
-            <w:tcW w:type="dxa" w:w="7272"/>
-            <w:vAlign w:val="center"/>
-            <w:tcMar>
-              <w:top w:w="105" w:type="dxa"/>
-              <w:bottom w:w="105" w:type="dxa"/>
-              <w:left w:w="145" w:type="dxa"/>
-              <w:right w:w="145" w:type="dxa"/>
-            </w:tcMar>
-            <w:shd w:fill="F7FAFC"/>
-          </w:tcPr>
-          <w:p>
-            <w:pPr>
-              <w:spacing w:before="40" w:after="40" w:line="341" w:lineRule="auto"/>
-              <w:jc w:val="left"/>
-            </w:pPr>
-            <w:r/>
-            <w:r>
-              <w:rPr>
-                <w:rFonts w:ascii="Times New Roman" w:hAnsi="Times New Roman" w:eastAsia="宋体"/>
-                <w:b w:val="0"/>
-                <w:color w:val="191919"/>
-                <w:sz w:val="19"/>
-              </w:rPr>
-              <w:t>【出场人物】女同学甲、女同学乙、刘美奕、赵左右、荀未来</w:t>
-              <w:br/>
-              <w:t>【空间动作与场面调度】教学楼走廊里，赵左右手里捧着《高考必备便携手册》穿行在课间熙熙攘攘的学生人流中，嘴里念念有词地背诵着历史考点。两名同班女同学并肩走在他身后，望着他的背影小声议论。 旁边的女同学乙目视前方，语气平淡地摇了摇头。 两人在走廊窗边停下脚步，女同学甲侧过头好奇地询问同伴。 女同学乙抱着数学课本，条理清晰地分析起名次跃升的残酷难度；女同学甲听后若有所思地点了点头。 暮色四合，冬日的夜幕笼罩了校园操场。空旷昏暗的学校食堂里只亮着一盏孤灯，十六岁的赵左右独自一人坐在长条餐桌旁，左手拿着筷子大口扒着餐盘里微凉的饭菜，右手握着笔在复习笔记本上飞快地演算记忆。 赵左右咽下嘴里的饭，从黑色羽绒服口袋里掏出诺基亚直板手机，拨通家里的电话放到耳边。 与此同时，五零一室赵家温暖的厨房里，系着碎花围裙的母亲刘美奕擦了擦手拿起手机接听，温和地询问。 食堂孤灯下，赵左右握着手机，眼神无比坚定地向母亲汇报自己的决定。 厨房里的刘美奕愣了一下，看了一眼锅里热着的饭菜，连忙追问。 赵左右看着面前摊开的厚厚一摞复习资料，语气沉稳……</w:t>
-              <w:br/>
-              <w:t>【本场核心台词交锋】女同学甲：“他好像变了一个人。” ／ 女同学乙：“左右他承受不住打击的。” ／ 女同学甲：“你觉得他考不进前五？” ／ 女同学乙：“他如果一直考二三十分，努力几天可能会及格。但他的成绩一直都是中等，想要从中等考到前五，光是努力几天肯定是不够的。你看理科班的陈明，他现在想要提高一分，都是很难的事，这种事情是需要日积月累的。” ／ 刘美奕：“儿子，怎么了？”</w:t>
-            </w:r>
-          </w:p>
-        </w:tc>
-      </w:tr>
-      <w:tr>
-        <w:trPr>
-          <w:cantSplit/>
-        </w:trPr>
-        <w:tc>
-          <w:tcPr>
-            <w:tcW w:type="dxa" w:w="3096"/>
-            <w:vAlign w:val="center"/>
-            <w:tcMar>
-              <w:top w:w="105" w:type="dxa"/>
-              <w:bottom w:w="105" w:type="dxa"/>
-              <w:left w:w="145" w:type="dxa"/>
-              <w:right w:w="145" w:type="dxa"/>
-            </w:tcMar>
-          </w:tcPr>
-          <w:p>
-            <w:pPr>
-              <w:spacing w:before="40" w:after="40" w:line="341" w:lineRule="auto"/>
-              <w:jc w:val="left"/>
-            </w:pPr>
-            <w:r/>
-            <w:r>
-              <w:rPr>
-                <w:rFonts w:ascii="Times New Roman" w:hAnsi="Times New Roman" w:eastAsia="宋体"/>
-                <w:b/>
-                <w:color w:val="191919"/>
-                <w:sz w:val="19"/>
-              </w:rPr>
-              <w:t>EP09</w:t>
-              <w:br/>
-              <w:t>9-13　内/外　徐图图家卧室·赵左右家卧室与学校微机室（深夜交叉剪辑） — 深夜</w:t>
-            </w:r>
-          </w:p>
-        </w:tc>
-        <w:tc>
-          <w:tcPr>
-            <w:tcW w:type="dxa" w:w="7272"/>
-            <w:vAlign w:val="center"/>
-            <w:tcMar>
-              <w:top w:w="105" w:type="dxa"/>
-              <w:bottom w:w="105" w:type="dxa"/>
-              <w:left w:w="145" w:type="dxa"/>
-              <w:right w:w="145" w:type="dxa"/>
-            </w:tcMar>
-          </w:tcPr>
-          <w:p>
-            <w:pPr>
-              <w:spacing w:before="40" w:after="40" w:line="341" w:lineRule="auto"/>
-              <w:jc w:val="left"/>
-            </w:pPr>
-            <w:r/>
-            <w:r>
-              <w:rPr>
-                <w:rFonts w:ascii="Times New Roman" w:hAnsi="Times New Roman" w:eastAsia="宋体"/>
-                <w:b w:val="0"/>
-                <w:color w:val="191919"/>
-                <w:sz w:val="19"/>
-              </w:rPr>
-              <w:t>【出场人物】徐图图、赵左右</w:t>
-              <w:br/>
-              <w:t>【空间动作与场面调度】万籁俱寂的深夜，五栋六零二室徐图图的卧室内，身穿淡紫色软毛绒睡衣的十六岁徐图图在被窝中缓缓睁开双眼，望着窗边随微风轻轻摇曳的星月串珠风铃与剪纸贴画，轻声呢喃。 与此同时，五零一室赵左右的卧室内，书桌上的台灯与电脑屏幕依然亮着。身穿黑色长袖卫衣的十六岁赵左右正趴在厚厚的复习书堆上熟睡，眉头在睡梦中紧紧蹙起，脑海里不断回响着四十一岁舒图在雪地长椅痛骂他的话，在梦中不甘地呓语。 突然，“啪嗒”一声闷响——赵左右放在书包边缘的那本黑色精装书《梦的解析》滑落下来，重重掉在木地板上！赵左右瞬间从睡梦中惊醒抬起头，低头看了一眼地板上的《梦的解析》，眼神骤然变得凌厉而决绝。 赵左右一把推开卧室窗户，踩上窗台，敏捷地翻窗跃入夜色之中！ 深夜十一点三十五分（墙上SANXIN石英挂钟指针定格），长林八中昏暗的办公机房窗户被从外面推开。身穿深绿夹克外套内搭棕色菱格毛衣的十六岁赵左右敏捷地翻窗跳进机房，反手关好窗户，轻车熟路地走到一台电脑前按下开机键。 电脑屏幕亮起，赵左右熟练地握住鼠标点击安装程序——只见安装进……</w:t>
-              <w:br/>
-              <w:t>【本场核心台词交锋】徐图图：“左右，你睡着了吗？” ／ 赵左右：“阿姨，不是这样的……不是，只要我想，只要我想……” ／ 赵左右：“我不会让爱我的人失望的！”</w:t>
-            </w:r>
-          </w:p>
-        </w:tc>
-      </w:tr>
-      <w:tr>
-        <w:trPr>
-          <w:cantSplit/>
-        </w:trPr>
-        <w:tc>
-          <w:tcPr>
-            <w:tcW w:type="dxa" w:w="3096"/>
-            <w:vAlign w:val="center"/>
-            <w:tcMar>
-              <w:top w:w="105" w:type="dxa"/>
-              <w:bottom w:w="105" w:type="dxa"/>
-              <w:left w:w="145" w:type="dxa"/>
-              <w:right w:w="145" w:type="dxa"/>
-            </w:tcMar>
-            <w:shd w:fill="F7FAFC"/>
-          </w:tcPr>
-          <w:p>
-            <w:pPr>
-              <w:spacing w:before="40" w:after="40" w:line="341" w:lineRule="auto"/>
-              <w:jc w:val="left"/>
-            </w:pPr>
-            <w:r/>
-            <w:r>
-              <w:rPr>
-                <w:rFonts w:ascii="Times New Roman" w:hAnsi="Times New Roman" w:eastAsia="宋体"/>
-                <w:b/>
-                <w:color w:val="191919"/>
-                <w:sz w:val="19"/>
-              </w:rPr>
-              <w:t>EP11</w:t>
-              <w:br/>
-              <w:t>11-4　外/内　福慧家园楼下路虎车内与501室赵左右卧室 — 深夜</w:t>
-            </w:r>
-          </w:p>
-        </w:tc>
-        <w:tc>
-          <w:tcPr>
-            <w:tcW w:type="dxa" w:w="7272"/>
-            <w:vAlign w:val="center"/>
-            <w:tcMar>
-              <w:top w:w="105" w:type="dxa"/>
-              <w:bottom w:w="105" w:type="dxa"/>
-              <w:left w:w="145" w:type="dxa"/>
-              <w:right w:w="145" w:type="dxa"/>
-            </w:tcMar>
-            <w:shd w:fill="F7FAFC"/>
-          </w:tcPr>
-          <w:p>
-            <w:pPr>
-              <w:spacing w:before="40" w:after="40" w:line="341" w:lineRule="auto"/>
-              <w:jc w:val="left"/>
-            </w:pPr>
-            <w:r/>
-            <w:r>
-              <w:rPr>
-                <w:rFonts w:ascii="Times New Roman" w:hAnsi="Times New Roman" w:eastAsia="宋体"/>
-                <w:b w:val="0"/>
-                <w:color w:val="191919"/>
-                <w:sz w:val="19"/>
-              </w:rPr>
-              <w:t>【出场人物】荀未来、赵了、刘美奕、赵左右</w:t>
-              <w:br/>
-              <w:t>【空间动作与场面调度】深夜十二点半，福慧家园五号楼下的雪地旁，黑色路虎越野车仪表台上固定着那部正在运行“黑鸽子v2.1（监听录制中）”的诺基亚手机。主驾驶座上的六十六岁赵了困倦地打了个哈欠，副驾驶座上身穿八中校服夹克的四十一岁荀未来歪头靠着车窗，仰望着五楼亮灯的窗户抱怨。 赵了神色严肃地转过头，叮嘱身旁的荀未来。荀未来若有所思地点了点头。 恰在此时，仪表台上诺基亚手机的音频波形跳动起来——五零一室赵左右的卧室内，身穿淡蓝印花丝质睡衣的母亲刘美奕轻轻推门走到书桌旁，俯身关切地看着还在灯下演算集合数学题的儿子。 身穿黑色短袖T恤的十六岁赵左右紧盯着桌上的草稿纸，手里的笔不停地推导着公式，头也不抬地回答。 刘美奕心疼地轻轻抚摸了一下儿子的肩膀与后背，转身轻手轻脚地替他带上房门离开。赵左右停下笔，闭上双眼深吸了一口气，努力平复着内心的紧张与翻涌。 切至：</w:t>
-              <w:br/>
-              <w:t>【本场核心台词交锋】荀未来：“这听半天也没听出个什么秘密来啊。他小小的年纪，也做不出多出格的事吧？” ／ 赵了：“你在他身边机会多，你盯紧点，想办法套套他的话。” ／ 刘美奕：“儿子，赶紧睡吧，都十二点半了。” ／ 赵左右：“明天就要开学考了，我最后查漏补缺一下，马上就好。”</w:t>
-            </w:r>
-          </w:p>
-        </w:tc>
-      </w:tr>
-      <w:tr>
-        <w:trPr>
-          <w:cantSplit/>
-        </w:trPr>
-        <w:tc>
-          <w:tcPr>
-            <w:tcW w:type="dxa" w:w="3096"/>
-            <w:vAlign w:val="center"/>
-            <w:tcMar>
-              <w:top w:w="105" w:type="dxa"/>
-              <w:bottom w:w="105" w:type="dxa"/>
-              <w:left w:w="145" w:type="dxa"/>
-              <w:right w:w="145" w:type="dxa"/>
-            </w:tcMar>
-          </w:tcPr>
-          <w:p>
-            <w:pPr>
-              <w:spacing w:before="40" w:after="40" w:line="341" w:lineRule="auto"/>
-              <w:jc w:val="left"/>
-            </w:pPr>
-            <w:r/>
-            <w:r>
-              <w:rPr>
-                <w:rFonts w:ascii="Times New Roman" w:hAnsi="Times New Roman" w:eastAsia="宋体"/>
-                <w:b/>
-                <w:color w:val="191919"/>
-                <w:sz w:val="19"/>
-              </w:rPr>
-              <w:t>EP11</w:t>
-              <w:br/>
-              <w:t>11-8　外/内　家属院雪地长椅与501室赵左右家（客厅与卧室） — 夜</w:t>
-            </w:r>
-          </w:p>
-        </w:tc>
-        <w:tc>
-          <w:tcPr>
-            <w:tcW w:type="dxa" w:w="7272"/>
-            <w:vAlign w:val="center"/>
-            <w:tcMar>
-              <w:top w:w="105" w:type="dxa"/>
-              <w:bottom w:w="105" w:type="dxa"/>
-              <w:left w:w="145" w:type="dxa"/>
-              <w:right w:w="145" w:type="dxa"/>
-            </w:tcMar>
-          </w:tcPr>
-          <w:p>
-            <w:pPr>
-              <w:spacing w:before="40" w:after="40" w:line="341" w:lineRule="auto"/>
-              <w:jc w:val="left"/>
-            </w:pPr>
-            <w:r/>
-            <w:r>
-              <w:rPr>
-                <w:rFonts w:ascii="Times New Roman" w:hAnsi="Times New Roman" w:eastAsia="宋体"/>
-                <w:b w:val="0"/>
-                <w:color w:val="191919"/>
-                <w:sz w:val="19"/>
-              </w:rPr>
-              <w:t>【出场人物】赵了、赵左右、赵东来、徐图图</w:t>
-              <w:br/>
-              <w:t>【空间动作与场面调度】寒夜漫漫，身穿红黑拼色三道杠羽绒服的十六岁赵左右背着书包独自走回福慧家园楼下，仰头望着五楼自家亮着温暖灯光的窗户，却不敢迈步上楼，长叹一口气走到院子里的积雪长椅上颓然坐下。 脚步声踏雪而来，头戴黑色棒球帽、身穿米黄色立领厚羽绒服的六十六岁赵了笑眯眯地走到长椅旁站定，温和地明知故问。 赵左右抬起头认出赵爷爷，眼神闪烁着垂下眼帘。 赵了拂开长椅上的浮雪，在十六岁的自己身旁坐下，慈祥地打趣道。 赵左右低着头闷闷地否认。 赵了轻笑一声，侧过头注视着少年紧绷的侧脸，耐心地用真心换真心。 听到这句话，满腹委屈无处倾诉的十六岁赵左右鼻子一酸，终于向这位慈祥的“赵爷爷”敞开了心扉。 赵了收敛笑意，认真地看着他追问。赵左右沉默地低下头。 赵左右死死抿着嘴唇，内心剧烈挣扎了良久，终于艰难地吐出了实话。 赵了眉头一挑，追问到底。 【闪回·考试前夜主任办公室】昏暗的办公室内，赵左右从《★绝密 文科综合 试卷袋》里抽出考卷，目光扫到了卷首第一道地理选择题的图形与题干；就在他准备往下看第二题的瞬间，强烈的羞耻感与良……</w:t>
-              <w:br/>
-              <w:t>【本场核心台词交锋】赵了：“怎么不回家？” ／ 赵左右：“就想一个人待会儿。” ／ 赵了：“有秘密啦？” ／ 赵左右：“没有。” ／ 赵了：“和我说说呗。上次赵爷爷，不是也跟你说了心里话了吗？”</w:t>
-            </w:r>
-          </w:p>
-        </w:tc>
-      </w:tr>
-      <w:tr>
-        <w:trPr>
-          <w:cantSplit/>
-        </w:trPr>
-        <w:tc>
-          <w:tcPr>
-            <w:tcW w:type="dxa" w:w="3096"/>
-            <w:vAlign w:val="center"/>
-            <w:tcMar>
-              <w:top w:w="105" w:type="dxa"/>
-              <w:bottom w:w="105" w:type="dxa"/>
-              <w:left w:w="145" w:type="dxa"/>
-              <w:right w:w="145" w:type="dxa"/>
-            </w:tcMar>
-            <w:shd w:fill="F7FAFC"/>
-          </w:tcPr>
-          <w:p>
-            <w:pPr>
-              <w:spacing w:before="40" w:after="40" w:line="341" w:lineRule="auto"/>
-              <w:jc w:val="left"/>
-            </w:pPr>
-            <w:r/>
-            <w:r>
-              <w:rPr>
-                <w:rFonts w:ascii="Times New Roman" w:hAnsi="Times New Roman" w:eastAsia="宋体"/>
-                <w:b/>
-                <w:color w:val="191919"/>
-                <w:sz w:val="19"/>
-              </w:rPr>
-              <w:t>EP12</w:t>
-              <w:br/>
-              <w:t>12-1　内/外　手作编织店·黑色路虎车内与501室赵左右卧室 — 日</w:t>
-            </w:r>
-          </w:p>
-        </w:tc>
-        <w:tc>
-          <w:tcPr>
-            <w:tcW w:type="dxa" w:w="7272"/>
-            <w:vAlign w:val="center"/>
-            <w:tcMar>
-              <w:top w:w="105" w:type="dxa"/>
-              <w:bottom w:w="105" w:type="dxa"/>
-              <w:left w:w="145" w:type="dxa"/>
-              <w:right w:w="145" w:type="dxa"/>
-            </w:tcMar>
-            <w:shd w:fill="F7FAFC"/>
-          </w:tcPr>
-          <w:p>
-            <w:pPr>
-              <w:spacing w:before="40" w:after="40" w:line="341" w:lineRule="auto"/>
-              <w:jc w:val="left"/>
-            </w:pPr>
-            <w:r/>
-            <w:r>
-              <w:rPr>
-                <w:rFonts w:ascii="Times New Roman" w:hAnsi="Times New Roman" w:eastAsia="宋体"/>
-                <w:b w:val="0"/>
-                <w:color w:val="191919"/>
-                <w:sz w:val="19"/>
-              </w:rPr>
-              <w:t>【出场人物】荀未来、赵了、赵左右</w:t>
-              <w:br/>
-              <w:t>【空间动作与场面调度】白天的手作毛线编织店内，挂满五颜六色毛线球的货架前，头戴黑色棒球帽、身穿红色连帽羽绒夹克的六十六岁赵了正站在印有“F.R.I.E.N.D.S”字样的镜子旁，精心挑选了一袋红色毛线团与两本《钩针毛线编织1000》《帽子·围巾·手套编织精品》教程书结账走出店门。 街边停靠的黑色路虎越野车内，赵了将装有毛线和编织书的塑料袋随手放在后座上。副驾驶车门被拉开，刮掉了络腮胡、但依然顶着一头蓬松及肩长卷发并戴着一顶米灰拼色“CAPRICORN”棒球帽遮掩的四十一岁荀未来钻进车里。驾驶座上的赵了转头一看他这副落魄文艺青年的滑稽尊荣，没忍住“噗嗤”一声笑了出来。荀未来黑着脸瞪他。 赵了强忍着笑意系好安全带，侧过头打量着荀未来，慢条斯理地给出猜测。 荀未来无奈地叹了口气，环视了一圈宽敞豪华的路虎车厢，满脸不平衡地转头质问。 赵了双手搭在方向盘上，自信又得意地扬了扬下巴打趣他。 荀未来憋屈地往椅背上一靠，低头扯了扯自己及肩的卷发抱怨起来。 赵了耸了耸肩，竖起右手食指上下端详着荀未来的长卷发调侃。 荀未来双手一……</w:t>
-              <w:br/>
-              <w:t>【本场核心台词交锋】荀未来：“别笑啊！你别笑！我就想知道，到底哪个关键节点又发生了变化，我为什么会变成这个样子？” ／ 赵了：“哎呀，我大胆猜测，这次开学考的事影响了小赵，选择了一条更穷的路。” ／ 荀未来：“不是，我变穷了，你怎么没有事啊？你还能开这么好的车？” ／ 赵了：“说明赵左右大器晚成呗！无论怎么潦倒，老了就有发财的本事和机遇。你呢，还没到触底反弹的年纪，先受着吧。” ／ 荀未来：“那这也太不公平了吧！为什么每次小赵不争气，受伤的总是我呢？就我现在这种状态，感觉活得还不如之前学计算机那会儿呢。——哎，小赵到最后到底干了什么呀？我为什么会落魄成这个样子？”</w:t>
-            </w:r>
-          </w:p>
-        </w:tc>
-      </w:tr>
-      <w:tr>
-        <w:trPr>
-          <w:cantSplit/>
-        </w:trPr>
-        <w:tc>
-          <w:tcPr>
-            <w:tcW w:type="dxa" w:w="3096"/>
-            <w:vAlign w:val="center"/>
-            <w:tcMar>
-              <w:top w:w="105" w:type="dxa"/>
-              <w:bottom w:w="105" w:type="dxa"/>
-              <w:left w:w="145" w:type="dxa"/>
-              <w:right w:w="145" w:type="dxa"/>
-            </w:tcMar>
-          </w:tcPr>
-          <w:p>
-            <w:pPr>
-              <w:spacing w:before="40" w:after="40" w:line="341" w:lineRule="auto"/>
-              <w:jc w:val="left"/>
-            </w:pPr>
-            <w:r/>
-            <w:r>
-              <w:rPr>
-                <w:rFonts w:ascii="Times New Roman" w:hAnsi="Times New Roman" w:eastAsia="宋体"/>
-                <w:b/>
-                <w:color w:val="191919"/>
-                <w:sz w:val="19"/>
-              </w:rPr>
-              <w:t>EP13</w:t>
-              <w:br/>
-              <w:t>13-3　内　501室赵左右家·卫生间梦境与赵左右卧室 — 夜/晨</w:t>
-            </w:r>
-          </w:p>
-        </w:tc>
-        <w:tc>
-          <w:tcPr>
-            <w:tcW w:type="dxa" w:w="7272"/>
-            <w:vAlign w:val="center"/>
-            <w:tcMar>
-              <w:top w:w="105" w:type="dxa"/>
-              <w:bottom w:w="105" w:type="dxa"/>
-              <w:left w:w="145" w:type="dxa"/>
-              <w:right w:w="145" w:type="dxa"/>
-            </w:tcMar>
-          </w:tcPr>
-          <w:p>
-            <w:pPr>
-              <w:spacing w:before="40" w:after="40" w:line="341" w:lineRule="auto"/>
-              <w:jc w:val="left"/>
-            </w:pPr>
-            <w:r/>
-            <w:r>
-              <w:rPr>
-                <w:rFonts w:ascii="Times New Roman" w:hAnsi="Times New Roman" w:eastAsia="宋体"/>
-                <w:b w:val="0"/>
-                <w:color w:val="191919"/>
-                <w:sz w:val="19"/>
-              </w:rPr>
-              <w:t>【出场人物】荀未来、赵左右、刘美奕</w:t>
-              <w:br/>
-              <w:t>【空间动作与场面调度】昏暗的五零一室卫生间内，画面浮现本集片名：第 13 集 我与我的宣战。 身穿黑白粗细横条纹长袖T恤的十六岁赵左右站在洗手台前，弯腰用冷水洗了把脸，抽出一张纸巾擦干水珠，缓缓抬起头看向面前的镜子—— 头顶的灯光突然滋啦闪烁了一下，只见洗漱镜中，原本属于十六岁少年的倒影竟在刹那间幻化成了身穿同款黑白条纹T恤、面容阴冷邪魅的四十一岁荀未来！镜中的荀未来冲着他勾起嘴角。 赵左右瞳孔骤缩，还没来得及后退，站在他身后的四十一岁荀未来突然伸出双臂，从背后死死勒住了十六岁赵左右的脖子！赵左右双手死命抠住对方的手臂痛苦挣扎，荀未来贴在他耳边面无表情地冷酷低语。 被勒得呼吸困难的赵左右满脸涨红，从喉咙里艰难地挤出五个字。 背后的荀未来手下力道骤然加重，眼神阴鸷地贴耳威胁；赵左右痛苦地拼命扭动脖子呼救。 赵左右在窒息的绝望中撕心裂肺地挣扎大喊—— 清晨的阳光洒进五零一室卧室，躺在床上的十六岁赵左右猛然从噩梦中惊醒坐起，浑身冷汗淋漓，大口大口地喘着粗气。卧室门外传来母亲刘美奕的呼喊声。 赵左右伸手按掉床头还在叮……</w:t>
-              <w:br/>
-              <w:t>【本场核心台词交锋】荀未来：“怎么样？是不是觉得男人四十之后，才比较帅啊？” ／ 荀未来：“别乱跑，乖乖地走，我给你选的路！” ／ 赵左右：“你是未来的我……” ／ 荀未来：“既然你都已经发现了，是不是要对自己的未来负责，啊？” ／ 赵左右：“放开我……放开……”</w:t>
-            </w:r>
-          </w:p>
-        </w:tc>
-      </w:tr>
-      <w:tr>
-        <w:trPr>
-          <w:cantSplit/>
-        </w:trPr>
-        <w:tc>
-          <w:tcPr>
-            <w:tcW w:type="dxa" w:w="3096"/>
-            <w:vAlign w:val="center"/>
-            <w:tcMar>
-              <w:top w:w="105" w:type="dxa"/>
-              <w:bottom w:w="105" w:type="dxa"/>
-              <w:left w:w="145" w:type="dxa"/>
-              <w:right w:w="145" w:type="dxa"/>
-            </w:tcMar>
-            <w:shd w:fill="F7FAFC"/>
-          </w:tcPr>
-          <w:p>
-            <w:pPr>
-              <w:spacing w:before="40" w:after="40" w:line="341" w:lineRule="auto"/>
-              <w:jc w:val="left"/>
-            </w:pPr>
-            <w:r/>
-            <w:r>
-              <w:rPr>
-                <w:rFonts w:ascii="Times New Roman" w:hAnsi="Times New Roman" w:eastAsia="宋体"/>
-                <w:b/>
-                <w:color w:val="191919"/>
-                <w:sz w:val="19"/>
-              </w:rPr>
-              <w:t>EP13</w:t>
-              <w:br/>
-              <w:t>13-8　外/内　罗爱文家小区雪道与501室赵左右家餐厅 — 夜</w:t>
-            </w:r>
-          </w:p>
-        </w:tc>
-        <w:tc>
-          <w:tcPr>
-            <w:tcW w:type="dxa" w:w="7272"/>
-            <w:vAlign w:val="center"/>
-            <w:tcMar>
-              <w:top w:w="105" w:type="dxa"/>
-              <w:bottom w:w="105" w:type="dxa"/>
-              <w:left w:w="145" w:type="dxa"/>
-              <w:right w:w="145" w:type="dxa"/>
-            </w:tcMar>
-            <w:shd w:fill="F7FAFC"/>
-          </w:tcPr>
-          <w:p>
-            <w:pPr>
-              <w:spacing w:before="40" w:after="40" w:line="341" w:lineRule="auto"/>
-              <w:jc w:val="left"/>
-            </w:pPr>
-            <w:r/>
-            <w:r>
-              <w:rPr>
-                <w:rFonts w:ascii="Times New Roman" w:hAnsi="Times New Roman" w:eastAsia="宋体"/>
-                <w:b w:val="0"/>
-                <w:color w:val="191919"/>
-                <w:sz w:val="19"/>
-              </w:rPr>
-              <w:t>【出场人物】荀未来、赵了、刘美奕、赵左右、王叔叔</w:t>
-              <w:br/>
-              <w:t>【空间动作与场面调度】夜晚，在电车上被十六岁自己拿捏得死死的荀未来背着双肩包，垂头丧气地走在罗爱文家小区积雪的步行道上。路灯阴影下，头戴黑色棒球帽、围着灰黑格纹围巾的六十六岁赵了正双手捧着一杯插着吸管的塑料杯热奶茶站在路边。荀未来吓了一跳，抓紧背包带警惕地询问。 赵了美滋滋地吸了一口热奶茶，脸上挂着过来人的戏谑笑容。 荀未来傲娇地冷哼一声，仰头翻了个白眼。 赵了收起脸上的笑意，神色变得严峻起来，压低声音向荀未来通报监听警报。 荀未来想起刚才在电车上被“四十岁戒糖”和“转理科”拿捏的憋屈经过，表情凝重地点了点头。 赵了上前一步，眼神极具压迫感地盯着荀未来，重申了第九集提过的二零五八年宏观监测铁律！ 荀未来眉头紧锁，苦着脸倾诉自己现在的被动处境。 六十六岁的赵了看着为十六岁自己牵肠挂肚的四十一岁自己，眼神变得深沉而温柔，微笑着引用了一句经典老歌歌词点拨他，随后吹着轻快的口哨，端着奶茶转身潇洒离去。荀未来怔在原地，细细品味着那句话。 与此同时，五零一室赵左右家中，玄关鱼缸里的金鱼在水草间悠然游弋。出差刚从北京回来的……</w:t>
-              <w:br/>
-              <w:t>【本场核心台词交锋】荀未来：“哎？你怎么知道我住在这啊？” ／ 赵了：“我那次漫画屋也拆了，也住罗爱文家。这次我以为你会投靠我。” ／ 荀未来：“呵呵，我就是打算回2033年，我也不可能投靠你。什么事？找我啥事？” ／ 赵了：“最近我一直在监听小赵，感觉他有点在试探你的身份。你是不是露出什么马脚了？” ／ 荀未来：“你这么一说，他好像最近一直在拿改理科的事情来要挟我，他就确信我一定会让着他。”</w:t>
-            </w:r>
-          </w:p>
-        </w:tc>
-      </w:tr>
-      <w:tr>
-        <w:trPr>
-          <w:cantSplit/>
-        </w:trPr>
-        <w:tc>
-          <w:tcPr>
-            <w:tcW w:type="dxa" w:w="3096"/>
-            <w:vAlign w:val="center"/>
-            <w:tcMar>
-              <w:top w:w="105" w:type="dxa"/>
-              <w:bottom w:w="105" w:type="dxa"/>
-              <w:left w:w="145" w:type="dxa"/>
-              <w:right w:w="145" w:type="dxa"/>
-            </w:tcMar>
-          </w:tcPr>
-          <w:p>
-            <w:pPr>
-              <w:spacing w:before="40" w:after="40" w:line="341" w:lineRule="auto"/>
-              <w:jc w:val="left"/>
-            </w:pPr>
-            <w:r/>
-            <w:r>
-              <w:rPr>
-                <w:rFonts w:ascii="Times New Roman" w:hAnsi="Times New Roman" w:eastAsia="宋体"/>
-                <w:b/>
-                <w:color w:val="191919"/>
-                <w:sz w:val="19"/>
-              </w:rPr>
-              <w:t>EP14</w:t>
-              <w:br/>
-              <w:t>14-4　外/内　长林八中校门口·校园通道·501室客厅与市医院病房 — 日/夜</w:t>
-            </w:r>
-          </w:p>
-        </w:tc>
-        <w:tc>
-          <w:tcPr>
-            <w:tcW w:type="dxa" w:w="7272"/>
-            <w:vAlign w:val="center"/>
-            <w:tcMar>
-              <w:top w:w="105" w:type="dxa"/>
-              <w:bottom w:w="105" w:type="dxa"/>
-              <w:left w:w="145" w:type="dxa"/>
-              <w:right w:w="145" w:type="dxa"/>
-            </w:tcMar>
-          </w:tcPr>
-          <w:p>
-            <w:pPr>
-              <w:spacing w:before="40" w:after="40" w:line="341" w:lineRule="auto"/>
-              <w:jc w:val="left"/>
-            </w:pPr>
-            <w:r/>
-            <w:r>
-              <w:rPr>
-                <w:rFonts w:ascii="Times New Roman" w:hAnsi="Times New Roman" w:eastAsia="宋体"/>
-                <w:b w:val="0"/>
-                <w:color w:val="191919"/>
-                <w:sz w:val="19"/>
-              </w:rPr>
-              <w:t>【出场人物】电视台女记者、荀未来、赵左右、赵东来、刘美奕、徐图图</w:t>
-              <w:br/>
-              <w:t>【空间动作与场面调度】白天的长林市第八中学校门口，一名手持“长林电视台”台标话筒的女记者正面对摄像机镜头进行外景专题播报。身穿棕褐色长款棉服、手里拿着一本《三人行》创刊号的四十一岁荀未来从校门内走出来，满脸堆笑地主动向摄像机镜头挥手打招呼。 荀未来热情地走到女记者身旁握了握手。 女记者微笑着将长林电视台话筒递到荀未来嘴边提问。 面对全市电视观众，四十一岁的荀未来突然收起笑容，装出一副问心有愧、诚恳万分的模样，抬起右手一字一顿地比划着，在电视镜头前把《三人行》创刊号的全部功劳与才华美名，一股脑儿全推给了十六岁的赵左右！ 几分钟后，校园教学楼前的通道上，身穿军绿色棉服的十六岁赵左右正抱着书本往教学楼走。女记者带着扛摄像机的摄影师一路小跑追了上来，把话筒直接递到了赵左右嘴边！ 赵左右一头雾水地停下脚步，看了看摄像机又看了看女记者，神色淡漠地摆手推脱。 女记者以为他在谦虚，笑着继续把话筒往前递。 赵左右猜到又是荀未来在背后搞鬼，眉头微蹙，干脆利落地扔下一句话，转身快步走进了教学楼大门；女记者在身后连喊了两声“哎？同学……</w:t>
-              <w:br/>
-              <w:t>【本场核心台词交锋】电视台女记者：“长林八中杂志社编写的校园杂志《三人行》火了。今天我们就带着大家来了解一下这本杂志的幕后故事。哎？我身后呢，就是八中未来杂志社的社长，荀未来。” ／ 荀未来：“你好。” ／ 电视台女记者：“可以跟我们说说，当时是什么让你想到去编写这样一本杂志吗？” ／ 荀未来：“呃，虽然杂志上写的主编是我，但我问心有愧啊！因为其实所有的创意以及编写工作，都是我的同学赵左右——就是赵钱孙李的赵，左右就是上下左右的左右——赵左右同学完成的！他之所以这么做，是因为怕出了名影响学习。我记得他当时念了一句诗，特别地打动我，叫“事了拂衣去，深藏身与名”。” ／ 电视台女记者：“快！你就是《三人行》的幕后主编赵左右同学吧？可以跟我们说说你当初编写这本杂志的初衷吗？”</w:t>
-            </w:r>
-          </w:p>
-        </w:tc>
-      </w:tr>
-      <w:tr>
-        <w:trPr>
-          <w:cantSplit/>
-        </w:trPr>
-        <w:tc>
-          <w:tcPr>
-            <w:tcW w:type="dxa" w:w="3096"/>
-            <w:vAlign w:val="center"/>
-            <w:tcMar>
-              <w:top w:w="105" w:type="dxa"/>
-              <w:bottom w:w="105" w:type="dxa"/>
-              <w:left w:w="145" w:type="dxa"/>
-              <w:right w:w="145" w:type="dxa"/>
-            </w:tcMar>
-            <w:shd w:fill="F7FAFC"/>
-          </w:tcPr>
-          <w:p>
-            <w:pPr>
-              <w:spacing w:before="40" w:after="40" w:line="341" w:lineRule="auto"/>
-              <w:jc w:val="left"/>
-            </w:pPr>
-            <w:r/>
-            <w:r>
-              <w:rPr>
-                <w:rFonts w:ascii="Times New Roman" w:hAnsi="Times New Roman" w:eastAsia="宋体"/>
-                <w:b/>
-                <w:color w:val="191919"/>
-                <w:sz w:val="19"/>
-              </w:rPr>
-              <w:t>EP15</w:t>
-              <w:br/>
-              <w:t>15-1　内　501室赵左右卧室·罗爱文家地下室与501室客厅 — 夜/日</w:t>
-            </w:r>
-          </w:p>
-        </w:tc>
-        <w:tc>
-          <w:tcPr>
-            <w:tcW w:type="dxa" w:w="7272"/>
-            <w:vAlign w:val="center"/>
-            <w:tcMar>
-              <w:top w:w="105" w:type="dxa"/>
-              <w:bottom w:w="105" w:type="dxa"/>
-              <w:left w:w="145" w:type="dxa"/>
-              <w:right w:w="145" w:type="dxa"/>
-            </w:tcMar>
-            <w:shd w:fill="F7FAFC"/>
-          </w:tcPr>
-          <w:p>
-            <w:pPr>
-              <w:spacing w:before="40" w:after="40" w:line="341" w:lineRule="auto"/>
-              <w:jc w:val="left"/>
-            </w:pPr>
-            <w:r/>
-            <w:r>
-              <w:rPr>
-                <w:rFonts w:ascii="Times New Roman" w:hAnsi="Times New Roman" w:eastAsia="宋体"/>
-                <w:b w:val="0"/>
-                <w:color w:val="191919"/>
-                <w:sz w:val="19"/>
-              </w:rPr>
-              <w:t>【出场人物】赵左右、荀未来、罗爱文、刘美奕、赵东来</w:t>
-              <w:br/>
-              <w:t>【空间动作与场面调度】夜晚，五零一室赵左右的卧室内，十六岁的赵左右坐在书桌前，低头端详着手里那沓二零零八年手撕老黄历（最上面一张印着“2008 1月大 30 丁亥年十二月廿三 星期三”）。回想起刚才在烧烤店里荀未来面不改色大口吃下烤菠萝牛肉串的一幕，少年原本笃定的眼神渐渐转为困惑与释怀。 同一时刻，罗爱文家的地下室房间内，刚刚在烧烤店硬炫了一整盘烤菠萝的四十一岁荀未来疯了一样冲下楼梯！他脖子和脸颊上已经起了一大片鲜红的过敏红疹，奇痒难耐地死死抓挠着脖子，翻箱倒柜地拉开抽屉和储物架寻找抗过敏药。 荀未来终于在铁架上抓到了那瓶白色抗过敏药，手忙脚乱地拧开瓶盖倒出药片塞进嘴里；听到动静的罗爱文匆匆从门外跑进地下室，看到浑身通红瘫坐在地上的荀哥吓了一大跳。 荀未来背靠着柜子坐在地上，一边拼命抓挠着脖子一边哑着嗓子向罗爱文求助。 罗爱文连声答应着“好，好”，飞快地跑去拿起保温壶倒了一杯温水，小跑着端到荀未来面前递给他。 荀未来接过水杯猛灌了两口把药咽下去，喘着粗气道了声谢。 罗爱文蹲在荀未来身旁，看着他脖子上吓人的红疹……</w:t>
-              <w:br/>
-              <w:t>【本场核心台词交锋】赵左右：“难道真是我多想了？没准这世上，真有无缘无故为别人着想的大好人呢？也许只是他走错过的路，不想让我再走。” ／ 荀未来：“药呢？！” ／ 罗爱文：“荀哥！荀哥你咋了？” ／ 荀未来：“过敏。帮我倒点水。” ／ 罗爱文：“水来了水来了！慢点啊，烫。”</w:t>
-            </w:r>
-          </w:p>
-        </w:tc>
-      </w:tr>
-      <w:tr>
-        <w:trPr>
-          <w:cantSplit/>
-        </w:trPr>
-        <w:tc>
-          <w:tcPr>
-            <w:tcW w:type="dxa" w:w="3096"/>
-            <w:vAlign w:val="center"/>
-            <w:tcMar>
-              <w:top w:w="105" w:type="dxa"/>
-              <w:bottom w:w="105" w:type="dxa"/>
-              <w:left w:w="145" w:type="dxa"/>
-              <w:right w:w="145" w:type="dxa"/>
-            </w:tcMar>
-          </w:tcPr>
-          <w:p>
-            <w:pPr>
-              <w:spacing w:before="40" w:after="40" w:line="341" w:lineRule="auto"/>
-              <w:jc w:val="left"/>
-            </w:pPr>
-            <w:r/>
-            <w:r>
-              <w:rPr>
-                <w:rFonts w:ascii="Times New Roman" w:hAnsi="Times New Roman" w:eastAsia="宋体"/>
-                <w:b/>
-                <w:color w:val="191919"/>
-                <w:sz w:val="19"/>
-              </w:rPr>
-              <w:t>EP16</w:t>
-              <w:br/>
-              <w:t>16-7　外/内　光明路幸福家园楼下信报箱·501室客厅与长林八中食堂 — 日</w:t>
-            </w:r>
-          </w:p>
-        </w:tc>
-        <w:tc>
-          <w:tcPr>
-            <w:tcW w:type="dxa" w:w="7272"/>
-            <w:vAlign w:val="center"/>
-            <w:tcMar>
-              <w:top w:w="105" w:type="dxa"/>
-              <w:bottom w:w="105" w:type="dxa"/>
-              <w:left w:w="145" w:type="dxa"/>
-              <w:right w:w="145" w:type="dxa"/>
-            </w:tcMar>
-          </w:tcPr>
-          <w:p>
-            <w:pPr>
-              <w:spacing w:before="40" w:after="40" w:line="341" w:lineRule="auto"/>
-              <w:jc w:val="left"/>
-            </w:pPr>
-            <w:r/>
-            <w:r>
-              <w:rPr>
-                <w:rFonts w:ascii="Times New Roman" w:hAnsi="Times New Roman" w:eastAsia="宋体"/>
-                <w:b w:val="0"/>
-                <w:color w:val="191919"/>
-                <w:sz w:val="19"/>
-              </w:rPr>
-              <w:t>【出场人物】刘美奕、赵左右、徐图图</w:t>
-              <w:br/>
-              <w:t>【空间动作与场面调度】雪后初晴的白天，身穿米白色羽绒服的刘美奕手里拎着刚买的大葱和蔬菜走回“光明路幸福家园5号”单元楼下。她用钥匙打开“401（原501室对应信箱）”号绿色信报箱，取出当天的报纸，突然发现报纸底下压着一封来自《江湖侠警》摄制组的牛皮纸信件！刘美奕低头看着信封上的字迹，满脸疑惑地轻声自语。 次日清晨（周五），五零一室客厅内，穿好黑夹克的赵东来正火急火燎地到处翻找公文包：“哎，我包呢？”坐在沙发上看剧本的刘美奕连忙指了指沙发侧面：“这儿这儿这儿！”赵东来拎起公文包一边往门外冲一边念叨着“今天领导都在，千万别迟到了”，刘美奕顺着他的话大声送别后，立刻起身走到玄关锁好防盗门，确认家里没人后，深深吸了一口气！ 只见四十岁的刘美奕把那叠《江湖侠警》试戏剧本卷成一根圆筒当成宝剑握在手中，瞬间进入侠女状态！她眼神凌厉，脚踏七星步，在客厅中央与博古架前挥“剑”直指，字正腔圆地大声演练起武侠台词！ 伴随着最后一声大喝，刘美奕右手握着剧本卷猛地向前一记直刺——动作骤然石化在半空中！ 只见走廊门帘处，身穿白色秋衣睡裤……</w:t>
-              <w:br/>
-              <w:t>【本场核心台词交锋】刘美奕：“谁会给我寄信啊？” ／ 刘美奕：“宵小之辈，也配与本姑娘一较高下？去，把你们当家的叫来！——陆教主，你猜得没错，我今天，就是来取你性命的！当年，你害死我妹妹，今天，我要让你血债血偿！拿命来！哈——！” ／ 刘美奕：“赵左右？你……你怎么没上学呢？” ／ 赵左右：“我忘了明天才是周六了，不小心睡过头了。” ／ 刘美奕：“刚才看到的都保密啊，千万不能让你爸知道，知道了吗？”</w:t>
-            </w:r>
-          </w:p>
-        </w:tc>
-      </w:tr>
-      <w:tr>
-        <w:trPr>
-          <w:cantSplit/>
-        </w:trPr>
-        <w:tc>
-          <w:tcPr>
-            <w:tcW w:type="dxa" w:w="3096"/>
-            <w:vAlign w:val="center"/>
-            <w:tcMar>
-              <w:top w:w="105" w:type="dxa"/>
-              <w:bottom w:w="105" w:type="dxa"/>
-              <w:left w:w="145" w:type="dxa"/>
-              <w:right w:w="145" w:type="dxa"/>
-            </w:tcMar>
-            <w:shd w:fill="F7FAFC"/>
-          </w:tcPr>
-          <w:p>
-            <w:pPr>
-              <w:spacing w:before="40" w:after="40" w:line="341" w:lineRule="auto"/>
-              <w:jc w:val="left"/>
-            </w:pPr>
-            <w:r/>
-            <w:r>
-              <w:rPr>
-                <w:rFonts w:ascii="Times New Roman" w:hAnsi="Times New Roman" w:eastAsia="宋体"/>
-                <w:b/>
-                <w:color w:val="191919"/>
-                <w:sz w:val="19"/>
-              </w:rPr>
-              <w:t>EP16</w:t>
-              <w:br/>
-              <w:t>16-8　内/外　501室客厅·徐图图家1449室·试镜教室与备战蒙太奇 — 日</w:t>
-            </w:r>
-          </w:p>
-        </w:tc>
-        <w:tc>
-          <w:tcPr>
-            <w:tcW w:type="dxa" w:w="7272"/>
-            <w:vAlign w:val="center"/>
-            <w:tcMar>
-              <w:top w:w="105" w:type="dxa"/>
-              <w:bottom w:w="105" w:type="dxa"/>
-              <w:left w:w="145" w:type="dxa"/>
-              <w:right w:w="145" w:type="dxa"/>
-            </w:tcMar>
-            <w:shd w:fill="F7FAFC"/>
-          </w:tcPr>
-          <w:p>
-            <w:pPr>
-              <w:spacing w:before="40" w:after="40" w:line="341" w:lineRule="auto"/>
-              <w:jc w:val="left"/>
-            </w:pPr>
-            <w:r/>
-            <w:r>
-              <w:rPr>
-                <w:rFonts w:ascii="Times New Roman" w:hAnsi="Times New Roman" w:eastAsia="宋体"/>
-                <w:b w:val="0"/>
-                <w:color w:val="191919"/>
-                <w:sz w:val="19"/>
-              </w:rPr>
-              <w:t>【出场人物】赵东来、刘美奕、赵左右、徐图图、合作导演、剧组制片人</w:t>
-              <w:br/>
-              <w:t>【空间动作与场面调度】周六上午，五零一室客厅内，穿戴整齐的赵左右和刘美奕正准备悄悄出门，坐在沙发上看报纸的赵东来突然抬起头问了一句。 刘美奕笑着编了个逛街买春装的借口。 赵东来指了指窗外还没化透的积雪，满脸疑惑：“哈？这雪还没化透呢，现在就买开春的衣服了？”刘美奕面不改色地解释新款得趁早买，不料赵东来一合报纸，竟然要起身跟着一起去！ 赵左右吓了一跳，连忙冲上前按住父亲的肩膀，急中生智地抛出了“秘密惊喜”大法！ 刘美奕连忙配合地点头说“对，惊喜”，母子俩一唱一和地飞快逃出家门，留下赵东来在沙发上乐呵呵地挥手喊：“哎，别买太贵的啊！” 半个小时后，徐图图家（1449室）温馨的客厅内，十六岁的赵左右正举着那台索尼DV摄像机对准客厅中央的刘美奕，徐图图则拿着剧本站在旁边当提词员。然而面对黑洞洞的摄像机镜头，刘美奕浑身僵硬，比划了一个拔剑姿势后当场卡壳忘词！ 赵左右放下DV，疑惑地询问母亲。 刘美奕沮丧地放下手臂，走到沙发边坐下，眼神里满是挫败与年龄自卑。 善解人意的徐图图蹲在刘美奕身旁柔声问：“阿姨，您是不是有点怯镜……</w:t>
-              <w:br/>
-              <w:t>【本场核心台词交锋】赵东来：“哎？你俩这是上哪玩去？” ／ 刘美奕：“啊，这不是开春了吗，我带儿子去逛逛街，买两件春装。” ／ 赵东来：“反正我也没事，我陪你们一块去。” ／ 赵左右：“哎爸！好不容易周六，你在家待着好好休息呗。我和妈……想给你一个惊喜！惊喜惊喜，说出来的就不叫惊喜了嘛！你在家待着，好好等我们回来，Surprise！” ／ 刘美奕：“宵小之辈，也配与本姑娘一决……一决……一较高下是吧？后面什么……哎呀，我怎么想不起来了！”</w:t>
-            </w:r>
-          </w:p>
-        </w:tc>
-      </w:tr>
-      <w:tr>
-        <w:trPr>
-          <w:cantSplit/>
-        </w:trPr>
-        <w:tc>
-          <w:tcPr>
-            <w:tcW w:type="dxa" w:w="3096"/>
-            <w:vAlign w:val="center"/>
-            <w:tcMar>
-              <w:top w:w="105" w:type="dxa"/>
-              <w:bottom w:w="105" w:type="dxa"/>
-              <w:left w:w="145" w:type="dxa"/>
-              <w:right w:w="145" w:type="dxa"/>
-            </w:tcMar>
-          </w:tcPr>
-          <w:p>
-            <w:pPr>
-              <w:spacing w:before="40" w:after="40" w:line="341" w:lineRule="auto"/>
-              <w:jc w:val="left"/>
-            </w:pPr>
-            <w:r/>
-            <w:r>
-              <w:rPr>
-                <w:rFonts w:ascii="Times New Roman" w:hAnsi="Times New Roman" w:eastAsia="宋体"/>
-                <w:b/>
-                <w:color w:val="191919"/>
-                <w:sz w:val="19"/>
-              </w:rPr>
-              <w:t>EP18</w:t>
-              <w:br/>
-              <w:t>18-3　内　酒店2388套房客厅·501室赵左右卧室与父母主卧 — 夜</w:t>
-            </w:r>
-          </w:p>
-        </w:tc>
-        <w:tc>
-          <w:tcPr>
-            <w:tcW w:type="dxa" w:w="7272"/>
-            <w:vAlign w:val="center"/>
-            <w:tcMar>
-              <w:top w:w="105" w:type="dxa"/>
-              <w:bottom w:w="105" w:type="dxa"/>
-              <w:left w:w="145" w:type="dxa"/>
-              <w:right w:w="145" w:type="dxa"/>
-            </w:tcMar>
-          </w:tcPr>
-          <w:p>
-            <w:pPr>
-              <w:spacing w:before="40" w:after="40" w:line="341" w:lineRule="auto"/>
-              <w:jc w:val="left"/>
-            </w:pPr>
-            <w:r/>
-            <w:r>
-              <w:rPr>
-                <w:rFonts w:ascii="Times New Roman" w:hAnsi="Times New Roman" w:eastAsia="宋体"/>
-                <w:b w:val="0"/>
-                <w:color w:val="191919"/>
-                <w:sz w:val="19"/>
-              </w:rPr>
-              <w:t>【出场人物】林开颜、荀未来、赵了、赵东来</w:t>
-              <w:br/>
-              <w:t>【空间动作与场面调度】深夜，酒店2388号豪华套房客厅内，画面下方居中浮现本集片名：第 18 集 一夜剧变。 2058年的实习客服林开颜（小雪）被麻绳结结实实地捆在客厅中央的椅子上，嘴上贴着一截宽大的白色封箱胶带；刚从医院回来的六十六岁赵了半躺在沙发上闭目养神；身穿黑西装的四十一岁荀未来双手抱胸站在小雪面前，俯身捏住封箱胶带的一角，“刺啦”一声撕了下来！小雪疼得龇牙咧嘴，抿了抿嘴唇嘟囔了一句。 荀未来居高临下地盯着她，冷冷地切入正题；沙发上的赵了也缓缓睁开眼看向小雪。 小雪眼珠子滴溜溜一转，发觉赵了还没认出自己就是电话里的客服小雪，在心底暗自盘算。 见小雪眼神闪烁不说话，荀未来轻咳一声，晃了晃手里那截封箱胶带威胁道：“不说，是吧？那我就再粘回去，爽撕一下！”小雪吓得赶紧往后缩脖子。 荀未来立刻追问：“那指使你的人是谁？”小雪低下头，嘴里飞快地小声念了一句绕口令（“八百标兵奔北坡……”）给自己壮胆，随后抬起头一本正经地胡说八道！ 荀未来被气笑了，猛地蹲下身凑到小雪面前，犀利地戳穿她的鬼话！ 小雪梗着脖子嘴硬：“……</w:t>
-              <w:br/>
-              <w:t>【本场核心台词交锋】林开颜：“倒也没年代剧里那么野蛮嘛。” ／ 荀未来：“直接点，说吧。你怎么知道老赵菠萝过敏，还要害他？” ／ 林开颜：“原来姓赵的没有识破我！那他为什么要去见余博士触发紧急召回程序啊？” ／ 林开颜：“哎！等会儿！我也是受人指使，我啥也不知道！” ／ 林开颜：“我收到了一封匿名信，拿钱办事，其余的一概不知。这是我的工作，请你尊重。”</w:t>
-            </w:r>
-          </w:p>
-        </w:tc>
-      </w:tr>
-    </w:tbl>
     <w:sectPr>
       <w:pgSz w:w="12240" w:h="15840"/>
       <w:pgMar w:top="1080" w:right="936" w:bottom="1080" w:left="936" w:header="720" w:footer="720" w:gutter="0"/>

--- a/01_《三人行》全24集全流程标杆成品库/06_核心场景一景一档/场景01_赵左右家501室及福慧家园五楼水泥楼梯间（玄关·餐厅·厨房·少年卧室·父母主卧）.docx
+++ b/01_《三人行》全24集全流程标杆成品库/06_核心场景一景一档/场景01_赵左右家501室及福慧家园五楼水泥楼梯间（玄关·餐厅·厨房·少年卧室·父母主卧）.docx
@@ -1254,7 +1254,7 @@
           <w:color w:val="141414"/>
           <w:sz w:val="21"/>
         </w:rPr>
-        <w:t>在黑夜篇EP22第22-6场，501室迎来了全剧情感浓度最高的高潮——在3200K暖黄餐吊灯与“家和万事兴”十字绣的映照下，赵东来、刘美奕与16岁赵左右、41岁荀未来、66岁赵了围坐包饺子。厨房里三代儿子手忙脚乱引燃火苗的喜剧闹剧，与餐桌上刘美奕对荀未来说出“家是避风港，不是凯旋门”、赵了含泪喝肉丸子汤的催泪温情交织在一起。经历EP23时空修正（卧室里《三人行》杂志与未来日历被清走）及EP24高考查分调剂后，2012年冬大三寒假，501室依然用最温暖的灯光迎接回归的少年。</w:t>
+        <w:t>在黑夜篇EP22501室迎来了全剧情感浓度最高的高潮——在3200K暖黄餐吊灯与“家和万事兴”十字绣的映照下，赵东来、刘美奕与16岁赵左右、41岁荀未来、66岁赵了围坐包饺子。厨房里三代儿子手忙脚乱引燃火苗的喜剧闹剧，与餐桌上刘美奕对荀未来说出“家是避风港，不是凯旋门”、赵了含泪喝肉丸子汤的催泪温情交织在一起。经历EP23时空修正（卧室里《三人行》杂志与未来日历被清走）及EP24高考查分调剂后，2012年冬大三寒假，501室依然用最温暖的灯光迎接回归的少年。</w:t>
       </w:r>
     </w:p>
     <w:p>

--- a/01_《三人行》全24集全流程标杆成品库/06_核心场景一景一档/场景01_赵左右家501室及福慧家园五楼水泥楼梯间（玄关·餐厅·厨房·少年卧室·父母主卧）.docx
+++ b/01_《三人行》全24集全流程标杆成品库/06_核心场景一景一档/场景01_赵左右家501室及福慧家园五楼水泥楼梯间（玄关·餐厅·厨房·少年卧室·父母主卧）.docx
@@ -124,9 +124,7 @@
         </w:tc>
       </w:tr>
       <w:tr>
-        <w:trPr>
-          <w:cantSplit/>
-        </w:trPr>
+        <w:trPr/>
         <w:tc>
           <w:tcPr>
             <w:tcW w:type="dxa" w:w="2592"/>
@@ -185,9 +183,7 @@
         </w:tc>
       </w:tr>
       <w:tr>
-        <w:trPr>
-          <w:cantSplit/>
-        </w:trPr>
+        <w:trPr/>
         <w:tc>
           <w:tcPr>
             <w:tcW w:type="dxa" w:w="2592"/>
@@ -248,9 +244,7 @@
         </w:tc>
       </w:tr>
       <w:tr>
-        <w:trPr>
-          <w:cantSplit/>
-        </w:trPr>
+        <w:trPr/>
         <w:tc>
           <w:tcPr>
             <w:tcW w:type="dxa" w:w="2592"/>
@@ -309,9 +303,7 @@
         </w:tc>
       </w:tr>
       <w:tr>
-        <w:trPr>
-          <w:cantSplit/>
-        </w:trPr>
+        <w:trPr/>
         <w:tc>
           <w:tcPr>
             <w:tcW w:type="dxa" w:w="2592"/>
@@ -372,9 +364,7 @@
         </w:tc>
       </w:tr>
       <w:tr>
-        <w:trPr>
-          <w:cantSplit/>
-        </w:trPr>
+        <w:trPr/>
         <w:tc>
           <w:tcPr>
             <w:tcW w:type="dxa" w:w="2592"/>
@@ -433,9 +423,7 @@
         </w:tc>
       </w:tr>
       <w:tr>
-        <w:trPr>
-          <w:cantSplit/>
-        </w:trPr>
+        <w:trPr/>
         <w:tc>
           <w:tcPr>
             <w:tcW w:type="dxa" w:w="2592"/>
@@ -496,9 +484,7 @@
         </w:tc>
       </w:tr>
       <w:tr>
-        <w:trPr>
-          <w:cantSplit/>
-        </w:trPr>
+        <w:trPr/>
         <w:tc>
           <w:tcPr>
             <w:tcW w:type="dxa" w:w="2592"/>
@@ -557,9 +543,7 @@
         </w:tc>
       </w:tr>
       <w:tr>
-        <w:trPr>
-          <w:cantSplit/>
-        </w:trPr>
+        <w:trPr/>
         <w:tc>
           <w:tcPr>
             <w:tcW w:type="dxa" w:w="2592"/>
@@ -620,9 +604,7 @@
         </w:tc>
       </w:tr>
       <w:tr>
-        <w:trPr>
-          <w:cantSplit/>
-        </w:trPr>
+        <w:trPr/>
         <w:tc>
           <w:tcPr>
             <w:tcW w:type="dxa" w:w="2592"/>
@@ -881,9 +863,7 @@
         </w:tc>
       </w:tr>
       <w:tr>
-        <w:trPr>
-          <w:cantSplit/>
-        </w:trPr>
+        <w:trPr/>
         <w:tc>
           <w:tcPr>
             <w:tcW w:type="dxa" w:w="2664"/>
@@ -947,9 +927,7 @@
         </w:tc>
       </w:tr>
       <w:tr>
-        <w:trPr>
-          <w:cantSplit/>
-        </w:trPr>
+        <w:trPr/>
         <w:tc>
           <w:tcPr>
             <w:tcW w:type="dxa" w:w="2664"/>
@@ -1015,9 +993,7 @@
         </w:tc>
       </w:tr>
       <w:tr>
-        <w:trPr>
-          <w:cantSplit/>
-        </w:trPr>
+        <w:trPr/>
         <w:tc>
           <w:tcPr>
             <w:tcW w:type="dxa" w:w="2664"/>
@@ -1081,9 +1057,7 @@
         </w:tc>
       </w:tr>
       <w:tr>
-        <w:trPr>
-          <w:cantSplit/>
-        </w:trPr>
+        <w:trPr/>
         <w:tc>
           <w:tcPr>
             <w:tcW w:type="dxa" w:w="2664"/>

--- a/01_《三人行》全24集全流程标杆成品库/06_核心场景一景一档/场景01_赵左右家501室及福慧家园五楼水泥楼梯间（玄关·餐厅·厨房·少年卧室·父母主卧）.docx
+++ b/01_《三人行》全24集全流程标杆成品库/06_核心场景一景一档/场景01_赵左右家501室及福慧家园五楼水泥楼梯间（玄关·餐厅·厨房·少年卧室·父母主卧）.docx
@@ -44,7 +44,7 @@
           <w:color w:val="192D55"/>
           <w:sz w:val="25"/>
         </w:rPr>
-        <w:t>第一章　场景核心工程参数与视觉美学总卡</w:t>
+        <w:t>第一章　场景核心工程参数与视听美学总卡</w:t>
       </w:r>
     </w:p>
     <w:tbl>
@@ -66,7 +66,7 @@
         </w:trPr>
         <w:tc>
           <w:tcPr>
-            <w:tcW w:type="dxa" w:w="2592"/>
+            <w:tcW w:type="dxa" w:w="2664"/>
             <w:vAlign w:val="center"/>
             <w:tcMar>
               <w:top w:w="130" w:type="dxa"/>
@@ -89,13 +89,13 @@
                 <w:color w:val="FFFFFF"/>
                 <w:sz w:val="19"/>
               </w:rPr>
-              <w:t>工程与美学设定维度</w:t>
+              <w:t>场景工程设定维度</w:t>
             </w:r>
           </w:p>
         </w:tc>
         <w:tc>
           <w:tcPr>
-            <w:tcW w:type="dxa" w:w="7776"/>
+            <w:tcW w:type="dxa" w:w="7704"/>
             <w:vAlign w:val="center"/>
             <w:tcMar>
               <w:top w:w="130" w:type="dxa"/>
@@ -118,16 +118,15 @@
                 <w:color w:val="FFFFFF"/>
                 <w:sz w:val="19"/>
               </w:rPr>
-              <w:t>全剧标准定稿设定参数</w:t>
+              <w:t>全剧标准定稿设定内容</w:t>
             </w:r>
           </w:p>
         </w:tc>
       </w:tr>
       <w:tr>
-        <w:trPr/>
         <w:tc>
           <w:tcPr>
-            <w:tcW w:type="dxa" w:w="2592"/>
+            <w:tcW w:type="dxa" w:w="2664"/>
             <w:vAlign w:val="center"/>
             <w:tcMar>
               <w:top w:w="105" w:type="dxa"/>
@@ -155,7 +154,7 @@
         </w:tc>
         <w:tc>
           <w:tcPr>
-            <w:tcW w:type="dxa" w:w="7776"/>
+            <w:tcW w:type="dxa" w:w="7704"/>
             <w:vAlign w:val="center"/>
             <w:tcMar>
               <w:top w:w="105" w:type="dxa"/>
@@ -183,10 +182,9 @@
         </w:tc>
       </w:tr>
       <w:tr>
-        <w:trPr/>
         <w:tc>
           <w:tcPr>
-            <w:tcW w:type="dxa" w:w="2592"/>
+            <w:tcW w:type="dxa" w:w="2664"/>
             <w:vAlign w:val="center"/>
             <w:tcMar>
               <w:top w:w="105" w:type="dxa"/>
@@ -215,7 +213,7 @@
         </w:tc>
         <w:tc>
           <w:tcPr>
-            <w:tcW w:type="dxa" w:w="7776"/>
+            <w:tcW w:type="dxa" w:w="7704"/>
             <w:vAlign w:val="center"/>
             <w:tcMar>
               <w:top w:w="105" w:type="dxa"/>
@@ -244,10 +242,9 @@
         </w:tc>
       </w:tr>
       <w:tr>
-        <w:trPr/>
         <w:tc>
           <w:tcPr>
-            <w:tcW w:type="dxa" w:w="2592"/>
+            <w:tcW w:type="dxa" w:w="2664"/>
             <w:vAlign w:val="center"/>
             <w:tcMar>
               <w:top w:w="105" w:type="dxa"/>
@@ -275,7 +272,7 @@
         </w:tc>
         <w:tc>
           <w:tcPr>
-            <w:tcW w:type="dxa" w:w="7776"/>
+            <w:tcW w:type="dxa" w:w="7704"/>
             <w:vAlign w:val="center"/>
             <w:tcMar>
               <w:top w:w="105" w:type="dxa"/>
@@ -303,10 +300,9 @@
         </w:tc>
       </w:tr>
       <w:tr>
-        <w:trPr/>
         <w:tc>
           <w:tcPr>
-            <w:tcW w:type="dxa" w:w="2592"/>
+            <w:tcW w:type="dxa" w:w="2664"/>
             <w:vAlign w:val="center"/>
             <w:tcMar>
               <w:top w:w="105" w:type="dxa"/>
@@ -335,7 +331,7 @@
         </w:tc>
         <w:tc>
           <w:tcPr>
-            <w:tcW w:type="dxa" w:w="7776"/>
+            <w:tcW w:type="dxa" w:w="7704"/>
             <w:vAlign w:val="center"/>
             <w:tcMar>
               <w:top w:w="105" w:type="dxa"/>
@@ -364,10 +360,9 @@
         </w:tc>
       </w:tr>
       <w:tr>
-        <w:trPr/>
         <w:tc>
           <w:tcPr>
-            <w:tcW w:type="dxa" w:w="2592"/>
+            <w:tcW w:type="dxa" w:w="2664"/>
             <w:vAlign w:val="center"/>
             <w:tcMar>
               <w:top w:w="105" w:type="dxa"/>
@@ -395,7 +390,7 @@
         </w:tc>
         <w:tc>
           <w:tcPr>
-            <w:tcW w:type="dxa" w:w="7776"/>
+            <w:tcW w:type="dxa" w:w="7704"/>
             <w:vAlign w:val="center"/>
             <w:tcMar>
               <w:top w:w="105" w:type="dxa"/>
@@ -423,10 +418,9 @@
         </w:tc>
       </w:tr>
       <w:tr>
-        <w:trPr/>
         <w:tc>
           <w:tcPr>
-            <w:tcW w:type="dxa" w:w="2592"/>
+            <w:tcW w:type="dxa" w:w="2664"/>
             <w:vAlign w:val="center"/>
             <w:tcMar>
               <w:top w:w="105" w:type="dxa"/>
@@ -455,7 +449,7 @@
         </w:tc>
         <w:tc>
           <w:tcPr>
-            <w:tcW w:type="dxa" w:w="7776"/>
+            <w:tcW w:type="dxa" w:w="7704"/>
             <w:vAlign w:val="center"/>
             <w:tcMar>
               <w:top w:w="105" w:type="dxa"/>
@@ -484,10 +478,9 @@
         </w:tc>
       </w:tr>
       <w:tr>
-        <w:trPr/>
         <w:tc>
           <w:tcPr>
-            <w:tcW w:type="dxa" w:w="2592"/>
+            <w:tcW w:type="dxa" w:w="2664"/>
             <w:vAlign w:val="center"/>
             <w:tcMar>
               <w:top w:w="105" w:type="dxa"/>
@@ -515,7 +508,7 @@
         </w:tc>
         <w:tc>
           <w:tcPr>
-            <w:tcW w:type="dxa" w:w="7776"/>
+            <w:tcW w:type="dxa" w:w="7704"/>
             <w:vAlign w:val="center"/>
             <w:tcMar>
               <w:top w:w="105" w:type="dxa"/>
@@ -543,10 +536,9 @@
         </w:tc>
       </w:tr>
       <w:tr>
-        <w:trPr/>
         <w:tc>
           <w:tcPr>
-            <w:tcW w:type="dxa" w:w="2592"/>
+            <w:tcW w:type="dxa" w:w="2664"/>
             <w:vAlign w:val="center"/>
             <w:tcMar>
               <w:top w:w="105" w:type="dxa"/>
@@ -575,7 +567,7 @@
         </w:tc>
         <w:tc>
           <w:tcPr>
-            <w:tcW w:type="dxa" w:w="7776"/>
+            <w:tcW w:type="dxa" w:w="7704"/>
             <w:vAlign w:val="center"/>
             <w:tcMar>
               <w:top w:w="105" w:type="dxa"/>
@@ -604,10 +596,9 @@
         </w:tc>
       </w:tr>
       <w:tr>
-        <w:trPr/>
         <w:tc>
           <w:tcPr>
-            <w:tcW w:type="dxa" w:w="2592"/>
+            <w:tcW w:type="dxa" w:w="2664"/>
             <w:vAlign w:val="center"/>
             <w:tcMar>
               <w:top w:w="105" w:type="dxa"/>
@@ -635,7 +626,7 @@
         </w:tc>
         <w:tc>
           <w:tcPr>
-            <w:tcW w:type="dxa" w:w="7776"/>
+            <w:tcW w:type="dxa" w:w="7704"/>
             <w:vAlign w:val="center"/>
             <w:tcMar>
               <w:top w:w="105" w:type="dxa"/>
@@ -675,7 +666,7 @@
           <w:color w:val="192D55"/>
           <w:sz w:val="25"/>
         </w:rPr>
-        <w:t>第二章　场景整体空间全貌、建筑结构与陈设细节全景详述</w:t>
+        <w:t>第二章　建筑空间格局、子区域拓扑、美术陈设与光影色温全景细描</w:t>
       </w:r>
     </w:p>
     <w:p>
@@ -773,17 +764,17 @@
     </w:p>
     <w:p>
       <w:pPr>
-        <w:spacing w:before="240" w:after="80" w:line="384" w:lineRule="auto"/>
+        <w:spacing w:before="160" w:after="80" w:line="384" w:lineRule="auto"/>
         <w:jc w:val="left"/>
       </w:pPr>
       <w:r>
         <w:rPr>
           <w:rFonts w:ascii="Arial" w:hAnsi="Arial" w:eastAsia="黑体"/>
           <w:b/>
-          <w:color w:val="192D55"/>
-          <w:sz w:val="25"/>
+          <w:color w:val="141414"/>
+          <w:sz w:val="22"/>
         </w:rPr>
-        <w:t>第三章　子空间功能分区、平面拓扑关系与多视角镜头动线全解</w:t>
+        <w:t>（四）子空间分区、标志性道具锚点与摄影机轴线调度总表</w:t>
       </w:r>
     </w:p>
     <w:tbl>
@@ -795,8 +786,9 @@
         <w:tblLook w:firstColumn="1" w:firstRow="1" w:lastColumn="0" w:lastRow="0" w:noHBand="0" w:noVBand="1" w:val="04A0"/>
       </w:tblPr>
       <w:tblGrid>
-        <w:gridCol w:w="5184"/>
-        <w:gridCol w:w="5184"/>
+        <w:gridCol w:w="3456"/>
+        <w:gridCol w:w="3456"/>
+        <w:gridCol w:w="3456"/>
       </w:tblGrid>
       <w:tr>
         <w:trPr>
@@ -805,7 +797,7 @@
         </w:trPr>
         <w:tc>
           <w:tcPr>
-            <w:tcW w:type="dxa" w:w="2664"/>
+            <w:tcW w:type="dxa" w:w="2376"/>
             <w:vAlign w:val="center"/>
             <w:tcMar>
               <w:top w:w="130" w:type="dxa"/>
@@ -828,13 +820,13 @@
                 <w:color w:val="FFFFFF"/>
                 <w:sz w:val="19"/>
               </w:rPr>
-              <w:t>子空间分区与方位坐标</w:t>
+              <w:t>子空间功能分区</w:t>
             </w:r>
           </w:p>
         </w:tc>
         <w:tc>
           <w:tcPr>
-            <w:tcW w:type="dxa" w:w="7704"/>
+            <w:tcW w:type="dxa" w:w="3384"/>
             <w:vAlign w:val="center"/>
             <w:tcMar>
               <w:top w:w="130" w:type="dxa"/>
@@ -857,16 +849,44 @@
                 <w:color w:val="FFFFFF"/>
                 <w:sz w:val="19"/>
               </w:rPr>
-              <w:t>标志性陈设道具、机位轴线与人物进出动线详解</w:t>
+              <w:t>标志性美术陈设与道具锚点</w:t>
+            </w:r>
+          </w:p>
+        </w:tc>
+        <w:tc>
+          <w:tcPr>
+            <w:tcW w:type="dxa" w:w="4608"/>
+            <w:vAlign w:val="center"/>
+            <w:tcMar>
+              <w:top w:w="130" w:type="dxa"/>
+              <w:bottom w:w="130" w:type="dxa"/>
+              <w:left w:w="150" w:type="dxa"/>
+              <w:right w:w="150" w:type="dxa"/>
+            </w:tcMar>
+            <w:shd w:fill="1F3864"/>
+          </w:tcPr>
+          <w:p>
+            <w:pPr>
+              <w:spacing w:before="40" w:after="40" w:line="312" w:lineRule="auto"/>
+              <w:jc w:val="center"/>
+            </w:pPr>
+            <w:r/>
+            <w:r>
+              <w:rPr>
+                <w:rFonts w:ascii="Arial" w:hAnsi="Arial" w:eastAsia="黑体"/>
+                <w:b/>
+                <w:color w:val="FFFFFF"/>
+                <w:sz w:val="19"/>
+              </w:rPr>
+              <w:t>镜头轴线设计与场面调度功能</w:t>
             </w:r>
           </w:p>
         </w:tc>
       </w:tr>
       <w:tr>
-        <w:trPr/>
         <w:tc>
           <w:tcPr>
-            <w:tcW w:type="dxa" w:w="2664"/>
+            <w:tcW w:type="dxa" w:w="2376"/>
             <w:vAlign w:val="center"/>
             <w:tcMar>
               <w:top w:w="105" w:type="dxa"/>
@@ -894,7 +914,7 @@
         </w:tc>
         <w:tc>
           <w:tcPr>
-            <w:tcW w:type="dxa" w:w="7704"/>
+            <w:tcW w:type="dxa" w:w="3384"/>
             <w:vAlign w:val="center"/>
             <w:tcMar>
               <w:top w:w="105" w:type="dxa"/>
@@ -916,21 +936,43 @@
                 <w:color w:val="191919"/>
                 <w:sz w:val="19"/>
               </w:rPr>
-              <w:t>【标志性美术陈设与道具锚点】</w:t>
-              <w:br/>
               <w:t>素色水泥双跑折梯、鲜红色金属扶手、浅灰绿油漆墙裙、501与502深红防盗门、春联与声控灯</w:t>
-              <w:br/>
-              <w:br/>
+            </w:r>
+          </w:p>
+        </w:tc>
+        <w:tc>
+          <w:tcPr>
+            <w:tcW w:type="dxa" w:w="4608"/>
+            <w:vAlign w:val="center"/>
+            <w:tcMar>
+              <w:top w:w="105" w:type="dxa"/>
+              <w:bottom w:w="105" w:type="dxa"/>
+              <w:left w:w="145" w:type="dxa"/>
+              <w:right w:w="145" w:type="dxa"/>
+            </w:tcMar>
+          </w:tcPr>
+          <w:p>
+            <w:pPr>
+              <w:spacing w:before="40" w:after="40" w:line="341" w:lineRule="auto"/>
+              <w:jc w:val="left"/>
+            </w:pPr>
+            <w:r/>
+            <w:r>
+              <w:rPr>
+                <w:rFonts w:ascii="Times New Roman" w:hAnsi="Times New Roman" w:eastAsia="宋体"/>
+                <w:b w:val="0"/>
+                <w:color w:val="191919"/>
+                <w:sz w:val="19"/>
+              </w:rPr>
               <w:t>【镜头轴线与动线功能】常采用楼梯井高位垂直俯拍（如EP01赵了22.6秒上楼）或501/502双门正反打对称构图；承担生日夜捡蓝盒太空蛋糕、赵了200元租手机、小雪送费秦门票、小雪说漏嘴菠萝汁被摔门及邻里邀饭功能</w:t>
             </w:r>
           </w:p>
         </w:tc>
       </w:tr>
       <w:tr>
-        <w:trPr/>
         <w:tc>
           <w:tcPr>
-            <w:tcW w:type="dxa" w:w="2664"/>
+            <w:tcW w:type="dxa" w:w="2376"/>
             <w:vAlign w:val="center"/>
             <w:tcMar>
               <w:top w:w="105" w:type="dxa"/>
@@ -959,7 +1001,7 @@
         </w:tc>
         <w:tc>
           <w:tcPr>
-            <w:tcW w:type="dxa" w:w="7704"/>
+            <w:tcW w:type="dxa" w:w="3384"/>
             <w:vAlign w:val="center"/>
             <w:tcMar>
               <w:top w:w="105" w:type="dxa"/>
@@ -982,21 +1024,44 @@
                 <w:color w:val="191919"/>
                 <w:sz w:val="19"/>
               </w:rPr>
-              <w:t>【标志性美术陈设与道具锚点】</w:t>
-              <w:br/>
               <w:t>“家和万事兴”十字绣、木鞋柜、碎花桌布实木餐桌、磨砂暖黄吊灯、长方形生态发光鱼缸</w:t>
-              <w:br/>
-              <w:br/>
+            </w:r>
+          </w:p>
+        </w:tc>
+        <w:tc>
+          <w:tcPr>
+            <w:tcW w:type="dxa" w:w="4608"/>
+            <w:vAlign w:val="center"/>
+            <w:tcMar>
+              <w:top w:w="105" w:type="dxa"/>
+              <w:bottom w:w="105" w:type="dxa"/>
+              <w:left w:w="145" w:type="dxa"/>
+              <w:right w:w="145" w:type="dxa"/>
+            </w:tcMar>
+            <w:shd w:fill="F7FAFC"/>
+          </w:tcPr>
+          <w:p>
+            <w:pPr>
+              <w:spacing w:before="40" w:after="40" w:line="341" w:lineRule="auto"/>
+              <w:jc w:val="left"/>
+            </w:pPr>
+            <w:r/>
+            <w:r>
+              <w:rPr>
+                <w:rFonts w:ascii="Times New Roman" w:hAnsi="Times New Roman" w:eastAsia="宋体"/>
+                <w:b w:val="0"/>
+                <w:color w:val="191919"/>
+                <w:sz w:val="19"/>
+              </w:rPr>
               <w:t>【镜头轴线与动线功能】以餐桌为中心建立360度环形群像轴线（35mm/50mm中近景交切），鱼缸作为前景或背景柔焦光源；承载EP01双蛋糕同框、EP03三代五人首次同桌家宴（桌底踩名片）、EP08父子吃泡面、EP22五口之家包饺子团圆宴</w:t>
             </w:r>
           </w:p>
         </w:tc>
       </w:tr>
       <w:tr>
-        <w:trPr/>
         <w:tc>
           <w:tcPr>
-            <w:tcW w:type="dxa" w:w="2664"/>
+            <w:tcW w:type="dxa" w:w="2376"/>
             <w:vAlign w:val="center"/>
             <w:tcMar>
               <w:top w:w="105" w:type="dxa"/>
@@ -1024,7 +1089,7 @@
         </w:tc>
         <w:tc>
           <w:tcPr>
-            <w:tcW w:type="dxa" w:w="7704"/>
+            <w:tcW w:type="dxa" w:w="3384"/>
             <w:vAlign w:val="center"/>
             <w:tcMar>
               <w:top w:w="105" w:type="dxa"/>
@@ -1046,21 +1111,43 @@
                 <w:color w:val="191919"/>
                 <w:sz w:val="19"/>
               </w:rPr>
-              <w:t>【标志性美术陈设与道具锚点】</w:t>
-              <w:br/>
               <w:t>木格磨砂毛玻璃推拉门、燃气灶台、墨绿绒布沙发、电视柜与博古架、五楼外阳台</w:t>
-              <w:br/>
-              <w:br/>
+            </w:r>
+          </w:p>
+        </w:tc>
+        <w:tc>
+          <w:tcPr>
+            <w:tcW w:type="dxa" w:w="4608"/>
+            <w:vAlign w:val="center"/>
+            <w:tcMar>
+              <w:top w:w="105" w:type="dxa"/>
+              <w:bottom w:w="105" w:type="dxa"/>
+              <w:left w:w="145" w:type="dxa"/>
+              <w:right w:w="145" w:type="dxa"/>
+            </w:tcMar>
+          </w:tcPr>
+          <w:p>
+            <w:pPr>
+              <w:spacing w:before="40" w:after="40" w:line="341" w:lineRule="auto"/>
+              <w:jc w:val="left"/>
+            </w:pPr>
+            <w:r/>
+            <w:r>
+              <w:rPr>
+                <w:rFonts w:ascii="Times New Roman" w:hAnsi="Times New Roman" w:eastAsia="宋体"/>
+                <w:b w:val="0"/>
+                <w:color w:val="191919"/>
+                <w:sz w:val="19"/>
+              </w:rPr>
               <w:t>【镜头轴线与动线功能】利用厨房毛玻璃制造景深遮挡与探头喜剧效果（EP22赵了煮散饺子、油锅爆响闹剧）；客厅与五楼阳台承载EP04赵父撕书抛撒纸屑、EP14全家看电视新闻鼓掌、EP16刘美奕练武侠台词</w:t>
             </w:r>
           </w:p>
         </w:tc>
       </w:tr>
       <w:tr>
-        <w:trPr/>
         <w:tc>
           <w:tcPr>
-            <w:tcW w:type="dxa" w:w="2664"/>
+            <w:tcW w:type="dxa" w:w="2376"/>
             <w:vAlign w:val="center"/>
             <w:tcMar>
               <w:top w:w="105" w:type="dxa"/>
@@ -1089,7 +1176,7 @@
         </w:tc>
         <w:tc>
           <w:tcPr>
-            <w:tcW w:type="dxa" w:w="7704"/>
+            <w:tcW w:type="dxa" w:w="3384"/>
             <w:vAlign w:val="center"/>
             <w:tcMar>
               <w:top w:w="105" w:type="dxa"/>
@@ -1112,11 +1199,35 @@
                 <w:color w:val="191919"/>
                 <w:sz w:val="19"/>
               </w:rPr>
-              <w:t>【标志性美术陈设与道具锚点】</w:t>
-              <w:br/>
               <w:t>单人床与双铃闹钟、Windows XP电脑桌、太阳系行星模型、满墙千禧年海报、临街推拉外窗</w:t>
-              <w:br/>
-              <w:br/>
+            </w:r>
+          </w:p>
+        </w:tc>
+        <w:tc>
+          <w:tcPr>
+            <w:tcW w:type="dxa" w:w="4608"/>
+            <w:vAlign w:val="center"/>
+            <w:tcMar>
+              <w:top w:w="105" w:type="dxa"/>
+              <w:bottom w:w="105" w:type="dxa"/>
+              <w:left w:w="145" w:type="dxa"/>
+              <w:right w:w="145" w:type="dxa"/>
+            </w:tcMar>
+            <w:shd w:fill="F7FAFC"/>
+          </w:tcPr>
+          <w:p>
+            <w:pPr>
+              <w:spacing w:before="40" w:after="40" w:line="341" w:lineRule="auto"/>
+              <w:jc w:val="left"/>
+            </w:pPr>
+            <w:r/>
+            <w:r>
+              <w:rPr>
+                <w:rFonts w:ascii="Times New Roman" w:hAnsi="Times New Roman" w:eastAsia="宋体"/>
+                <w:b w:val="0"/>
+                <w:color w:val="191919"/>
+                <w:sz w:val="19"/>
+              </w:rPr>
               <w:t>【镜头轴线与动线功能】书桌台灯形成局部暖光包裹少年特写，临街外窗构成“楼上卧室俯视⇄楼下街面仰视”的垂直对话轴线（EP12与荀未来对话、EP21冲楼下小雪喊给钱）；承载拆生日书包、QQ隐身、记账本、EP23杂志被清、EP24艺考与高考查分</w:t>
             </w:r>
           </w:p>
@@ -1135,7 +1246,7 @@
           <w:color w:val="192D55"/>
           <w:sz w:val="25"/>
         </w:rPr>
-        <w:t>第四章　跨时期/三篇章视觉演变、光影色温体系与视听调度深度解析</w:t>
+        <w:t>第三章　空间心理隐喻与三篇章（白昼·黄昏·黑夜）光影叙事演进</w:t>
       </w:r>
     </w:p>
     <w:p>
@@ -1228,7 +1339,7 @@
           <w:color w:val="141414"/>
           <w:sz w:val="21"/>
         </w:rPr>
-        <w:t>在黑夜篇EP22501室迎来了全剧情感浓度最高的高潮——在3200K暖黄餐吊灯与“家和万事兴”十字绣的映照下，赵东来、刘美奕与16岁赵左右、41岁荀未来、66岁赵了围坐包饺子。厨房里三代儿子手忙脚乱引燃火苗的喜剧闹剧，与餐桌上刘美奕对荀未来说出“家是避风港，不是凯旋门”、赵了含泪喝肉丸子汤的催泪温情交织在一起。经历EP23时空修正（卧室里《三人行》杂志与未来日历被清走）及EP24高考查分调剂后，2012年冬大三寒假，501室依然用最温暖的灯光迎接回归的少年。</w:t>
+        <w:t>在黑夜篇EP22，501室迎来了全剧情感浓度最高的高潮——在3200K暖黄餐吊灯与“家和万事兴”十字绣的映照下，赵东来、刘美奕与16岁赵左右、41岁荀未来、66岁赵了围坐包饺子。厨房里三代儿子手忙脚乱引燃火苗的喜剧闹剧，与餐桌上刘美奕对荀未来说出“家是避风港，不是凯旋门”、赵了含泪喝肉丸子汤的催泪温情交织在一起。经历EP23时空修正（卧室里《三人行》杂志与未来日历被清走）及EP24高考查分调剂后，2012年冬大三寒假，501室依然用最温暖的灯光迎接回归的少年。</w:t>
       </w:r>
     </w:p>
     <w:p>
@@ -1243,7 +1354,7 @@
           <w:color w:val="192D55"/>
           <w:sz w:val="25"/>
         </w:rPr>
-        <w:t>第五章　全剧发生于本场景的核心戏剧事件与名场面完整纪实</w:t>
+        <w:t>第四章　本场景在全剧24集中的核心戏剧事件、场面调度与名场面完整纪实</w:t>
       </w:r>
     </w:p>
     <w:p>
@@ -1274,7 +1385,7 @@
           <w:color w:val="141414"/>
           <w:sz w:val="21"/>
         </w:rPr>
-        <w:t>2008年1月21日晚，赵左右在五楼楼梯间501门口发现41岁荀未来留下的蓝盒宇航员太空蛋糕，进屋后父亲赵东来又拎回打折蛋糕，荀未来登门与一家三口首次同桌；深夜赵左右在卧室拆开罗爱文与陈明塞在书包里的生日礼物，坚定选文科初心。</w:t>
+        <w:t>2008年1月21日晚，赵左右在五楼楼梯间501门口发现66岁赵了悄悄留下的蓝盒宇航员太空蛋糕（被小赵误以为是荀未来所送），进屋后父亲赵东来又拎回打折蛋糕，荀未来登门与一家三口首次同桌；深夜赵左右在卧室拆开罗爱文与陈明塞在书包里的生日礼物，坚定选文科初心。</w:t>
       </w:r>
     </w:p>
     <w:p>
